--- a/data/outputs/v2/Essential_Mathematics/SS3.2_Probability_I/Essential_Mathematics_Probability_I_CBE_LessonSequence.docx
+++ b/data/outputs/v2/Essential_Mathematics/SS3.2_Probability_I/Essential_Mathematics_Probability_I_CBE_LessonSequence.docx
@@ -3075,32 +3075,32 @@
         <w:tc>
           <w:tcPr>
             <w:tcW w:type="dxa" w:w="1520"/>
-            <w:shd w:fill="F2F2F2" w:color="auto" w:val="clear"/>
-            <w:tcMar>
-              <w:top w:type="dxa" w:w="60"/>
-              <w:left w:type="dxa" w:w="120"/>
-              <w:bottom w:type="dxa" w:w="60"/>
-              <w:right w:type="dxa" w:w="120"/>
-            </w:tcMar>
-            <w:vAlign w:val="top"/>
-          </w:tcPr>
-          <w:p>
-            <w:pPr>
-              <w:spacing w:after="40" w:before="0"/>
-              <w:jc w:val="left"/>
-            </w:pPr>
-            <w:r>
-              <w:rPr>
-                <w:rFonts w:ascii="Arial" w:cs="Arial" w:eastAsia="Arial" w:hAnsi="Arial"/>
-                <w:b/>
-                <w:bCs/>
-                <w:i w:val="false"/>
-                <w:iCs w:val="false"/>
-                <w:color w:val="000000"/>
-                <w:sz w:val="18"/>
-                <w:szCs w:val="18"/>
-              </w:rPr>
-              <w:t xml:space="preserve">Phase 1 — PREDICT: What Do You Think Chance Means?</w:t>
+            <w:shd w:fill="EAD1F5" w:color="auto" w:val="clear"/>
+            <w:tcMar>
+              <w:top w:type="dxa" w:w="60"/>
+              <w:left w:type="dxa" w:w="120"/>
+              <w:bottom w:type="dxa" w:w="60"/>
+              <w:right w:type="dxa" w:w="120"/>
+            </w:tcMar>
+            <w:vAlign w:val="top"/>
+          </w:tcPr>
+          <w:p>
+            <w:pPr>
+              <w:spacing w:after="40" w:before="0"/>
+              <w:jc w:val="left"/>
+            </w:pPr>
+            <w:r>
+              <w:rPr>
+                <w:rFonts w:ascii="Arial" w:cs="Arial" w:eastAsia="Arial" w:hAnsi="Arial"/>
+                <w:b/>
+                <w:bCs/>
+                <w:i w:val="false"/>
+                <w:iCs w:val="false"/>
+                <w:color w:val="000000"/>
+                <w:sz w:val="18"/>
+                <w:szCs w:val="18"/>
+              </w:rPr>
+              <w:t xml:space="preserve">Predict Phase</w:t>
             </w:r>
           </w:p>
           <w:p>
@@ -3123,7 +3123,7 @@
             <w:pPr>
               <w:spacing w:after="20" w:before="0"/>
             </w:pPr>
-            <w:hyperlink w:history="1" r:id="rIdkauetpxblzshzou0tlfxl">
+            <w:hyperlink w:history="1" r:id="rIdadhuewqtptcmxynic4_xx">
               <w:r>
                 <w:rPr>
                   <w:rFonts w:ascii="Arial" w:cs="Arial" w:eastAsia="Arial" w:hAnsi="Arial"/>
@@ -3156,7 +3156,7 @@
               <w:spacing w:after="10" w:before="0"/>
               <w:ind w:left="120"/>
             </w:pPr>
-            <w:hyperlink w:history="1" r:id="rId8eoczfgipecpliuteqnwg">
+            <w:hyperlink w:history="1" r:id="rIdwguejcr7f6qeojwwwifgm">
               <w:r>
                 <w:rPr>
                   <w:rFonts w:ascii="Arial" w:cs="Arial" w:eastAsia="Arial" w:hAnsi="Arial"/>
@@ -3201,7 +3201,7 @@
             <w:pPr>
               <w:spacing w:after="20" w:before="0"/>
             </w:pPr>
-            <w:hyperlink w:history="1" r:id="rIdeax_d87rnnbxib_gybnck">
+            <w:hyperlink w:history="1" r:id="rIdxfa0ggwn-9rfsy8d02dc-">
               <w:r>
                 <w:rPr>
                   <w:rFonts w:ascii="Arial" w:cs="Arial" w:eastAsia="Arial" w:hAnsi="Arial"/>
@@ -3234,7 +3234,7 @@
               <w:spacing w:after="10" w:before="0"/>
               <w:ind w:left="120"/>
             </w:pPr>
-            <w:hyperlink w:history="1" r:id="rIdn2zqeuxuzcoy73qij7lis">
+            <w:hyperlink w:history="1" r:id="rIdm-r3q7olw90cppqca6y95">
               <w:r>
                 <w:rPr>
                   <w:rFonts w:ascii="Arial" w:cs="Arial" w:eastAsia="Arial" w:hAnsi="Arial"/>
@@ -3381,32 +3381,32 @@
         <w:tc>
           <w:tcPr>
             <w:tcW w:type="dxa" w:w="1520"/>
-            <w:shd w:fill="F2F2F2" w:color="auto" w:val="clear"/>
-            <w:tcMar>
-              <w:top w:type="dxa" w:w="60"/>
-              <w:left w:type="dxa" w:w="120"/>
-              <w:bottom w:type="dxa" w:w="60"/>
-              <w:right w:type="dxa" w:w="120"/>
-            </w:tcMar>
-            <w:vAlign w:val="top"/>
-          </w:tcPr>
-          <w:p>
-            <w:pPr>
-              <w:spacing w:after="40" w:before="0"/>
-              <w:jc w:val="left"/>
-            </w:pPr>
-            <w:r>
-              <w:rPr>
-                <w:rFonts w:ascii="Arial" w:cs="Arial" w:eastAsia="Arial" w:hAnsi="Arial"/>
-                <w:b/>
-                <w:bCs/>
-                <w:i w:val="false"/>
-                <w:iCs w:val="false"/>
-                <w:color w:val="000000"/>
-                <w:sz w:val="18"/>
-                <w:szCs w:val="18"/>
-              </w:rPr>
-              <w:t xml:space="preserve">Phase 2 — OBSERVE: The 10-Shilling Coin Experiment</w:t>
+            <w:shd w:fill="D9EEF1" w:color="auto" w:val="clear"/>
+            <w:tcMar>
+              <w:top w:type="dxa" w:w="60"/>
+              <w:left w:type="dxa" w:w="120"/>
+              <w:bottom w:type="dxa" w:w="60"/>
+              <w:right w:type="dxa" w:w="120"/>
+            </w:tcMar>
+            <w:vAlign w:val="top"/>
+          </w:tcPr>
+          <w:p>
+            <w:pPr>
+              <w:spacing w:after="40" w:before="0"/>
+              <w:jc w:val="left"/>
+            </w:pPr>
+            <w:r>
+              <w:rPr>
+                <w:rFonts w:ascii="Arial" w:cs="Arial" w:eastAsia="Arial" w:hAnsi="Arial"/>
+                <w:b/>
+                <w:bCs/>
+                <w:i w:val="false"/>
+                <w:iCs w:val="false"/>
+                <w:color w:val="000000"/>
+                <w:sz w:val="18"/>
+                <w:szCs w:val="18"/>
+              </w:rPr>
+              <w:t xml:space="preserve">Observe Phase</w:t>
             </w:r>
           </w:p>
           <w:p>
@@ -3429,7 +3429,7 @@
             <w:pPr>
               <w:spacing w:after="20" w:before="0"/>
             </w:pPr>
-            <w:hyperlink w:history="1" r:id="rIdfmz1adscypenoec5aq95x">
+            <w:hyperlink w:history="1" r:id="rId4wr3rdtgcdw8w50inv8zd">
               <w:r>
                 <w:rPr>
                   <w:rFonts w:ascii="Arial" w:cs="Arial" w:eastAsia="Arial" w:hAnsi="Arial"/>
@@ -3462,7 +3462,7 @@
               <w:spacing w:after="10" w:before="0"/>
               <w:ind w:left="120"/>
             </w:pPr>
-            <w:hyperlink w:history="1" r:id="rId9of5jtndhwlk94na5qlbv">
+            <w:hyperlink w:history="1" r:id="rId0bschd4mmjrkem9bft7jx">
               <w:r>
                 <w:rPr>
                   <w:rFonts w:ascii="Arial" w:cs="Arial" w:eastAsia="Arial" w:hAnsi="Arial"/>
@@ -3507,7 +3507,7 @@
             <w:pPr>
               <w:spacing w:after="20" w:before="0"/>
             </w:pPr>
-            <w:hyperlink w:history="1" r:id="rIddpp5rorf0zmizodg2qao8">
+            <w:hyperlink w:history="1" r:id="rIdzzclqc21vwcg9uwu_1thp">
               <w:r>
                 <w:rPr>
                   <w:rFonts w:ascii="Arial" w:cs="Arial" w:eastAsia="Arial" w:hAnsi="Arial"/>
@@ -3540,7 +3540,7 @@
               <w:spacing w:after="10" w:before="0"/>
               <w:ind w:left="120"/>
             </w:pPr>
-            <w:hyperlink w:history="1" r:id="rIdfgjpwdwupj7qyuko86wnr">
+            <w:hyperlink w:history="1" r:id="rIdfsfbql7nq16hwojmdlbsx">
               <w:r>
                 <w:rPr>
                   <w:rFonts w:ascii="Arial" w:cs="Arial" w:eastAsia="Arial" w:hAnsi="Arial"/>
@@ -3687,32 +3687,32 @@
         <w:tc>
           <w:tcPr>
             <w:tcW w:type="dxa" w:w="1520"/>
-            <w:shd w:fill="F2F2F2" w:color="auto" w:val="clear"/>
-            <w:tcMar>
-              <w:top w:type="dxa" w:w="60"/>
-              <w:left w:type="dxa" w:w="120"/>
-              <w:bottom w:type="dxa" w:w="60"/>
-              <w:right w:type="dxa" w:w="120"/>
-            </w:tcMar>
-            <w:vAlign w:val="top"/>
-          </w:tcPr>
-          <w:p>
-            <w:pPr>
-              <w:spacing w:after="40" w:before="0"/>
-              <w:jc w:val="left"/>
-            </w:pPr>
-            <w:r>
-              <w:rPr>
-                <w:rFonts w:ascii="Arial" w:cs="Arial" w:eastAsia="Arial" w:hAnsi="Arial"/>
-                <w:b/>
-                <w:bCs/>
-                <w:i w:val="false"/>
-                <w:iCs w:val="false"/>
-                <w:color w:val="000000"/>
-                <w:sz w:val="18"/>
-                <w:szCs w:val="18"/>
-              </w:rPr>
-              <w:t xml:space="preserve">Phase 3 — EXPLAIN: Sensemaking — Why Does the Maths Disagree With the Fan?</w:t>
+            <w:shd w:fill="E2EFDA" w:color="auto" w:val="clear"/>
+            <w:tcMar>
+              <w:top w:type="dxa" w:w="60"/>
+              <w:left w:type="dxa" w:w="120"/>
+              <w:bottom w:type="dxa" w:w="60"/>
+              <w:right w:type="dxa" w:w="120"/>
+            </w:tcMar>
+            <w:vAlign w:val="top"/>
+          </w:tcPr>
+          <w:p>
+            <w:pPr>
+              <w:spacing w:after="40" w:before="0"/>
+              <w:jc w:val="left"/>
+            </w:pPr>
+            <w:r>
+              <w:rPr>
+                <w:rFonts w:ascii="Arial" w:cs="Arial" w:eastAsia="Arial" w:hAnsi="Arial"/>
+                <w:b/>
+                <w:bCs/>
+                <w:i w:val="false"/>
+                <w:iCs w:val="false"/>
+                <w:color w:val="000000"/>
+                <w:sz w:val="18"/>
+                <w:szCs w:val="18"/>
+              </w:rPr>
+              <w:t xml:space="preserve">Explain Phase</w:t>
             </w:r>
           </w:p>
           <w:p>
@@ -3735,7 +3735,7 @@
             <w:pPr>
               <w:spacing w:after="20" w:before="0"/>
             </w:pPr>
-            <w:hyperlink w:history="1" r:id="rId_d-swrbsziwpmocm468o5">
+            <w:hyperlink w:history="1" r:id="rIdttxzspgjsacg4uoxecmki">
               <w:r>
                 <w:rPr>
                   <w:rFonts w:ascii="Arial" w:cs="Arial" w:eastAsia="Arial" w:hAnsi="Arial"/>
@@ -3768,7 +3768,7 @@
               <w:spacing w:after="10" w:before="0"/>
               <w:ind w:left="120"/>
             </w:pPr>
-            <w:hyperlink w:history="1" r:id="rIdp2splwgsrs4kg7q6pul9o">
+            <w:hyperlink w:history="1" r:id="rIdik5f-vmu9iaqeeoh7wlry">
               <w:r>
                 <w:rPr>
                   <w:rFonts w:ascii="Arial" w:cs="Arial" w:eastAsia="Arial" w:hAnsi="Arial"/>
@@ -3813,7 +3813,7 @@
             <w:pPr>
               <w:spacing w:after="20" w:before="0"/>
             </w:pPr>
-            <w:hyperlink w:history="1" r:id="rIdzf4mclce4d0unyrihjr8v">
+            <w:hyperlink w:history="1" r:id="rIdixhgbr_1hzcd9myfg2zwq">
               <w:r>
                 <w:rPr>
                   <w:rFonts w:ascii="Arial" w:cs="Arial" w:eastAsia="Arial" w:hAnsi="Arial"/>
@@ -3846,7 +3846,7 @@
               <w:spacing w:after="10" w:before="0"/>
               <w:ind w:left="120"/>
             </w:pPr>
-            <w:hyperlink w:history="1" r:id="rIdimuldwcbr6s9q4c4pppgy">
+            <w:hyperlink w:history="1" r:id="rIdcy4uronhnzzjx-nt_zwae">
               <w:r>
                 <w:rPr>
                   <w:rFonts w:ascii="Arial" w:cs="Arial" w:eastAsia="Arial" w:hAnsi="Arial"/>
@@ -3993,32 +3993,32 @@
         <w:tc>
           <w:tcPr>
             <w:tcW w:type="dxa" w:w="1520"/>
-            <w:shd w:fill="F2F2F2" w:color="auto" w:val="clear"/>
-            <w:tcMar>
-              <w:top w:type="dxa" w:w="60"/>
-              <w:left w:type="dxa" w:w="120"/>
-              <w:bottom w:type="dxa" w:w="60"/>
-              <w:right w:type="dxa" w:w="120"/>
-            </w:tcMar>
-            <w:vAlign w:val="top"/>
-          </w:tcPr>
-          <w:p>
-            <w:pPr>
-              <w:spacing w:after="40" w:before="0"/>
-              <w:jc w:val="left"/>
-            </w:pPr>
-            <w:r>
-              <w:rPr>
-                <w:rFonts w:ascii="Arial" w:cs="Arial" w:eastAsia="Arial" w:hAnsi="Arial"/>
-                <w:b/>
-                <w:bCs/>
-                <w:i w:val="false"/>
-                <w:iCs w:val="false"/>
-                <w:color w:val="000000"/>
-                <w:sz w:val="18"/>
-                <w:szCs w:val="18"/>
-              </w:rPr>
-              <w:t xml:space="preserve">Phase 4 — DRIVING QUESTION BOARD (DQB): Opening Our Record of Understanding</w:t>
+            <w:shd w:fill="FCE4D6" w:color="auto" w:val="clear"/>
+            <w:tcMar>
+              <w:top w:type="dxa" w:w="60"/>
+              <w:left w:type="dxa" w:w="120"/>
+              <w:bottom w:type="dxa" w:w="60"/>
+              <w:right w:type="dxa" w:w="120"/>
+            </w:tcMar>
+            <w:vAlign w:val="top"/>
+          </w:tcPr>
+          <w:p>
+            <w:pPr>
+              <w:spacing w:after="40" w:before="0"/>
+              <w:jc w:val="left"/>
+            </w:pPr>
+            <w:r>
+              <w:rPr>
+                <w:rFonts w:ascii="Arial" w:cs="Arial" w:eastAsia="Arial" w:hAnsi="Arial"/>
+                <w:b/>
+                <w:bCs/>
+                <w:i w:val="false"/>
+                <w:iCs w:val="false"/>
+                <w:color w:val="000000"/>
+                <w:sz w:val="18"/>
+                <w:szCs w:val="18"/>
+              </w:rPr>
+              <w:t xml:space="preserve">Driving Question Board (DQB) Creation</w:t>
             </w:r>
           </w:p>
           <w:p>
@@ -4041,7 +4041,7 @@
             <w:pPr>
               <w:spacing w:after="20" w:before="0"/>
             </w:pPr>
-            <w:hyperlink w:history="1" r:id="rId7gt2wgf6saawxcgprm4yy">
+            <w:hyperlink w:history="1" r:id="rIdwtqwi9z3khrlig1u5o1pi">
               <w:r>
                 <w:rPr>
                   <w:rFonts w:ascii="Arial" w:cs="Arial" w:eastAsia="Arial" w:hAnsi="Arial"/>
@@ -4074,7 +4074,7 @@
               <w:spacing w:after="10" w:before="0"/>
               <w:ind w:left="120"/>
             </w:pPr>
-            <w:hyperlink w:history="1" r:id="rId8xkkdq--epvwfaeshs6w2">
+            <w:hyperlink w:history="1" r:id="rIdtyyyc2e0dm_ivyf_wlma6">
               <w:r>
                 <w:rPr>
                   <w:rFonts w:ascii="Arial" w:cs="Arial" w:eastAsia="Arial" w:hAnsi="Arial"/>
@@ -4119,7 +4119,7 @@
             <w:pPr>
               <w:spacing w:after="20" w:before="0"/>
             </w:pPr>
-            <w:hyperlink w:history="1" r:id="rIdhev6ce2qlyohs6kx5mgef">
+            <w:hyperlink w:history="1" r:id="rId4r60mguyq0ckbcpevuw9h">
               <w:r>
                 <w:rPr>
                   <w:rFonts w:ascii="Arial" w:cs="Arial" w:eastAsia="Arial" w:hAnsi="Arial"/>
@@ -4152,7 +4152,7 @@
               <w:spacing w:after="10" w:before="0"/>
               <w:ind w:left="120"/>
             </w:pPr>
-            <w:hyperlink w:history="1" r:id="rIdoykgjfyuurpkzgzh3qozg">
+            <w:hyperlink w:history="1" r:id="rId_lsl_ynzzriraepm47q44">
               <w:r>
                 <w:rPr>
                   <w:rFonts w:ascii="Arial" w:cs="Arial" w:eastAsia="Arial" w:hAnsi="Arial"/>
@@ -4299,32 +4299,32 @@
         <w:tc>
           <w:tcPr>
             <w:tcW w:type="dxa" w:w="1520"/>
-            <w:shd w:fill="F2F2F2" w:color="auto" w:val="clear"/>
-            <w:tcMar>
-              <w:top w:type="dxa" w:w="60"/>
-              <w:left w:type="dxa" w:w="120"/>
-              <w:bottom w:type="dxa" w:w="60"/>
-              <w:right w:type="dxa" w:w="120"/>
-            </w:tcMar>
-            <w:vAlign w:val="top"/>
-          </w:tcPr>
-          <w:p>
-            <w:pPr>
-              <w:spacing w:after="40" w:before="0"/>
-              <w:jc w:val="left"/>
-            </w:pPr>
-            <w:r>
-              <w:rPr>
-                <w:rFonts w:ascii="Arial" w:cs="Arial" w:eastAsia="Arial" w:hAnsi="Arial"/>
-                <w:b/>
-                <w:bCs/>
-                <w:i w:val="false"/>
-                <w:iCs w:val="false"/>
-                <w:color w:val="000000"/>
-                <w:sz w:val="18"/>
-                <w:szCs w:val="18"/>
-              </w:rPr>
-              <w:t xml:space="preserve">Phase 5 — MODEL BUILDING: First Draft — Mapping the Phenomenon</w:t>
+            <w:shd w:fill="D5E8F0" w:color="auto" w:val="clear"/>
+            <w:tcMar>
+              <w:top w:type="dxa" w:w="60"/>
+              <w:left w:type="dxa" w:w="120"/>
+              <w:bottom w:type="dxa" w:w="60"/>
+              <w:right w:type="dxa" w:w="120"/>
+            </w:tcMar>
+            <w:vAlign w:val="top"/>
+          </w:tcPr>
+          <w:p>
+            <w:pPr>
+              <w:spacing w:after="40" w:before="0"/>
+              <w:jc w:val="left"/>
+            </w:pPr>
+            <w:r>
+              <w:rPr>
+                <w:rFonts w:ascii="Arial" w:cs="Arial" w:eastAsia="Arial" w:hAnsi="Arial"/>
+                <w:b/>
+                <w:bCs/>
+                <w:i w:val="false"/>
+                <w:iCs w:val="false"/>
+                <w:color w:val="000000"/>
+                <w:sz w:val="18"/>
+                <w:szCs w:val="18"/>
+              </w:rPr>
+              <w:t xml:space="preserve">Model Building Phase</w:t>
             </w:r>
           </w:p>
           <w:p>
@@ -4347,7 +4347,7 @@
             <w:pPr>
               <w:spacing w:after="20" w:before="0"/>
             </w:pPr>
-            <w:hyperlink w:history="1" r:id="rIds8cqoesbx13lecpjwzqrl">
+            <w:hyperlink w:history="1" r:id="rIdha53h_ke6h8ikforgehlc">
               <w:r>
                 <w:rPr>
                   <w:rFonts w:ascii="Arial" w:cs="Arial" w:eastAsia="Arial" w:hAnsi="Arial"/>
@@ -4380,7 +4380,7 @@
               <w:spacing w:after="10" w:before="0"/>
               <w:ind w:left="120"/>
             </w:pPr>
-            <w:hyperlink w:history="1" r:id="rIdqtdk2em8mxpkt3xrrw5sf">
+            <w:hyperlink w:history="1" r:id="rIdooejpaeczccxkjgzpw4oe">
               <w:r>
                 <w:rPr>
                   <w:rFonts w:ascii="Arial" w:cs="Arial" w:eastAsia="Arial" w:hAnsi="Arial"/>
@@ -4425,7 +4425,7 @@
             <w:pPr>
               <w:spacing w:after="20" w:before="0"/>
             </w:pPr>
-            <w:hyperlink w:history="1" r:id="rIdnm_xabj2snwpuhw3rvgyt">
+            <w:hyperlink w:history="1" r:id="rIdhwkgnsdibqjb38atgukdg">
               <w:r>
                 <w:rPr>
                   <w:rFonts w:ascii="Arial" w:cs="Arial" w:eastAsia="Arial" w:hAnsi="Arial"/>
@@ -4458,7 +4458,7 @@
               <w:spacing w:after="10" w:before="0"/>
               <w:ind w:left="120"/>
             </w:pPr>
-            <w:hyperlink w:history="1" r:id="rId90zchmd8ozjdfammnmmxr">
+            <w:hyperlink w:history="1" r:id="rIdzvlqhcntuvzq7zq6ghwft">
               <w:r>
                 <w:rPr>
                   <w:rFonts w:ascii="Arial" w:cs="Arial" w:eastAsia="Arial" w:hAnsi="Arial"/>
@@ -5945,7 +5945,7 @@
             <w:pPr>
               <w:spacing w:after="20" w:before="0"/>
             </w:pPr>
-            <w:hyperlink w:history="1" r:id="rIdlslx6ed91nntal8fg1hrq">
+            <w:hyperlink w:history="1" r:id="rIdjteiqmb6iohy_akvx3s1_">
               <w:r>
                 <w:rPr>
                   <w:rFonts w:ascii="Arial" w:cs="Arial" w:eastAsia="Arial" w:hAnsi="Arial"/>
@@ -5978,7 +5978,7 @@
               <w:spacing w:after="10" w:before="0"/>
               <w:ind w:left="120"/>
             </w:pPr>
-            <w:hyperlink w:history="1" r:id="rId1zajj4ruznkczch7gp_tj">
+            <w:hyperlink w:history="1" r:id="rIdimyci7vq2d6p0wcvmdc1n">
               <w:r>
                 <w:rPr>
                   <w:rFonts w:ascii="Arial" w:cs="Arial" w:eastAsia="Arial" w:hAnsi="Arial"/>
@@ -6023,7 +6023,7 @@
             <w:pPr>
               <w:spacing w:after="20" w:before="0"/>
             </w:pPr>
-            <w:hyperlink w:history="1" r:id="rId6hmilg5jhv7vn_eif1ayl">
+            <w:hyperlink w:history="1" r:id="rIdnunjp2bwwwlunin43ih4q">
               <w:r>
                 <w:rPr>
                   <w:rFonts w:ascii="Arial" w:cs="Arial" w:eastAsia="Arial" w:hAnsi="Arial"/>
@@ -6056,7 +6056,7 @@
               <w:spacing w:after="10" w:before="0"/>
               <w:ind w:left="120"/>
             </w:pPr>
-            <w:hyperlink w:history="1" r:id="rIdnobeubh7x7srxwcdapht4">
+            <w:hyperlink w:history="1" r:id="rIdd-8p82wluc-r5khguecdx">
               <w:r>
                 <w:rPr>
                   <w:rFonts w:ascii="Arial" w:cs="Arial" w:eastAsia="Arial" w:hAnsi="Arial"/>
@@ -6251,7 +6251,7 @@
             <w:pPr>
               <w:spacing w:after="20" w:before="0"/>
             </w:pPr>
-            <w:hyperlink w:history="1" r:id="rIdj-6eksm49k56tbtjpy1xl">
+            <w:hyperlink w:history="1" r:id="rId78xalxlarlomxme1f1v1e">
               <w:r>
                 <w:rPr>
                   <w:rFonts w:ascii="Arial" w:cs="Arial" w:eastAsia="Arial" w:hAnsi="Arial"/>
@@ -6284,7 +6284,7 @@
               <w:spacing w:after="10" w:before="0"/>
               <w:ind w:left="120"/>
             </w:pPr>
-            <w:hyperlink w:history="1" r:id="rIdcljjole3alnes9pbajdu0">
+            <w:hyperlink w:history="1" r:id="rId2badbkq9x1e_jvqp6579k">
               <w:r>
                 <w:rPr>
                   <w:rFonts w:ascii="Arial" w:cs="Arial" w:eastAsia="Arial" w:hAnsi="Arial"/>
@@ -6329,7 +6329,7 @@
             <w:pPr>
               <w:spacing w:after="20" w:before="0"/>
             </w:pPr>
-            <w:hyperlink w:history="1" r:id="rIdqtnckywuqco_c9-kz5nj4">
+            <w:hyperlink w:history="1" r:id="rIdihubkeq2do8__bis5qb-p">
               <w:r>
                 <w:rPr>
                   <w:rFonts w:ascii="Arial" w:cs="Arial" w:eastAsia="Arial" w:hAnsi="Arial"/>
@@ -6362,7 +6362,7 @@
               <w:spacing w:after="10" w:before="0"/>
               <w:ind w:left="120"/>
             </w:pPr>
-            <w:hyperlink w:history="1" r:id="rIdeqclucvtsbz40_2uhdzto">
+            <w:hyperlink w:history="1" r:id="rId_lx_mdg4-j1nn4h1or38r">
               <w:r>
                 <w:rPr>
                   <w:rFonts w:ascii="Arial" w:cs="Arial" w:eastAsia="Arial" w:hAnsi="Arial"/>
@@ -6557,7 +6557,7 @@
             <w:pPr>
               <w:spacing w:after="20" w:before="0"/>
             </w:pPr>
-            <w:hyperlink w:history="1" r:id="rIdgmnbf9mo99oipktn3o4uw">
+            <w:hyperlink w:history="1" r:id="rIdgjoc8_m2chyqgaizlp_61">
               <w:r>
                 <w:rPr>
                   <w:rFonts w:ascii="Arial" w:cs="Arial" w:eastAsia="Arial" w:hAnsi="Arial"/>
@@ -6590,7 +6590,7 @@
               <w:spacing w:after="10" w:before="0"/>
               <w:ind w:left="120"/>
             </w:pPr>
-            <w:hyperlink w:history="1" r:id="rIdznumjmmyxaavtw8x0ix-t">
+            <w:hyperlink w:history="1" r:id="rId82tgjdbj28kclp8khsd80">
               <w:r>
                 <w:rPr>
                   <w:rFonts w:ascii="Arial" w:cs="Arial" w:eastAsia="Arial" w:hAnsi="Arial"/>
@@ -6635,7 +6635,7 @@
             <w:pPr>
               <w:spacing w:after="20" w:before="0"/>
             </w:pPr>
-            <w:hyperlink w:history="1" r:id="rIdlt-cogdjvxttt_lekiahn">
+            <w:hyperlink w:history="1" r:id="rIdk1lk-mcsfpsb043nvw_1v">
               <w:r>
                 <w:rPr>
                   <w:rFonts w:ascii="Arial" w:cs="Arial" w:eastAsia="Arial" w:hAnsi="Arial"/>
@@ -6668,7 +6668,7 @@
               <w:spacing w:after="10" w:before="0"/>
               <w:ind w:left="120"/>
             </w:pPr>
-            <w:hyperlink w:history="1" r:id="rId07welo_x347i6wj5duqn9">
+            <w:hyperlink w:history="1" r:id="rIdtmyqh-_bj_jlovoftimta">
               <w:r>
                 <w:rPr>
                   <w:rFonts w:ascii="Arial" w:cs="Arial" w:eastAsia="Arial" w:hAnsi="Arial"/>
@@ -6863,7 +6863,7 @@
             <w:pPr>
               <w:spacing w:after="20" w:before="0"/>
             </w:pPr>
-            <w:hyperlink w:history="1" r:id="rIdshjyd3ardttlevof8bw5s">
+            <w:hyperlink w:history="1" r:id="rIdjm5qf1ui1hwbuybcbbqic">
               <w:r>
                 <w:rPr>
                   <w:rFonts w:ascii="Arial" w:cs="Arial" w:eastAsia="Arial" w:hAnsi="Arial"/>
@@ -6896,7 +6896,7 @@
               <w:spacing w:after="10" w:before="0"/>
               <w:ind w:left="120"/>
             </w:pPr>
-            <w:hyperlink w:history="1" r:id="rId4xls_lg6vrflqr9nf9rke">
+            <w:hyperlink w:history="1" r:id="rIdrxreqqigjsa29s_n7olq9">
               <w:r>
                 <w:rPr>
                   <w:rFonts w:ascii="Arial" w:cs="Arial" w:eastAsia="Arial" w:hAnsi="Arial"/>
@@ -6941,7 +6941,7 @@
             <w:pPr>
               <w:spacing w:after="20" w:before="0"/>
             </w:pPr>
-            <w:hyperlink w:history="1" r:id="rIdfrpamvjyontu10jiqsai3">
+            <w:hyperlink w:history="1" r:id="rIdp6lykalvdk_azhb0q7wah">
               <w:r>
                 <w:rPr>
                   <w:rFonts w:ascii="Arial" w:cs="Arial" w:eastAsia="Arial" w:hAnsi="Arial"/>
@@ -6974,7 +6974,7 @@
               <w:spacing w:after="10" w:before="0"/>
               <w:ind w:left="120"/>
             </w:pPr>
-            <w:hyperlink w:history="1" r:id="rIdi9iiwcphq6gr-_6pxmr1y">
+            <w:hyperlink w:history="1" r:id="rId8p0uvnkwdlgrewk2ieuxr">
               <w:r>
                 <w:rPr>
                   <w:rFonts w:ascii="Arial" w:cs="Arial" w:eastAsia="Arial" w:hAnsi="Arial"/>
@@ -7169,7 +7169,7 @@
             <w:pPr>
               <w:spacing w:after="20" w:before="0"/>
             </w:pPr>
-            <w:hyperlink w:history="1" r:id="rIdbopohzjqmqfnmo4t7_9yi">
+            <w:hyperlink w:history="1" r:id="rIdsfbmj6fywv35o6dnehlev">
               <w:r>
                 <w:rPr>
                   <w:rFonts w:ascii="Arial" w:cs="Arial" w:eastAsia="Arial" w:hAnsi="Arial"/>
@@ -7202,7 +7202,7 @@
               <w:spacing w:after="10" w:before="0"/>
               <w:ind w:left="120"/>
             </w:pPr>
-            <w:hyperlink w:history="1" r:id="rIdslomsyxsqnwfp1mbx9ypt">
+            <w:hyperlink w:history="1" r:id="rIdibaagngf4mwtt6yhp3exn">
               <w:r>
                 <w:rPr>
                   <w:rFonts w:ascii="Arial" w:cs="Arial" w:eastAsia="Arial" w:hAnsi="Arial"/>
@@ -7247,7 +7247,7 @@
             <w:pPr>
               <w:spacing w:after="20" w:before="0"/>
             </w:pPr>
-            <w:hyperlink w:history="1" r:id="rIdamfldfkhlypiupnxnmj4k">
+            <w:hyperlink w:history="1" r:id="rIdthqh0avlugi3xkgu6c-p4">
               <w:r>
                 <w:rPr>
                   <w:rFonts w:ascii="Arial" w:cs="Arial" w:eastAsia="Arial" w:hAnsi="Arial"/>
@@ -7280,7 +7280,7 @@
               <w:spacing w:after="10" w:before="0"/>
               <w:ind w:left="120"/>
             </w:pPr>
-            <w:hyperlink w:history="1" r:id="rId5bre3tse4gtvu_4y_7wcj">
+            <w:hyperlink w:history="1" r:id="rIdzqieone8hvedssqqffpaj">
               <w:r>
                 <w:rPr>
                   <w:rFonts w:ascii="Arial" w:cs="Arial" w:eastAsia="Arial" w:hAnsi="Arial"/>
@@ -8719,32 +8719,32 @@
         <w:tc>
           <w:tcPr>
             <w:tcW w:type="dxa" w:w="1520"/>
-            <w:shd w:fill="F2F2F2" w:color="auto" w:val="clear"/>
-            <w:tcMar>
-              <w:top w:type="dxa" w:w="60"/>
-              <w:left w:type="dxa" w:w="120"/>
-              <w:bottom w:type="dxa" w:w="60"/>
-              <w:right w:type="dxa" w:w="120"/>
-            </w:tcMar>
-            <w:vAlign w:val="top"/>
-          </w:tcPr>
-          <w:p>
-            <w:pPr>
-              <w:spacing w:after="40" w:before="0"/>
-              <w:jc w:val="left"/>
-            </w:pPr>
-            <w:r>
-              <w:rPr>
-                <w:rFonts w:ascii="Arial" w:cs="Arial" w:eastAsia="Arial" w:hAnsi="Arial"/>
-                <w:b/>
-                <w:bCs/>
-                <w:i w:val="false"/>
-                <w:iCs w:val="false"/>
-                <w:color w:val="000000"/>
-                <w:sz w:val="18"/>
-                <w:szCs w:val="18"/>
-              </w:rPr>
-              <w:t xml:space="preserve">Phase 1 — Predict</w:t>
+            <w:shd w:fill="EAD1F5" w:color="auto" w:val="clear"/>
+            <w:tcMar>
+              <w:top w:type="dxa" w:w="60"/>
+              <w:left w:type="dxa" w:w="120"/>
+              <w:bottom w:type="dxa" w:w="60"/>
+              <w:right w:type="dxa" w:w="120"/>
+            </w:tcMar>
+            <w:vAlign w:val="top"/>
+          </w:tcPr>
+          <w:p>
+            <w:pPr>
+              <w:spacing w:after="40" w:before="0"/>
+              <w:jc w:val="left"/>
+            </w:pPr>
+            <w:r>
+              <w:rPr>
+                <w:rFonts w:ascii="Arial" w:cs="Arial" w:eastAsia="Arial" w:hAnsi="Arial"/>
+                <w:b/>
+                <w:bCs/>
+                <w:i w:val="false"/>
+                <w:iCs w:val="false"/>
+                <w:color w:val="000000"/>
+                <w:sz w:val="18"/>
+                <w:szCs w:val="18"/>
+              </w:rPr>
+              <w:t xml:space="preserve">Predict Phase</w:t>
             </w:r>
           </w:p>
           <w:p>
@@ -8767,7 +8767,7 @@
             <w:pPr>
               <w:spacing w:after="20" w:before="0"/>
             </w:pPr>
-            <w:hyperlink w:history="1" r:id="rIdpkjzgkzrgip3pmg0bwy3f">
+            <w:hyperlink w:history="1" r:id="rId-kicorcqsrm6yznxja1m8">
               <w:r>
                 <w:rPr>
                   <w:rFonts w:ascii="Arial" w:cs="Arial" w:eastAsia="Arial" w:hAnsi="Arial"/>
@@ -8800,7 +8800,7 @@
               <w:spacing w:after="10" w:before="0"/>
               <w:ind w:left="120"/>
             </w:pPr>
-            <w:hyperlink w:history="1" r:id="rIdpg8wcszqyb1f4ip_3f9od">
+            <w:hyperlink w:history="1" r:id="rId7uqxjg1r-dhmc7qe39uxi">
               <w:r>
                 <w:rPr>
                   <w:rFonts w:ascii="Arial" w:cs="Arial" w:eastAsia="Arial" w:hAnsi="Arial"/>
@@ -8845,7 +8845,7 @@
             <w:pPr>
               <w:spacing w:after="20" w:before="0"/>
             </w:pPr>
-            <w:hyperlink w:history="1" r:id="rIdz-gld6o_i-twm9aq79lug">
+            <w:hyperlink w:history="1" r:id="rIdvrr-dmvxgyzfkweqyigtu">
               <w:r>
                 <w:rPr>
                   <w:rFonts w:ascii="Arial" w:cs="Arial" w:eastAsia="Arial" w:hAnsi="Arial"/>
@@ -8878,7 +8878,7 @@
               <w:spacing w:after="10" w:before="0"/>
               <w:ind w:left="120"/>
             </w:pPr>
-            <w:hyperlink w:history="1" r:id="rId6dhipuc0f3mzdufw6buqv">
+            <w:hyperlink w:history="1" r:id="rIdpjov-nzc0uq3i1jxq503p">
               <w:r>
                 <w:rPr>
                   <w:rFonts w:ascii="Arial" w:cs="Arial" w:eastAsia="Arial" w:hAnsi="Arial"/>
@@ -9025,32 +9025,32 @@
         <w:tc>
           <w:tcPr>
             <w:tcW w:type="dxa" w:w="1520"/>
-            <w:shd w:fill="F2F2F2" w:color="auto" w:val="clear"/>
-            <w:tcMar>
-              <w:top w:type="dxa" w:w="60"/>
-              <w:left w:type="dxa" w:w="120"/>
-              <w:bottom w:type="dxa" w:w="60"/>
-              <w:right w:type="dxa" w:w="120"/>
-            </w:tcMar>
-            <w:vAlign w:val="top"/>
-          </w:tcPr>
-          <w:p>
-            <w:pPr>
-              <w:spacing w:after="40" w:before="0"/>
-              <w:jc w:val="left"/>
-            </w:pPr>
-            <w:r>
-              <w:rPr>
-                <w:rFonts w:ascii="Arial" w:cs="Arial" w:eastAsia="Arial" w:hAnsi="Arial"/>
-                <w:b/>
-                <w:bCs/>
-                <w:i w:val="false"/>
-                <w:iCs w:val="false"/>
-                <w:color w:val="000000"/>
-                <w:sz w:val="18"/>
-                <w:szCs w:val="18"/>
-              </w:rPr>
-              <w:t xml:space="preserve">Phase 2 — Observe</w:t>
+            <w:shd w:fill="D9EEF1" w:color="auto" w:val="clear"/>
+            <w:tcMar>
+              <w:top w:type="dxa" w:w="60"/>
+              <w:left w:type="dxa" w:w="120"/>
+              <w:bottom w:type="dxa" w:w="60"/>
+              <w:right w:type="dxa" w:w="120"/>
+            </w:tcMar>
+            <w:vAlign w:val="top"/>
+          </w:tcPr>
+          <w:p>
+            <w:pPr>
+              <w:spacing w:after="40" w:before="0"/>
+              <w:jc w:val="left"/>
+            </w:pPr>
+            <w:r>
+              <w:rPr>
+                <w:rFonts w:ascii="Arial" w:cs="Arial" w:eastAsia="Arial" w:hAnsi="Arial"/>
+                <w:b/>
+                <w:bCs/>
+                <w:i w:val="false"/>
+                <w:iCs w:val="false"/>
+                <w:color w:val="000000"/>
+                <w:sz w:val="18"/>
+                <w:szCs w:val="18"/>
+              </w:rPr>
+              <w:t xml:space="preserve">Observe Phase</w:t>
             </w:r>
           </w:p>
           <w:p>
@@ -9073,7 +9073,7 @@
             <w:pPr>
               <w:spacing w:after="20" w:before="0"/>
             </w:pPr>
-            <w:hyperlink w:history="1" r:id="rIdm98rf3jepa3kmbx41fg2e">
+            <w:hyperlink w:history="1" r:id="rIdizvut4_51rkj_0dko6uzk">
               <w:r>
                 <w:rPr>
                   <w:rFonts w:ascii="Arial" w:cs="Arial" w:eastAsia="Arial" w:hAnsi="Arial"/>
@@ -9106,7 +9106,7 @@
               <w:spacing w:after="10" w:before="0"/>
               <w:ind w:left="120"/>
             </w:pPr>
-            <w:hyperlink w:history="1" r:id="rIdvofcb9bm2kbihtnvq_in6">
+            <w:hyperlink w:history="1" r:id="rIdccrxhw3o6kfadkmy4pypb">
               <w:r>
                 <w:rPr>
                   <w:rFonts w:ascii="Arial" w:cs="Arial" w:eastAsia="Arial" w:hAnsi="Arial"/>
@@ -9151,7 +9151,7 @@
             <w:pPr>
               <w:spacing w:after="20" w:before="0"/>
             </w:pPr>
-            <w:hyperlink w:history="1" r:id="rIddndsesdoyq_6w6ix4twfo">
+            <w:hyperlink w:history="1" r:id="rIdhgupaklzzzkwgej8w_abe">
               <w:r>
                 <w:rPr>
                   <w:rFonts w:ascii="Arial" w:cs="Arial" w:eastAsia="Arial" w:hAnsi="Arial"/>
@@ -9184,7 +9184,7 @@
               <w:spacing w:after="10" w:before="0"/>
               <w:ind w:left="120"/>
             </w:pPr>
-            <w:hyperlink w:history="1" r:id="rIdl2k_-wnonjespjyfssae7">
+            <w:hyperlink w:history="1" r:id="rIdk_oigpg62--jj061ffeho">
               <w:r>
                 <w:rPr>
                   <w:rFonts w:ascii="Arial" w:cs="Arial" w:eastAsia="Arial" w:hAnsi="Arial"/>
@@ -9331,32 +9331,32 @@
         <w:tc>
           <w:tcPr>
             <w:tcW w:type="dxa" w:w="1520"/>
-            <w:shd w:fill="F2F2F2" w:color="auto" w:val="clear"/>
-            <w:tcMar>
-              <w:top w:type="dxa" w:w="60"/>
-              <w:left w:type="dxa" w:w="120"/>
-              <w:bottom w:type="dxa" w:w="60"/>
-              <w:right w:type="dxa" w:w="120"/>
-            </w:tcMar>
-            <w:vAlign w:val="top"/>
-          </w:tcPr>
-          <w:p>
-            <w:pPr>
-              <w:spacing w:after="40" w:before="0"/>
-              <w:jc w:val="left"/>
-            </w:pPr>
-            <w:r>
-              <w:rPr>
-                <w:rFonts w:ascii="Arial" w:cs="Arial" w:eastAsia="Arial" w:hAnsi="Arial"/>
-                <w:b/>
-                <w:bCs/>
-                <w:i w:val="false"/>
-                <w:iCs w:val="false"/>
-                <w:color w:val="000000"/>
-                <w:sz w:val="18"/>
-                <w:szCs w:val="18"/>
-              </w:rPr>
-              <w:t xml:space="preserve">Phase 3 — Explain</w:t>
+            <w:shd w:fill="E2EFDA" w:color="auto" w:val="clear"/>
+            <w:tcMar>
+              <w:top w:type="dxa" w:w="60"/>
+              <w:left w:type="dxa" w:w="120"/>
+              <w:bottom w:type="dxa" w:w="60"/>
+              <w:right w:type="dxa" w:w="120"/>
+            </w:tcMar>
+            <w:vAlign w:val="top"/>
+          </w:tcPr>
+          <w:p>
+            <w:pPr>
+              <w:spacing w:after="40" w:before="0"/>
+              <w:jc w:val="left"/>
+            </w:pPr>
+            <w:r>
+              <w:rPr>
+                <w:rFonts w:ascii="Arial" w:cs="Arial" w:eastAsia="Arial" w:hAnsi="Arial"/>
+                <w:b/>
+                <w:bCs/>
+                <w:i w:val="false"/>
+                <w:iCs w:val="false"/>
+                <w:color w:val="000000"/>
+                <w:sz w:val="18"/>
+                <w:szCs w:val="18"/>
+              </w:rPr>
+              <w:t xml:space="preserve">Explain Phase</w:t>
             </w:r>
           </w:p>
           <w:p>
@@ -9379,7 +9379,7 @@
             <w:pPr>
               <w:spacing w:after="20" w:before="0"/>
             </w:pPr>
-            <w:hyperlink w:history="1" r:id="rIdoq5ifj1tqkt8apqi5lteq">
+            <w:hyperlink w:history="1" r:id="rIdkb4nocrqszuf0pnaq2tku">
               <w:r>
                 <w:rPr>
                   <w:rFonts w:ascii="Arial" w:cs="Arial" w:eastAsia="Arial" w:hAnsi="Arial"/>
@@ -9412,7 +9412,7 @@
               <w:spacing w:after="10" w:before="0"/>
               <w:ind w:left="120"/>
             </w:pPr>
-            <w:hyperlink w:history="1" r:id="rIdgbbq-s49djld60ebfz2fl">
+            <w:hyperlink w:history="1" r:id="rIdister7n5guedrxlwn5v3l">
               <w:r>
                 <w:rPr>
                   <w:rFonts w:ascii="Arial" w:cs="Arial" w:eastAsia="Arial" w:hAnsi="Arial"/>
@@ -9457,7 +9457,7 @@
             <w:pPr>
               <w:spacing w:after="20" w:before="0"/>
             </w:pPr>
-            <w:hyperlink w:history="1" r:id="rIdz4t77fuwn710whimfsfg_">
+            <w:hyperlink w:history="1" r:id="rId5zt6urd8qxunxroo4z8ut">
               <w:r>
                 <w:rPr>
                   <w:rFonts w:ascii="Arial" w:cs="Arial" w:eastAsia="Arial" w:hAnsi="Arial"/>
@@ -9490,7 +9490,7 @@
               <w:spacing w:after="10" w:before="0"/>
               <w:ind w:left="120"/>
             </w:pPr>
-            <w:hyperlink w:history="1" r:id="rId4v610xvpedyfesgaf2ygk">
+            <w:hyperlink w:history="1" r:id="rIdej6vdo9ocim4-md7hlcx0">
               <w:r>
                 <w:rPr>
                   <w:rFonts w:ascii="Arial" w:cs="Arial" w:eastAsia="Arial" w:hAnsi="Arial"/>
@@ -9637,32 +9637,32 @@
         <w:tc>
           <w:tcPr>
             <w:tcW w:type="dxa" w:w="1520"/>
-            <w:shd w:fill="F2F2F2" w:color="auto" w:val="clear"/>
-            <w:tcMar>
-              <w:top w:type="dxa" w:w="60"/>
-              <w:left w:type="dxa" w:w="120"/>
-              <w:bottom w:type="dxa" w:w="60"/>
-              <w:right w:type="dxa" w:w="120"/>
-            </w:tcMar>
-            <w:vAlign w:val="top"/>
-          </w:tcPr>
-          <w:p>
-            <w:pPr>
-              <w:spacing w:after="40" w:before="0"/>
-              <w:jc w:val="left"/>
-            </w:pPr>
-            <w:r>
-              <w:rPr>
-                <w:rFonts w:ascii="Arial" w:cs="Arial" w:eastAsia="Arial" w:hAnsi="Arial"/>
-                <w:b/>
-                <w:bCs/>
-                <w:i w:val="false"/>
-                <w:iCs w:val="false"/>
-                <w:color w:val="000000"/>
-                <w:sz w:val="18"/>
-                <w:szCs w:val="18"/>
-              </w:rPr>
-              <w:t xml:space="preserve">Phase 4 — Driving Question Board (DQB) Update</w:t>
+            <w:shd w:fill="FCE4D6" w:color="auto" w:val="clear"/>
+            <w:tcMar>
+              <w:top w:type="dxa" w:w="60"/>
+              <w:left w:type="dxa" w:w="120"/>
+              <w:bottom w:type="dxa" w:w="60"/>
+              <w:right w:type="dxa" w:w="120"/>
+            </w:tcMar>
+            <w:vAlign w:val="top"/>
+          </w:tcPr>
+          <w:p>
+            <w:pPr>
+              <w:spacing w:after="40" w:before="0"/>
+              <w:jc w:val="left"/>
+            </w:pPr>
+            <w:r>
+              <w:rPr>
+                <w:rFonts w:ascii="Arial" w:cs="Arial" w:eastAsia="Arial" w:hAnsi="Arial"/>
+                <w:b/>
+                <w:bCs/>
+                <w:i w:val="false"/>
+                <w:iCs w:val="false"/>
+                <w:color w:val="000000"/>
+                <w:sz w:val="18"/>
+                <w:szCs w:val="18"/>
+              </w:rPr>
+              <w:t xml:space="preserve">Driving Question Board (DQB) Creation</w:t>
             </w:r>
           </w:p>
           <w:p>
@@ -9685,7 +9685,7 @@
             <w:pPr>
               <w:spacing w:after="20" w:before="0"/>
             </w:pPr>
-            <w:hyperlink w:history="1" r:id="rIda19z4si1ywd_bpdtrosvz">
+            <w:hyperlink w:history="1" r:id="rIdnwcflhjii0goidxtvqhsl">
               <w:r>
                 <w:rPr>
                   <w:rFonts w:ascii="Arial" w:cs="Arial" w:eastAsia="Arial" w:hAnsi="Arial"/>
@@ -9718,7 +9718,7 @@
               <w:spacing w:after="10" w:before="0"/>
               <w:ind w:left="120"/>
             </w:pPr>
-            <w:hyperlink w:history="1" r:id="rId8plspx9ic3tnrcsjurbnm">
+            <w:hyperlink w:history="1" r:id="rIdvyhyqh_sb_cd_mn47rzjo">
               <w:r>
                 <w:rPr>
                   <w:rFonts w:ascii="Arial" w:cs="Arial" w:eastAsia="Arial" w:hAnsi="Arial"/>
@@ -9763,7 +9763,7 @@
             <w:pPr>
               <w:spacing w:after="20" w:before="0"/>
             </w:pPr>
-            <w:hyperlink w:history="1" r:id="rId5hlwp4eqkru9qx0478v-k">
+            <w:hyperlink w:history="1" r:id="rIdkxxyczcjlk6la3xmtjjh8">
               <w:r>
                 <w:rPr>
                   <w:rFonts w:ascii="Arial" w:cs="Arial" w:eastAsia="Arial" w:hAnsi="Arial"/>
@@ -9796,7 +9796,7 @@
               <w:spacing w:after="10" w:before="0"/>
               <w:ind w:left="120"/>
             </w:pPr>
-            <w:hyperlink w:history="1" r:id="rId2gfpkmmzzl19xstg_2u5b">
+            <w:hyperlink w:history="1" r:id="rIdzkuqejbrlvs0ydeq4hok5">
               <w:r>
                 <w:rPr>
                   <w:rFonts w:ascii="Arial" w:cs="Arial" w:eastAsia="Arial" w:hAnsi="Arial"/>
@@ -9943,32 +9943,32 @@
         <w:tc>
           <w:tcPr>
             <w:tcW w:type="dxa" w:w="1520"/>
-            <w:shd w:fill="F2F2F2" w:color="auto" w:val="clear"/>
-            <w:tcMar>
-              <w:top w:type="dxa" w:w="60"/>
-              <w:left w:type="dxa" w:w="120"/>
-              <w:bottom w:type="dxa" w:w="60"/>
-              <w:right w:type="dxa" w:w="120"/>
-            </w:tcMar>
-            <w:vAlign w:val="top"/>
-          </w:tcPr>
-          <w:p>
-            <w:pPr>
-              <w:spacing w:after="40" w:before="0"/>
-              <w:jc w:val="left"/>
-            </w:pPr>
-            <w:r>
-              <w:rPr>
-                <w:rFonts w:ascii="Arial" w:cs="Arial" w:eastAsia="Arial" w:hAnsi="Arial"/>
-                <w:b/>
-                <w:bCs/>
-                <w:i w:val="false"/>
-                <w:iCs w:val="false"/>
-                <w:color w:val="000000"/>
-                <w:sz w:val="18"/>
-                <w:szCs w:val="18"/>
-              </w:rPr>
-              <w:t xml:space="preserve">Phase 5 — Model Building</w:t>
+            <w:shd w:fill="D5E8F0" w:color="auto" w:val="clear"/>
+            <w:tcMar>
+              <w:top w:type="dxa" w:w="60"/>
+              <w:left w:type="dxa" w:w="120"/>
+              <w:bottom w:type="dxa" w:w="60"/>
+              <w:right w:type="dxa" w:w="120"/>
+            </w:tcMar>
+            <w:vAlign w:val="top"/>
+          </w:tcPr>
+          <w:p>
+            <w:pPr>
+              <w:spacing w:after="40" w:before="0"/>
+              <w:jc w:val="left"/>
+            </w:pPr>
+            <w:r>
+              <w:rPr>
+                <w:rFonts w:ascii="Arial" w:cs="Arial" w:eastAsia="Arial" w:hAnsi="Arial"/>
+                <w:b/>
+                <w:bCs/>
+                <w:i w:val="false"/>
+                <w:iCs w:val="false"/>
+                <w:color w:val="000000"/>
+                <w:sz w:val="18"/>
+                <w:szCs w:val="18"/>
+              </w:rPr>
+              <w:t xml:space="preserve">Model Building Phase</w:t>
             </w:r>
           </w:p>
           <w:p>
@@ -9991,7 +9991,7 @@
             <w:pPr>
               <w:spacing w:after="20" w:before="0"/>
             </w:pPr>
-            <w:hyperlink w:history="1" r:id="rId227c6krljhllsmpey7hmr">
+            <w:hyperlink w:history="1" r:id="rIdl825a8g5xcn3xgnghbhrq">
               <w:r>
                 <w:rPr>
                   <w:rFonts w:ascii="Arial" w:cs="Arial" w:eastAsia="Arial" w:hAnsi="Arial"/>
@@ -10024,7 +10024,7 @@
               <w:spacing w:after="10" w:before="0"/>
               <w:ind w:left="120"/>
             </w:pPr>
-            <w:hyperlink w:history="1" r:id="rId2_qy-6kpxd7d2j6txkwo9">
+            <w:hyperlink w:history="1" r:id="rIdwjmhblokiarewbybepdrc">
               <w:r>
                 <w:rPr>
                   <w:rFonts w:ascii="Arial" w:cs="Arial" w:eastAsia="Arial" w:hAnsi="Arial"/>
@@ -10069,7 +10069,7 @@
             <w:pPr>
               <w:spacing w:after="20" w:before="0"/>
             </w:pPr>
-            <w:hyperlink w:history="1" r:id="rIdcbnsqne_c4m9nvzbuyddq">
+            <w:hyperlink w:history="1" r:id="rIdnsuowa54mgijfq5habyu5">
               <w:r>
                 <w:rPr>
                   <w:rFonts w:ascii="Arial" w:cs="Arial" w:eastAsia="Arial" w:hAnsi="Arial"/>
@@ -10102,7 +10102,7 @@
               <w:spacing w:after="10" w:before="0"/>
               <w:ind w:left="120"/>
             </w:pPr>
-            <w:hyperlink w:history="1" r:id="rIdn_ckxewipek4iusjzcbfx">
+            <w:hyperlink w:history="1" r:id="rIdgc44j0m2w4t9spab7azbn">
               <w:r>
                 <w:rPr>
                   <w:rFonts w:ascii="Arial" w:cs="Arial" w:eastAsia="Arial" w:hAnsi="Arial"/>
@@ -11541,32 +11541,32 @@
         <w:tc>
           <w:tcPr>
             <w:tcW w:type="dxa" w:w="1520"/>
-            <w:shd w:fill="F2F2F2" w:color="auto" w:val="clear"/>
-            <w:tcMar>
-              <w:top w:type="dxa" w:w="60"/>
-              <w:left w:type="dxa" w:w="120"/>
-              <w:bottom w:type="dxa" w:w="60"/>
-              <w:right w:type="dxa" w:w="120"/>
-            </w:tcMar>
-            <w:vAlign w:val="top"/>
-          </w:tcPr>
-          <w:p>
-            <w:pPr>
-              <w:spacing w:after="40" w:before="0"/>
-              <w:jc w:val="left"/>
-            </w:pPr>
-            <w:r>
-              <w:rPr>
-                <w:rFonts w:ascii="Arial" w:cs="Arial" w:eastAsia="Arial" w:hAnsi="Arial"/>
-                <w:b/>
-                <w:bCs/>
-                <w:i w:val="false"/>
-                <w:iCs w:val="false"/>
-                <w:color w:val="000000"/>
-                <w:sz w:val="18"/>
-                <w:szCs w:val="18"/>
-              </w:rPr>
-              <w:t xml:space="preserve">Phase 1 — Predict</w:t>
+            <w:shd w:fill="EAD1F5" w:color="auto" w:val="clear"/>
+            <w:tcMar>
+              <w:top w:type="dxa" w:w="60"/>
+              <w:left w:type="dxa" w:w="120"/>
+              <w:bottom w:type="dxa" w:w="60"/>
+              <w:right w:type="dxa" w:w="120"/>
+            </w:tcMar>
+            <w:vAlign w:val="top"/>
+          </w:tcPr>
+          <w:p>
+            <w:pPr>
+              <w:spacing w:after="40" w:before="0"/>
+              <w:jc w:val="left"/>
+            </w:pPr>
+            <w:r>
+              <w:rPr>
+                <w:rFonts w:ascii="Arial" w:cs="Arial" w:eastAsia="Arial" w:hAnsi="Arial"/>
+                <w:b/>
+                <w:bCs/>
+                <w:i w:val="false"/>
+                <w:iCs w:val="false"/>
+                <w:color w:val="000000"/>
+                <w:sz w:val="18"/>
+                <w:szCs w:val="18"/>
+              </w:rPr>
+              <w:t xml:space="preserve">Predict Phase</w:t>
             </w:r>
           </w:p>
           <w:p>
@@ -11589,7 +11589,7 @@
             <w:pPr>
               <w:spacing w:after="20" w:before="0"/>
             </w:pPr>
-            <w:hyperlink w:history="1" r:id="rIdcldk5i3ny1pcy8antpjfk">
+            <w:hyperlink w:history="1" r:id="rIdtchjwp0dbwxebxob68evt">
               <w:r>
                 <w:rPr>
                   <w:rFonts w:ascii="Arial" w:cs="Arial" w:eastAsia="Arial" w:hAnsi="Arial"/>
@@ -11622,7 +11622,7 @@
               <w:spacing w:after="10" w:before="0"/>
               <w:ind w:left="120"/>
             </w:pPr>
-            <w:hyperlink w:history="1" r:id="rIdnx79lg9fx7hcpoy5qfhxv">
+            <w:hyperlink w:history="1" r:id="rIdj8pedjso65qsscx7mb5io">
               <w:r>
                 <w:rPr>
                   <w:rFonts w:ascii="Arial" w:cs="Arial" w:eastAsia="Arial" w:hAnsi="Arial"/>
@@ -11667,7 +11667,7 @@
             <w:pPr>
               <w:spacing w:after="20" w:before="0"/>
             </w:pPr>
-            <w:hyperlink w:history="1" r:id="rIdurypggaw4d8yn1r3d_vqo">
+            <w:hyperlink w:history="1" r:id="rIdg4therbq4z0gzxlsltz0o">
               <w:r>
                 <w:rPr>
                   <w:rFonts w:ascii="Arial" w:cs="Arial" w:eastAsia="Arial" w:hAnsi="Arial"/>
@@ -11700,7 +11700,7 @@
               <w:spacing w:after="10" w:before="0"/>
               <w:ind w:left="120"/>
             </w:pPr>
-            <w:hyperlink w:history="1" r:id="rId0qf9wfvoyamq76cpdluci">
+            <w:hyperlink w:history="1" r:id="rIdfyqrhmfunktqichk9yrbc">
               <w:r>
                 <w:rPr>
                   <w:rFonts w:ascii="Arial" w:cs="Arial" w:eastAsia="Arial" w:hAnsi="Arial"/>
@@ -11847,32 +11847,32 @@
         <w:tc>
           <w:tcPr>
             <w:tcW w:type="dxa" w:w="1520"/>
-            <w:shd w:fill="F2F2F2" w:color="auto" w:val="clear"/>
-            <w:tcMar>
-              <w:top w:type="dxa" w:w="60"/>
-              <w:left w:type="dxa" w:w="120"/>
-              <w:bottom w:type="dxa" w:w="60"/>
-              <w:right w:type="dxa" w:w="120"/>
-            </w:tcMar>
-            <w:vAlign w:val="top"/>
-          </w:tcPr>
-          <w:p>
-            <w:pPr>
-              <w:spacing w:after="40" w:before="0"/>
-              <w:jc w:val="left"/>
-            </w:pPr>
-            <w:r>
-              <w:rPr>
-                <w:rFonts w:ascii="Arial" w:cs="Arial" w:eastAsia="Arial" w:hAnsi="Arial"/>
-                <w:b/>
-                <w:bCs/>
-                <w:i w:val="false"/>
-                <w:iCs w:val="false"/>
-                <w:color w:val="000000"/>
-                <w:sz w:val="18"/>
-                <w:szCs w:val="18"/>
-              </w:rPr>
-              <w:t xml:space="preserve">Phase 2 — Observe</w:t>
+            <w:shd w:fill="D9EEF1" w:color="auto" w:val="clear"/>
+            <w:tcMar>
+              <w:top w:type="dxa" w:w="60"/>
+              <w:left w:type="dxa" w:w="120"/>
+              <w:bottom w:type="dxa" w:w="60"/>
+              <w:right w:type="dxa" w:w="120"/>
+            </w:tcMar>
+            <w:vAlign w:val="top"/>
+          </w:tcPr>
+          <w:p>
+            <w:pPr>
+              <w:spacing w:after="40" w:before="0"/>
+              <w:jc w:val="left"/>
+            </w:pPr>
+            <w:r>
+              <w:rPr>
+                <w:rFonts w:ascii="Arial" w:cs="Arial" w:eastAsia="Arial" w:hAnsi="Arial"/>
+                <w:b/>
+                <w:bCs/>
+                <w:i w:val="false"/>
+                <w:iCs w:val="false"/>
+                <w:color w:val="000000"/>
+                <w:sz w:val="18"/>
+                <w:szCs w:val="18"/>
+              </w:rPr>
+              <w:t xml:space="preserve">Observe Phase</w:t>
             </w:r>
           </w:p>
           <w:p>
@@ -11895,7 +11895,7 @@
             <w:pPr>
               <w:spacing w:after="20" w:before="0"/>
             </w:pPr>
-            <w:hyperlink w:history="1" r:id="rIdoxd8rq1m57ktw100-fxl-">
+            <w:hyperlink w:history="1" r:id="rIda_m5-souxypucvcffqzc0">
               <w:r>
                 <w:rPr>
                   <w:rFonts w:ascii="Arial" w:cs="Arial" w:eastAsia="Arial" w:hAnsi="Arial"/>
@@ -11928,7 +11928,7 @@
               <w:spacing w:after="10" w:before="0"/>
               <w:ind w:left="120"/>
             </w:pPr>
-            <w:hyperlink w:history="1" r:id="rIdch7txb3l7wkoab7aphck9">
+            <w:hyperlink w:history="1" r:id="rIds4lbk43uwvjtfk07n0k9f">
               <w:r>
                 <w:rPr>
                   <w:rFonts w:ascii="Arial" w:cs="Arial" w:eastAsia="Arial" w:hAnsi="Arial"/>
@@ -11973,7 +11973,7 @@
             <w:pPr>
               <w:spacing w:after="20" w:before="0"/>
             </w:pPr>
-            <w:hyperlink w:history="1" r:id="rIdajzg_h_gi0df2tjohdlf7">
+            <w:hyperlink w:history="1" r:id="rIdoqpldzxcr-a86vamgjdmk">
               <w:r>
                 <w:rPr>
                   <w:rFonts w:ascii="Arial" w:cs="Arial" w:eastAsia="Arial" w:hAnsi="Arial"/>
@@ -12006,7 +12006,7 @@
               <w:spacing w:after="10" w:before="0"/>
               <w:ind w:left="120"/>
             </w:pPr>
-            <w:hyperlink w:history="1" r:id="rId-azlrb6fhwyy7hqxteb-g">
+            <w:hyperlink w:history="1" r:id="rIdhqws9ttke-zy2vy5ozjjy">
               <w:r>
                 <w:rPr>
                   <w:rFonts w:ascii="Arial" w:cs="Arial" w:eastAsia="Arial" w:hAnsi="Arial"/>
@@ -12153,32 +12153,32 @@
         <w:tc>
           <w:tcPr>
             <w:tcW w:type="dxa" w:w="1520"/>
-            <w:shd w:fill="F2F2F2" w:color="auto" w:val="clear"/>
-            <w:tcMar>
-              <w:top w:type="dxa" w:w="60"/>
-              <w:left w:type="dxa" w:w="120"/>
-              <w:bottom w:type="dxa" w:w="60"/>
-              <w:right w:type="dxa" w:w="120"/>
-            </w:tcMar>
-            <w:vAlign w:val="top"/>
-          </w:tcPr>
-          <w:p>
-            <w:pPr>
-              <w:spacing w:after="40" w:before="0"/>
-              <w:jc w:val="left"/>
-            </w:pPr>
-            <w:r>
-              <w:rPr>
-                <w:rFonts w:ascii="Arial" w:cs="Arial" w:eastAsia="Arial" w:hAnsi="Arial"/>
-                <w:b/>
-                <w:bCs/>
-                <w:i w:val="false"/>
-                <w:iCs w:val="false"/>
-                <w:color w:val="000000"/>
-                <w:sz w:val="18"/>
-                <w:szCs w:val="18"/>
-              </w:rPr>
-              <w:t xml:space="preserve">Phase 3 — Explain</w:t>
+            <w:shd w:fill="E2EFDA" w:color="auto" w:val="clear"/>
+            <w:tcMar>
+              <w:top w:type="dxa" w:w="60"/>
+              <w:left w:type="dxa" w:w="120"/>
+              <w:bottom w:type="dxa" w:w="60"/>
+              <w:right w:type="dxa" w:w="120"/>
+            </w:tcMar>
+            <w:vAlign w:val="top"/>
+          </w:tcPr>
+          <w:p>
+            <w:pPr>
+              <w:spacing w:after="40" w:before="0"/>
+              <w:jc w:val="left"/>
+            </w:pPr>
+            <w:r>
+              <w:rPr>
+                <w:rFonts w:ascii="Arial" w:cs="Arial" w:eastAsia="Arial" w:hAnsi="Arial"/>
+                <w:b/>
+                <w:bCs/>
+                <w:i w:val="false"/>
+                <w:iCs w:val="false"/>
+                <w:color w:val="000000"/>
+                <w:sz w:val="18"/>
+                <w:szCs w:val="18"/>
+              </w:rPr>
+              <w:t xml:space="preserve">Explain Phase</w:t>
             </w:r>
           </w:p>
           <w:p>
@@ -12201,7 +12201,7 @@
             <w:pPr>
               <w:spacing w:after="20" w:before="0"/>
             </w:pPr>
-            <w:hyperlink w:history="1" r:id="rIdh42gwnbolerz0ca-zkemx">
+            <w:hyperlink w:history="1" r:id="rIdnwpnpztoafnnbi98vlam_">
               <w:r>
                 <w:rPr>
                   <w:rFonts w:ascii="Arial" w:cs="Arial" w:eastAsia="Arial" w:hAnsi="Arial"/>
@@ -12234,7 +12234,7 @@
               <w:spacing w:after="10" w:before="0"/>
               <w:ind w:left="120"/>
             </w:pPr>
-            <w:hyperlink w:history="1" r:id="rId4vapp_rjlcdkfy4ztdgjd">
+            <w:hyperlink w:history="1" r:id="rIdekh18qoj9-kg3vkhrwyzv">
               <w:r>
                 <w:rPr>
                   <w:rFonts w:ascii="Arial" w:cs="Arial" w:eastAsia="Arial" w:hAnsi="Arial"/>
@@ -12279,7 +12279,7 @@
             <w:pPr>
               <w:spacing w:after="20" w:before="0"/>
             </w:pPr>
-            <w:hyperlink w:history="1" r:id="rIdy9ppexd0ea4-bpl1wymka">
+            <w:hyperlink w:history="1" r:id="rId1o11wkpdufqnzn98h1ens">
               <w:r>
                 <w:rPr>
                   <w:rFonts w:ascii="Arial" w:cs="Arial" w:eastAsia="Arial" w:hAnsi="Arial"/>
@@ -12312,7 +12312,7 @@
               <w:spacing w:after="10" w:before="0"/>
               <w:ind w:left="120"/>
             </w:pPr>
-            <w:hyperlink w:history="1" r:id="rIdcexabjjbswqhei0uxnemt">
+            <w:hyperlink w:history="1" r:id="rIde_hpgdke5wh-8hcqurypf">
               <w:r>
                 <w:rPr>
                   <w:rFonts w:ascii="Arial" w:cs="Arial" w:eastAsia="Arial" w:hAnsi="Arial"/>
@@ -12459,32 +12459,32 @@
         <w:tc>
           <w:tcPr>
             <w:tcW w:type="dxa" w:w="1520"/>
-            <w:shd w:fill="F2F2F2" w:color="auto" w:val="clear"/>
-            <w:tcMar>
-              <w:top w:type="dxa" w:w="60"/>
-              <w:left w:type="dxa" w:w="120"/>
-              <w:bottom w:type="dxa" w:w="60"/>
-              <w:right w:type="dxa" w:w="120"/>
-            </w:tcMar>
-            <w:vAlign w:val="top"/>
-          </w:tcPr>
-          <w:p>
-            <w:pPr>
-              <w:spacing w:after="40" w:before="0"/>
-              <w:jc w:val="left"/>
-            </w:pPr>
-            <w:r>
-              <w:rPr>
-                <w:rFonts w:ascii="Arial" w:cs="Arial" w:eastAsia="Arial" w:hAnsi="Arial"/>
-                <w:b/>
-                <w:bCs/>
-                <w:i w:val="false"/>
-                <w:iCs w:val="false"/>
-                <w:color w:val="000000"/>
-                <w:sz w:val="18"/>
-                <w:szCs w:val="18"/>
-              </w:rPr>
-              <w:t xml:space="preserve">Phase 4 — Driving Question Board (DQB) Update</w:t>
+            <w:shd w:fill="FCE4D6" w:color="auto" w:val="clear"/>
+            <w:tcMar>
+              <w:top w:type="dxa" w:w="60"/>
+              <w:left w:type="dxa" w:w="120"/>
+              <w:bottom w:type="dxa" w:w="60"/>
+              <w:right w:type="dxa" w:w="120"/>
+            </w:tcMar>
+            <w:vAlign w:val="top"/>
+          </w:tcPr>
+          <w:p>
+            <w:pPr>
+              <w:spacing w:after="40" w:before="0"/>
+              <w:jc w:val="left"/>
+            </w:pPr>
+            <w:r>
+              <w:rPr>
+                <w:rFonts w:ascii="Arial" w:cs="Arial" w:eastAsia="Arial" w:hAnsi="Arial"/>
+                <w:b/>
+                <w:bCs/>
+                <w:i w:val="false"/>
+                <w:iCs w:val="false"/>
+                <w:color w:val="000000"/>
+                <w:sz w:val="18"/>
+                <w:szCs w:val="18"/>
+              </w:rPr>
+              <w:t xml:space="preserve">Driving Question Board (DQB) Creation</w:t>
             </w:r>
           </w:p>
           <w:p>
@@ -12507,7 +12507,7 @@
             <w:pPr>
               <w:spacing w:after="20" w:before="0"/>
             </w:pPr>
-            <w:hyperlink w:history="1" r:id="rIddlqii5v544rmh9ewfgejp">
+            <w:hyperlink w:history="1" r:id="rId76eixzjnbzxh4p_4zb2ay">
               <w:r>
                 <w:rPr>
                   <w:rFonts w:ascii="Arial" w:cs="Arial" w:eastAsia="Arial" w:hAnsi="Arial"/>
@@ -12540,7 +12540,7 @@
               <w:spacing w:after="10" w:before="0"/>
               <w:ind w:left="120"/>
             </w:pPr>
-            <w:hyperlink w:history="1" r:id="rId395oqlipggt0srkau5s_n">
+            <w:hyperlink w:history="1" r:id="rIdp5mesinq9lks9dfse4hrw">
               <w:r>
                 <w:rPr>
                   <w:rFonts w:ascii="Arial" w:cs="Arial" w:eastAsia="Arial" w:hAnsi="Arial"/>
@@ -12585,7 +12585,7 @@
             <w:pPr>
               <w:spacing w:after="20" w:before="0"/>
             </w:pPr>
-            <w:hyperlink w:history="1" r:id="rIdus2p_2fzfhrrffdgnct5u">
+            <w:hyperlink w:history="1" r:id="rId0_m80a1ncd1gv5hcmudy9">
               <w:r>
                 <w:rPr>
                   <w:rFonts w:ascii="Arial" w:cs="Arial" w:eastAsia="Arial" w:hAnsi="Arial"/>
@@ -12618,7 +12618,7 @@
               <w:spacing w:after="10" w:before="0"/>
               <w:ind w:left="120"/>
             </w:pPr>
-            <w:hyperlink w:history="1" r:id="rIdgduokkoaqmtuz8xjki_ag">
+            <w:hyperlink w:history="1" r:id="rIdo5uhamaowzwlt2mriv2ht">
               <w:r>
                 <w:rPr>
                   <w:rFonts w:ascii="Arial" w:cs="Arial" w:eastAsia="Arial" w:hAnsi="Arial"/>
@@ -12765,32 +12765,32 @@
         <w:tc>
           <w:tcPr>
             <w:tcW w:type="dxa" w:w="1520"/>
-            <w:shd w:fill="F2F2F2" w:color="auto" w:val="clear"/>
-            <w:tcMar>
-              <w:top w:type="dxa" w:w="60"/>
-              <w:left w:type="dxa" w:w="120"/>
-              <w:bottom w:type="dxa" w:w="60"/>
-              <w:right w:type="dxa" w:w="120"/>
-            </w:tcMar>
-            <w:vAlign w:val="top"/>
-          </w:tcPr>
-          <w:p>
-            <w:pPr>
-              <w:spacing w:after="40" w:before="0"/>
-              <w:jc w:val="left"/>
-            </w:pPr>
-            <w:r>
-              <w:rPr>
-                <w:rFonts w:ascii="Arial" w:cs="Arial" w:eastAsia="Arial" w:hAnsi="Arial"/>
-                <w:b/>
-                <w:bCs/>
-                <w:i w:val="false"/>
-                <w:iCs w:val="false"/>
-                <w:color w:val="000000"/>
-                <w:sz w:val="18"/>
-                <w:szCs w:val="18"/>
-              </w:rPr>
-              <w:t xml:space="preserve">Phase 5 — Model Building</w:t>
+            <w:shd w:fill="D5E8F0" w:color="auto" w:val="clear"/>
+            <w:tcMar>
+              <w:top w:type="dxa" w:w="60"/>
+              <w:left w:type="dxa" w:w="120"/>
+              <w:bottom w:type="dxa" w:w="60"/>
+              <w:right w:type="dxa" w:w="120"/>
+            </w:tcMar>
+            <w:vAlign w:val="top"/>
+          </w:tcPr>
+          <w:p>
+            <w:pPr>
+              <w:spacing w:after="40" w:before="0"/>
+              <w:jc w:val="left"/>
+            </w:pPr>
+            <w:r>
+              <w:rPr>
+                <w:rFonts w:ascii="Arial" w:cs="Arial" w:eastAsia="Arial" w:hAnsi="Arial"/>
+                <w:b/>
+                <w:bCs/>
+                <w:i w:val="false"/>
+                <w:iCs w:val="false"/>
+                <w:color w:val="000000"/>
+                <w:sz w:val="18"/>
+                <w:szCs w:val="18"/>
+              </w:rPr>
+              <w:t xml:space="preserve">Model Building Phase</w:t>
             </w:r>
           </w:p>
           <w:p>
@@ -12813,7 +12813,7 @@
             <w:pPr>
               <w:spacing w:after="20" w:before="0"/>
             </w:pPr>
-            <w:hyperlink w:history="1" r:id="rIdz9gw6rty9atbusnj6ahqz">
+            <w:hyperlink w:history="1" r:id="rIdz76dtkhawgnfdapulckha">
               <w:r>
                 <w:rPr>
                   <w:rFonts w:ascii="Arial" w:cs="Arial" w:eastAsia="Arial" w:hAnsi="Arial"/>
@@ -12846,7 +12846,7 @@
               <w:spacing w:after="10" w:before="0"/>
               <w:ind w:left="120"/>
             </w:pPr>
-            <w:hyperlink w:history="1" r:id="rIdmamfx1upy6qw6d0vgu8q0">
+            <w:hyperlink w:history="1" r:id="rId0qpxupzjc2ifxgmeowyvn">
               <w:r>
                 <w:rPr>
                   <w:rFonts w:ascii="Arial" w:cs="Arial" w:eastAsia="Arial" w:hAnsi="Arial"/>
@@ -12891,7 +12891,7 @@
             <w:pPr>
               <w:spacing w:after="20" w:before="0"/>
             </w:pPr>
-            <w:hyperlink w:history="1" r:id="rIdp6nij4z6o00njsuyrazhp">
+            <w:hyperlink w:history="1" r:id="rIdecid5gs5fhqxphudg3wup">
               <w:r>
                 <w:rPr>
                   <w:rFonts w:ascii="Arial" w:cs="Arial" w:eastAsia="Arial" w:hAnsi="Arial"/>
@@ -12924,7 +12924,7 @@
               <w:spacing w:after="10" w:before="0"/>
               <w:ind w:left="120"/>
             </w:pPr>
-            <w:hyperlink w:history="1" r:id="rId_cpx0qmaitaxhy0rool0z">
+            <w:hyperlink w:history="1" r:id="rIdyuxf3dyelo1la5nzfrqrv">
               <w:r>
                 <w:rPr>
                   <w:rFonts w:ascii="Arial" w:cs="Arial" w:eastAsia="Arial" w:hAnsi="Arial"/>
@@ -14610,7 +14610,7 @@
             <w:pPr>
               <w:spacing w:after="20" w:before="0"/>
             </w:pPr>
-            <w:hyperlink w:history="1" r:id="rIdxthvbpeyneucx0x84exxl">
+            <w:hyperlink w:history="1" r:id="rIdkg4-gjpdrrdmart5kkuqr">
               <w:r>
                 <w:rPr>
                   <w:rFonts w:ascii="Arial" w:cs="Arial" w:eastAsia="Arial" w:hAnsi="Arial"/>
@@ -14643,7 +14643,7 @@
               <w:spacing w:after="10" w:before="0"/>
               <w:ind w:left="120"/>
             </w:pPr>
-            <w:hyperlink w:history="1" r:id="rId1fc6xpdjgc6sgafeifyvh">
+            <w:hyperlink w:history="1" r:id="rId4lb1kwljpgsr_c4jywszx">
               <w:r>
                 <w:rPr>
                   <w:rFonts w:ascii="Arial" w:cs="Arial" w:eastAsia="Arial" w:hAnsi="Arial"/>
@@ -14688,7 +14688,7 @@
             <w:pPr>
               <w:spacing w:after="20" w:before="0"/>
             </w:pPr>
-            <w:hyperlink w:history="1" r:id="rIdzsuhlxmkj1zzmuntep4-j">
+            <w:hyperlink w:history="1" r:id="rIdl9g0hfkz8h1zmgvv1ktzg">
               <w:r>
                 <w:rPr>
                   <w:rFonts w:ascii="Arial" w:cs="Arial" w:eastAsia="Arial" w:hAnsi="Arial"/>
@@ -14721,7 +14721,7 @@
               <w:spacing w:after="10" w:before="0"/>
               <w:ind w:left="120"/>
             </w:pPr>
-            <w:hyperlink w:history="1" r:id="rIdago5boh4jw9ss9mmcnsoo">
+            <w:hyperlink w:history="1" r:id="rIdczhi0b8_yodyahtlnwcyz">
               <w:r>
                 <w:rPr>
                   <w:rFonts w:ascii="Arial" w:cs="Arial" w:eastAsia="Arial" w:hAnsi="Arial"/>
@@ -14916,7 +14916,7 @@
             <w:pPr>
               <w:spacing w:after="20" w:before="0"/>
             </w:pPr>
-            <w:hyperlink w:history="1" r:id="rIdki98rdjo7rirpt_lzxahv">
+            <w:hyperlink w:history="1" r:id="rId58aep63nwjybhf72jqpra">
               <w:r>
                 <w:rPr>
                   <w:rFonts w:ascii="Arial" w:cs="Arial" w:eastAsia="Arial" w:hAnsi="Arial"/>
@@ -14949,7 +14949,7 @@
               <w:spacing w:after="10" w:before="0"/>
               <w:ind w:left="120"/>
             </w:pPr>
-            <w:hyperlink w:history="1" r:id="rIdqymiaozursew3aqaggxho">
+            <w:hyperlink w:history="1" r:id="rIdijyb-rtkwh-skbxqhwzx9">
               <w:r>
                 <w:rPr>
                   <w:rFonts w:ascii="Arial" w:cs="Arial" w:eastAsia="Arial" w:hAnsi="Arial"/>
@@ -14994,7 +14994,7 @@
             <w:pPr>
               <w:spacing w:after="20" w:before="0"/>
             </w:pPr>
-            <w:hyperlink w:history="1" r:id="rIdcflwomjg6utlw4l-eqsra">
+            <w:hyperlink w:history="1" r:id="rIdjdnidg3j11omofeuyjdcs">
               <w:r>
                 <w:rPr>
                   <w:rFonts w:ascii="Arial" w:cs="Arial" w:eastAsia="Arial" w:hAnsi="Arial"/>
@@ -15027,7 +15027,7 @@
               <w:spacing w:after="10" w:before="0"/>
               <w:ind w:left="120"/>
             </w:pPr>
-            <w:hyperlink w:history="1" r:id="rIdll67r-hmmtiotofzqkngk">
+            <w:hyperlink w:history="1" r:id="rIdpctkicgiduvrlfogvqys6">
               <w:r>
                 <w:rPr>
                   <w:rFonts w:ascii="Arial" w:cs="Arial" w:eastAsia="Arial" w:hAnsi="Arial"/>
@@ -15222,7 +15222,7 @@
             <w:pPr>
               <w:spacing w:after="20" w:before="0"/>
             </w:pPr>
-            <w:hyperlink w:history="1" r:id="rIdexkxrv9ngaqlv87kvll_k">
+            <w:hyperlink w:history="1" r:id="rIdscr_hqiljjamy-is3eyuf">
               <w:r>
                 <w:rPr>
                   <w:rFonts w:ascii="Arial" w:cs="Arial" w:eastAsia="Arial" w:hAnsi="Arial"/>
@@ -15255,7 +15255,7 @@
               <w:spacing w:after="10" w:before="0"/>
               <w:ind w:left="120"/>
             </w:pPr>
-            <w:hyperlink w:history="1" r:id="rIdb7seluxywufdj7jk6juvj">
+            <w:hyperlink w:history="1" r:id="rIdbcbs1mw0xgksthow5a4fz">
               <w:r>
                 <w:rPr>
                   <w:rFonts w:ascii="Arial" w:cs="Arial" w:eastAsia="Arial" w:hAnsi="Arial"/>
@@ -15300,7 +15300,7 @@
             <w:pPr>
               <w:spacing w:after="20" w:before="0"/>
             </w:pPr>
-            <w:hyperlink w:history="1" r:id="rIdpl4x6m3dfi_h2a83q-brf">
+            <w:hyperlink w:history="1" r:id="rIdmn_thwfv2udw6-n2r2p4v">
               <w:r>
                 <w:rPr>
                   <w:rFonts w:ascii="Arial" w:cs="Arial" w:eastAsia="Arial" w:hAnsi="Arial"/>
@@ -15333,7 +15333,7 @@
               <w:spacing w:after="10" w:before="0"/>
               <w:ind w:left="120"/>
             </w:pPr>
-            <w:hyperlink w:history="1" r:id="rIdgy2pkphwasuhfq2wntgbu">
+            <w:hyperlink w:history="1" r:id="rIdn7gumbufwm5i_x2c7mtuj">
               <w:r>
                 <w:rPr>
                   <w:rFonts w:ascii="Arial" w:cs="Arial" w:eastAsia="Arial" w:hAnsi="Arial"/>
@@ -15528,7 +15528,7 @@
             <w:pPr>
               <w:spacing w:after="20" w:before="0"/>
             </w:pPr>
-            <w:hyperlink w:history="1" r:id="rId7wd4_otpcougqe6bkkd5x">
+            <w:hyperlink w:history="1" r:id="rIdhtziwlmq5arlmrwy3czul">
               <w:r>
                 <w:rPr>
                   <w:rFonts w:ascii="Arial" w:cs="Arial" w:eastAsia="Arial" w:hAnsi="Arial"/>
@@ -15561,7 +15561,7 @@
               <w:spacing w:after="10" w:before="0"/>
               <w:ind w:left="120"/>
             </w:pPr>
-            <w:hyperlink w:history="1" r:id="rIdrypuqicg8vy6afg__kzz0">
+            <w:hyperlink w:history="1" r:id="rIdc0gedjapswnb-wiai3enl">
               <w:r>
                 <w:rPr>
                   <w:rFonts w:ascii="Arial" w:cs="Arial" w:eastAsia="Arial" w:hAnsi="Arial"/>
@@ -15606,7 +15606,7 @@
             <w:pPr>
               <w:spacing w:after="20" w:before="0"/>
             </w:pPr>
-            <w:hyperlink w:history="1" r:id="rId4nim0d7nzsulreu2ezyl1">
+            <w:hyperlink w:history="1" r:id="rIdwdhk4jmeug681b-8rcgz4">
               <w:r>
                 <w:rPr>
                   <w:rFonts w:ascii="Arial" w:cs="Arial" w:eastAsia="Arial" w:hAnsi="Arial"/>
@@ -15639,7 +15639,7 @@
               <w:spacing w:after="10" w:before="0"/>
               <w:ind w:left="120"/>
             </w:pPr>
-            <w:hyperlink w:history="1" r:id="rIdscooyeg05fdyfirtfyqtl">
+            <w:hyperlink w:history="1" r:id="rIdstumw6g2rjj1stnme98cv">
               <w:r>
                 <w:rPr>
                   <w:rFonts w:ascii="Arial" w:cs="Arial" w:eastAsia="Arial" w:hAnsi="Arial"/>
@@ -15834,7 +15834,7 @@
             <w:pPr>
               <w:spacing w:after="20" w:before="0"/>
             </w:pPr>
-            <w:hyperlink w:history="1" r:id="rId7pd7q3_naorvha9fayqi3">
+            <w:hyperlink w:history="1" r:id="rIdyccuihik_6zuh8t7qi_to">
               <w:r>
                 <w:rPr>
                   <w:rFonts w:ascii="Arial" w:cs="Arial" w:eastAsia="Arial" w:hAnsi="Arial"/>
@@ -15867,7 +15867,7 @@
               <w:spacing w:after="10" w:before="0"/>
               <w:ind w:left="120"/>
             </w:pPr>
-            <w:hyperlink w:history="1" r:id="rIdfsgubj3knix7b6ctv8igt">
+            <w:hyperlink w:history="1" r:id="rIdjdyy5yuqdhbnfqpsonrb-">
               <w:r>
                 <w:rPr>
                   <w:rFonts w:ascii="Arial" w:cs="Arial" w:eastAsia="Arial" w:hAnsi="Arial"/>
@@ -15912,7 +15912,7 @@
             <w:pPr>
               <w:spacing w:after="20" w:before="0"/>
             </w:pPr>
-            <w:hyperlink w:history="1" r:id="rIdjaaz3v1du8prarsui1puk">
+            <w:hyperlink w:history="1" r:id="rIdtcu2ckp2xbmmhxh0lajql">
               <w:r>
                 <w:rPr>
                   <w:rFonts w:ascii="Arial" w:cs="Arial" w:eastAsia="Arial" w:hAnsi="Arial"/>
@@ -15945,7 +15945,7 @@
               <w:spacing w:after="10" w:before="0"/>
               <w:ind w:left="120"/>
             </w:pPr>
-            <w:hyperlink w:history="1" r:id="rIdisjq39kggq39vnuuio2be">
+            <w:hyperlink w:history="1" r:id="rId4tynzggrupob2g4bgqco0">
               <w:r>
                 <w:rPr>
                   <w:rFonts w:ascii="Arial" w:cs="Arial" w:eastAsia="Arial" w:hAnsi="Arial"/>
@@ -17687,7 +17687,7 @@
             <w:pPr>
               <w:spacing w:after="20" w:before="0"/>
             </w:pPr>
-            <w:hyperlink w:history="1" r:id="rIdlaloyruzmk4tf3ze2bl4y">
+            <w:hyperlink w:history="1" r:id="rIdsxi5fk8zo99gbuumo1nlj">
               <w:r>
                 <w:rPr>
                   <w:rFonts w:ascii="Arial" w:cs="Arial" w:eastAsia="Arial" w:hAnsi="Arial"/>
@@ -17720,7 +17720,7 @@
               <w:spacing w:after="10" w:before="0"/>
               <w:ind w:left="120"/>
             </w:pPr>
-            <w:hyperlink w:history="1" r:id="rIdr3694qfpjtylkvlcbhdml">
+            <w:hyperlink w:history="1" r:id="rIdmgwvj1tahkltgguhk-hli">
               <w:r>
                 <w:rPr>
                   <w:rFonts w:ascii="Arial" w:cs="Arial" w:eastAsia="Arial" w:hAnsi="Arial"/>
@@ -17765,7 +17765,7 @@
             <w:pPr>
               <w:spacing w:after="20" w:before="0"/>
             </w:pPr>
-            <w:hyperlink w:history="1" r:id="rIdw5_6yfltn4uersop1axw9">
+            <w:hyperlink w:history="1" r:id="rIdxemxbij00w0z6lojxrqgo">
               <w:r>
                 <w:rPr>
                   <w:rFonts w:ascii="Arial" w:cs="Arial" w:eastAsia="Arial" w:hAnsi="Arial"/>
@@ -17798,7 +17798,7 @@
               <w:spacing w:after="10" w:before="0"/>
               <w:ind w:left="120"/>
             </w:pPr>
-            <w:hyperlink w:history="1" r:id="rIdxza2j3fh0lhrufpfppavl">
+            <w:hyperlink w:history="1" r:id="rIdpcmoary4jh9rty8xbehtf">
               <w:r>
                 <w:rPr>
                   <w:rFonts w:ascii="Arial" w:cs="Arial" w:eastAsia="Arial" w:hAnsi="Arial"/>
@@ -17993,7 +17993,7 @@
             <w:pPr>
               <w:spacing w:after="20" w:before="0"/>
             </w:pPr>
-            <w:hyperlink w:history="1" r:id="rIdda-otoxqxrt4oqthfkar4">
+            <w:hyperlink w:history="1" r:id="rIdnrcxmfndnyg9djmgrg9ku">
               <w:r>
                 <w:rPr>
                   <w:rFonts w:ascii="Arial" w:cs="Arial" w:eastAsia="Arial" w:hAnsi="Arial"/>
@@ -18026,7 +18026,7 @@
               <w:spacing w:after="10" w:before="0"/>
               <w:ind w:left="120"/>
             </w:pPr>
-            <w:hyperlink w:history="1" r:id="rIdhz-0h_abonv4z5qqrr0kl">
+            <w:hyperlink w:history="1" r:id="rIds3uzk0ue9tdrjwvenmkii">
               <w:r>
                 <w:rPr>
                   <w:rFonts w:ascii="Arial" w:cs="Arial" w:eastAsia="Arial" w:hAnsi="Arial"/>
@@ -18071,7 +18071,7 @@
             <w:pPr>
               <w:spacing w:after="20" w:before="0"/>
             </w:pPr>
-            <w:hyperlink w:history="1" r:id="rIdzw4telfvv7jkunvfsuutb">
+            <w:hyperlink w:history="1" r:id="rId1ijboyie0evkf-t12lngd">
               <w:r>
                 <w:rPr>
                   <w:rFonts w:ascii="Arial" w:cs="Arial" w:eastAsia="Arial" w:hAnsi="Arial"/>
@@ -18104,7 +18104,7 @@
               <w:spacing w:after="10" w:before="0"/>
               <w:ind w:left="120"/>
             </w:pPr>
-            <w:hyperlink w:history="1" r:id="rIdmctsyxvsapf4lz76gavlj">
+            <w:hyperlink w:history="1" r:id="rIdix5idp91vuq6ttynepkfz">
               <w:r>
                 <w:rPr>
                   <w:rFonts w:ascii="Arial" w:cs="Arial" w:eastAsia="Arial" w:hAnsi="Arial"/>
@@ -18299,7 +18299,7 @@
             <w:pPr>
               <w:spacing w:after="20" w:before="0"/>
             </w:pPr>
-            <w:hyperlink w:history="1" r:id="rIdpzlmhmhkfih978hervudv">
+            <w:hyperlink w:history="1" r:id="rIdiozhaqs1eh0mgh_qsiimu">
               <w:r>
                 <w:rPr>
                   <w:rFonts w:ascii="Arial" w:cs="Arial" w:eastAsia="Arial" w:hAnsi="Arial"/>
@@ -18332,7 +18332,7 @@
               <w:spacing w:after="10" w:before="0"/>
               <w:ind w:left="120"/>
             </w:pPr>
-            <w:hyperlink w:history="1" r:id="rId5prcpub7ocskj050bdmbu">
+            <w:hyperlink w:history="1" r:id="rId6sfhonneiepdoq5afywau">
               <w:r>
                 <w:rPr>
                   <w:rFonts w:ascii="Arial" w:cs="Arial" w:eastAsia="Arial" w:hAnsi="Arial"/>
@@ -18377,7 +18377,7 @@
             <w:pPr>
               <w:spacing w:after="20" w:before="0"/>
             </w:pPr>
-            <w:hyperlink w:history="1" r:id="rIdfh2zlkukyqw95_ybqrqz1">
+            <w:hyperlink w:history="1" r:id="rIdzcx-wszdkhd-1w0euy-hq">
               <w:r>
                 <w:rPr>
                   <w:rFonts w:ascii="Arial" w:cs="Arial" w:eastAsia="Arial" w:hAnsi="Arial"/>
@@ -18410,7 +18410,7 @@
               <w:spacing w:after="10" w:before="0"/>
               <w:ind w:left="120"/>
             </w:pPr>
-            <w:hyperlink w:history="1" r:id="rIdglb5iap2glx8weewcfukm">
+            <w:hyperlink w:history="1" r:id="rIdrohl4jyuba5voxlfs1jqt">
               <w:r>
                 <w:rPr>
                   <w:rFonts w:ascii="Arial" w:cs="Arial" w:eastAsia="Arial" w:hAnsi="Arial"/>
@@ -18605,7 +18605,7 @@
             <w:pPr>
               <w:spacing w:after="20" w:before="0"/>
             </w:pPr>
-            <w:hyperlink w:history="1" r:id="rIddzwnmpcxdx_giwmuxhbbm">
+            <w:hyperlink w:history="1" r:id="rId930mmr_rpezyca8qiebpt">
               <w:r>
                 <w:rPr>
                   <w:rFonts w:ascii="Arial" w:cs="Arial" w:eastAsia="Arial" w:hAnsi="Arial"/>
@@ -18638,7 +18638,7 @@
               <w:spacing w:after="10" w:before="0"/>
               <w:ind w:left="120"/>
             </w:pPr>
-            <w:hyperlink w:history="1" r:id="rIdtwaf2l1hmuulgljkvn2q6">
+            <w:hyperlink w:history="1" r:id="rIdiwvoz7xkq9kzcun3lpuo-">
               <w:r>
                 <w:rPr>
                   <w:rFonts w:ascii="Arial" w:cs="Arial" w:eastAsia="Arial" w:hAnsi="Arial"/>
@@ -18683,7 +18683,7 @@
             <w:pPr>
               <w:spacing w:after="20" w:before="0"/>
             </w:pPr>
-            <w:hyperlink w:history="1" r:id="rIdrga2lrsgza76gaatkq4o_">
+            <w:hyperlink w:history="1" r:id="rIddhav5ccu2di2jn-dp1pag">
               <w:r>
                 <w:rPr>
                   <w:rFonts w:ascii="Arial" w:cs="Arial" w:eastAsia="Arial" w:hAnsi="Arial"/>
@@ -18716,7 +18716,7 @@
               <w:spacing w:after="10" w:before="0"/>
               <w:ind w:left="120"/>
             </w:pPr>
-            <w:hyperlink w:history="1" r:id="rIdlhavcrzn3lferrv2aybhh">
+            <w:hyperlink w:history="1" r:id="rId2s1unkxx6ptvyfyviju2f">
               <w:r>
                 <w:rPr>
                   <w:rFonts w:ascii="Arial" w:cs="Arial" w:eastAsia="Arial" w:hAnsi="Arial"/>
@@ -18911,7 +18911,7 @@
             <w:pPr>
               <w:spacing w:after="20" w:before="0"/>
             </w:pPr>
-            <w:hyperlink w:history="1" r:id="rIdsbdkvi4k5ift40jrxmvqv">
+            <w:hyperlink w:history="1" r:id="rIdmyipjzct82-dfegjgb1mw">
               <w:r>
                 <w:rPr>
                   <w:rFonts w:ascii="Arial" w:cs="Arial" w:eastAsia="Arial" w:hAnsi="Arial"/>
@@ -18944,7 +18944,7 @@
               <w:spacing w:after="10" w:before="0"/>
               <w:ind w:left="120"/>
             </w:pPr>
-            <w:hyperlink w:history="1" r:id="rIdhz5exzrp6gd8k7xa70fav">
+            <w:hyperlink w:history="1" r:id="rIdcp8kueshfwennwjzz8mcz">
               <w:r>
                 <w:rPr>
                   <w:rFonts w:ascii="Arial" w:cs="Arial" w:eastAsia="Arial" w:hAnsi="Arial"/>
@@ -18989,7 +18989,7 @@
             <w:pPr>
               <w:spacing w:after="20" w:before="0"/>
             </w:pPr>
-            <w:hyperlink w:history="1" r:id="rIdrnugpbdqj55ffuehaddmh">
+            <w:hyperlink w:history="1" r:id="rId2c4irg-gfwgyor30mj3x4">
               <w:r>
                 <w:rPr>
                   <w:rFonts w:ascii="Arial" w:cs="Arial" w:eastAsia="Arial" w:hAnsi="Arial"/>
@@ -19022,7 +19022,7 @@
               <w:spacing w:after="10" w:before="0"/>
               <w:ind w:left="120"/>
             </w:pPr>
-            <w:hyperlink w:history="1" r:id="rIdyt45lw18q47j3b_mvnd5j">
+            <w:hyperlink w:history="1" r:id="rIdjyfdyu9uqk2zrwnhh5ywi">
               <w:r>
                 <w:rPr>
                   <w:rFonts w:ascii="Arial" w:cs="Arial" w:eastAsia="Arial" w:hAnsi="Arial"/>
@@ -20613,32 +20613,32 @@
         <w:tc>
           <w:tcPr>
             <w:tcW w:type="dxa" w:w="1520"/>
-            <w:shd w:fill="F2F2F2" w:color="auto" w:val="clear"/>
-            <w:tcMar>
-              <w:top w:type="dxa" w:w="60"/>
-              <w:left w:type="dxa" w:w="120"/>
-              <w:bottom w:type="dxa" w:w="60"/>
-              <w:right w:type="dxa" w:w="120"/>
-            </w:tcMar>
-            <w:vAlign w:val="top"/>
-          </w:tcPr>
-          <w:p>
-            <w:pPr>
-              <w:spacing w:after="40" w:before="0"/>
-              <w:jc w:val="left"/>
-            </w:pPr>
-            <w:r>
-              <w:rPr>
-                <w:rFonts w:ascii="Arial" w:cs="Arial" w:eastAsia="Arial" w:hAnsi="Arial"/>
-                <w:b/>
-                <w:bCs/>
-                <w:i w:val="false"/>
-                <w:iCs w:val="false"/>
-                <w:color w:val="000000"/>
-                <w:sz w:val="18"/>
-                <w:szCs w:val="18"/>
-              </w:rPr>
-              <w:t xml:space="preserve">1 — Predict Phase (15 minutes)</w:t>
+            <w:shd w:fill="EAD1F5" w:color="auto" w:val="clear"/>
+            <w:tcMar>
+              <w:top w:type="dxa" w:w="60"/>
+              <w:left w:type="dxa" w:w="120"/>
+              <w:bottom w:type="dxa" w:w="60"/>
+              <w:right w:type="dxa" w:w="120"/>
+            </w:tcMar>
+            <w:vAlign w:val="top"/>
+          </w:tcPr>
+          <w:p>
+            <w:pPr>
+              <w:spacing w:after="40" w:before="0"/>
+              <w:jc w:val="left"/>
+            </w:pPr>
+            <w:r>
+              <w:rPr>
+                <w:rFonts w:ascii="Arial" w:cs="Arial" w:eastAsia="Arial" w:hAnsi="Arial"/>
+                <w:b/>
+                <w:bCs/>
+                <w:i w:val="false"/>
+                <w:iCs w:val="false"/>
+                <w:color w:val="000000"/>
+                <w:sz w:val="18"/>
+                <w:szCs w:val="18"/>
+              </w:rPr>
+              <w:t xml:space="preserve">Predict Phase</w:t>
             </w:r>
           </w:p>
           <w:p>
@@ -20661,7 +20661,7 @@
             <w:pPr>
               <w:spacing w:after="20" w:before="0"/>
             </w:pPr>
-            <w:hyperlink w:history="1" r:id="rIdgszc-tzsrf7mrypojzrub">
+            <w:hyperlink w:history="1" r:id="rIdj6knu2fzgipoxzxhmu1wb">
               <w:r>
                 <w:rPr>
                   <w:rFonts w:ascii="Arial" w:cs="Arial" w:eastAsia="Arial" w:hAnsi="Arial"/>
@@ -20694,7 +20694,7 @@
               <w:spacing w:after="10" w:before="0"/>
               <w:ind w:left="120"/>
             </w:pPr>
-            <w:hyperlink w:history="1" r:id="rIdj3vvan6qxhokulg1o_l-j">
+            <w:hyperlink w:history="1" r:id="rIdyqhr-u818oxdbb7qok-sw">
               <w:r>
                 <w:rPr>
                   <w:rFonts w:ascii="Arial" w:cs="Arial" w:eastAsia="Arial" w:hAnsi="Arial"/>
@@ -20739,7 +20739,7 @@
             <w:pPr>
               <w:spacing w:after="20" w:before="0"/>
             </w:pPr>
-            <w:hyperlink w:history="1" r:id="rIdcm2xykfplu1fjhwqu88dx">
+            <w:hyperlink w:history="1" r:id="rIdsia1twp2aacasdi8dguhi">
               <w:r>
                 <w:rPr>
                   <w:rFonts w:ascii="Arial" w:cs="Arial" w:eastAsia="Arial" w:hAnsi="Arial"/>
@@ -20772,7 +20772,7 @@
               <w:spacing w:after="10" w:before="0"/>
               <w:ind w:left="120"/>
             </w:pPr>
-            <w:hyperlink w:history="1" r:id="rIdf6nivzv86wjk0rdkj5nm3">
+            <w:hyperlink w:history="1" r:id="rIdhtoji3hjmoywokrwmn-ay">
               <w:r>
                 <w:rPr>
                   <w:rFonts w:ascii="Arial" w:cs="Arial" w:eastAsia="Arial" w:hAnsi="Arial"/>
@@ -20919,32 +20919,32 @@
         <w:tc>
           <w:tcPr>
             <w:tcW w:type="dxa" w:w="1520"/>
-            <w:shd w:fill="F2F2F2" w:color="auto" w:val="clear"/>
-            <w:tcMar>
-              <w:top w:type="dxa" w:w="60"/>
-              <w:left w:type="dxa" w:w="120"/>
-              <w:bottom w:type="dxa" w:w="60"/>
-              <w:right w:type="dxa" w:w="120"/>
-            </w:tcMar>
-            <w:vAlign w:val="top"/>
-          </w:tcPr>
-          <w:p>
-            <w:pPr>
-              <w:spacing w:after="40" w:before="0"/>
-              <w:jc w:val="left"/>
-            </w:pPr>
-            <w:r>
-              <w:rPr>
-                <w:rFonts w:ascii="Arial" w:cs="Arial" w:eastAsia="Arial" w:hAnsi="Arial"/>
-                <w:b/>
-                <w:bCs/>
-                <w:i w:val="false"/>
-                <w:iCs w:val="false"/>
-                <w:color w:val="000000"/>
-                <w:sz w:val="18"/>
-                <w:szCs w:val="18"/>
-              </w:rPr>
-              <w:t xml:space="preserve">2 — Observe Phase (20 minutes)</w:t>
+            <w:shd w:fill="D9EEF1" w:color="auto" w:val="clear"/>
+            <w:tcMar>
+              <w:top w:type="dxa" w:w="60"/>
+              <w:left w:type="dxa" w:w="120"/>
+              <w:bottom w:type="dxa" w:w="60"/>
+              <w:right w:type="dxa" w:w="120"/>
+            </w:tcMar>
+            <w:vAlign w:val="top"/>
+          </w:tcPr>
+          <w:p>
+            <w:pPr>
+              <w:spacing w:after="40" w:before="0"/>
+              <w:jc w:val="left"/>
+            </w:pPr>
+            <w:r>
+              <w:rPr>
+                <w:rFonts w:ascii="Arial" w:cs="Arial" w:eastAsia="Arial" w:hAnsi="Arial"/>
+                <w:b/>
+                <w:bCs/>
+                <w:i w:val="false"/>
+                <w:iCs w:val="false"/>
+                <w:color w:val="000000"/>
+                <w:sz w:val="18"/>
+                <w:szCs w:val="18"/>
+              </w:rPr>
+              <w:t xml:space="preserve">Observe Phase</w:t>
             </w:r>
           </w:p>
           <w:p>
@@ -20967,7 +20967,7 @@
             <w:pPr>
               <w:spacing w:after="20" w:before="0"/>
             </w:pPr>
-            <w:hyperlink w:history="1" r:id="rId_zfb3poyy29iv4gtpbjff">
+            <w:hyperlink w:history="1" r:id="rIdydntkcuhdvtwsn2s0uesv">
               <w:r>
                 <w:rPr>
                   <w:rFonts w:ascii="Arial" w:cs="Arial" w:eastAsia="Arial" w:hAnsi="Arial"/>
@@ -21000,7 +21000,7 @@
               <w:spacing w:after="10" w:before="0"/>
               <w:ind w:left="120"/>
             </w:pPr>
-            <w:hyperlink w:history="1" r:id="rIdkdq1sc3ignfhsmd3dzjw_">
+            <w:hyperlink w:history="1" r:id="rId43p8svcotwhz9o723rz91">
               <w:r>
                 <w:rPr>
                   <w:rFonts w:ascii="Arial" w:cs="Arial" w:eastAsia="Arial" w:hAnsi="Arial"/>
@@ -21045,7 +21045,7 @@
             <w:pPr>
               <w:spacing w:after="20" w:before="0"/>
             </w:pPr>
-            <w:hyperlink w:history="1" r:id="rId4rjg1nfom1wnher9eiflu">
+            <w:hyperlink w:history="1" r:id="rIdbsmq1rvla6bcalqpc-c2s">
               <w:r>
                 <w:rPr>
                   <w:rFonts w:ascii="Arial" w:cs="Arial" w:eastAsia="Arial" w:hAnsi="Arial"/>
@@ -21078,7 +21078,7 @@
               <w:spacing w:after="10" w:before="0"/>
               <w:ind w:left="120"/>
             </w:pPr>
-            <w:hyperlink w:history="1" r:id="rIdszaoza42ttk5retdctogo">
+            <w:hyperlink w:history="1" r:id="rIdvw2ylirzakajf8mmuondx">
               <w:r>
                 <w:rPr>
                   <w:rFonts w:ascii="Arial" w:cs="Arial" w:eastAsia="Arial" w:hAnsi="Arial"/>
@@ -21225,32 +21225,32 @@
         <w:tc>
           <w:tcPr>
             <w:tcW w:type="dxa" w:w="1520"/>
-            <w:shd w:fill="F2F2F2" w:color="auto" w:val="clear"/>
-            <w:tcMar>
-              <w:top w:type="dxa" w:w="60"/>
-              <w:left w:type="dxa" w:w="120"/>
-              <w:bottom w:type="dxa" w:w="60"/>
-              <w:right w:type="dxa" w:w="120"/>
-            </w:tcMar>
-            <w:vAlign w:val="top"/>
-          </w:tcPr>
-          <w:p>
-            <w:pPr>
-              <w:spacing w:after="40" w:before="0"/>
-              <w:jc w:val="left"/>
-            </w:pPr>
-            <w:r>
-              <w:rPr>
-                <w:rFonts w:ascii="Arial" w:cs="Arial" w:eastAsia="Arial" w:hAnsi="Arial"/>
-                <w:b/>
-                <w:bCs/>
-                <w:i w:val="false"/>
-                <w:iCs w:val="false"/>
-                <w:color w:val="000000"/>
-                <w:sz w:val="18"/>
-                <w:szCs w:val="18"/>
-              </w:rPr>
-              <w:t xml:space="preserve">3 — Explain Phase (25 minutes)</w:t>
+            <w:shd w:fill="E2EFDA" w:color="auto" w:val="clear"/>
+            <w:tcMar>
+              <w:top w:type="dxa" w:w="60"/>
+              <w:left w:type="dxa" w:w="120"/>
+              <w:bottom w:type="dxa" w:w="60"/>
+              <w:right w:type="dxa" w:w="120"/>
+            </w:tcMar>
+            <w:vAlign w:val="top"/>
+          </w:tcPr>
+          <w:p>
+            <w:pPr>
+              <w:spacing w:after="40" w:before="0"/>
+              <w:jc w:val="left"/>
+            </w:pPr>
+            <w:r>
+              <w:rPr>
+                <w:rFonts w:ascii="Arial" w:cs="Arial" w:eastAsia="Arial" w:hAnsi="Arial"/>
+                <w:b/>
+                <w:bCs/>
+                <w:i w:val="false"/>
+                <w:iCs w:val="false"/>
+                <w:color w:val="000000"/>
+                <w:sz w:val="18"/>
+                <w:szCs w:val="18"/>
+              </w:rPr>
+              <w:t xml:space="preserve">Explain Phase</w:t>
             </w:r>
           </w:p>
           <w:p>
@@ -21273,7 +21273,7 @@
             <w:pPr>
               <w:spacing w:after="20" w:before="0"/>
             </w:pPr>
-            <w:hyperlink w:history="1" r:id="rId2foqaleazckklaqmkms8a">
+            <w:hyperlink w:history="1" r:id="rIdybi-5cop0wfrjsdrq3hrx">
               <w:r>
                 <w:rPr>
                   <w:rFonts w:ascii="Arial" w:cs="Arial" w:eastAsia="Arial" w:hAnsi="Arial"/>
@@ -21306,7 +21306,7 @@
               <w:spacing w:after="10" w:before="0"/>
               <w:ind w:left="120"/>
             </w:pPr>
-            <w:hyperlink w:history="1" r:id="rIdysq02bpwqdtupgbjehotx">
+            <w:hyperlink w:history="1" r:id="rIdegja6o9ueo8xoq5qyrugc">
               <w:r>
                 <w:rPr>
                   <w:rFonts w:ascii="Arial" w:cs="Arial" w:eastAsia="Arial" w:hAnsi="Arial"/>
@@ -21351,7 +21351,7 @@
             <w:pPr>
               <w:spacing w:after="20" w:before="0"/>
             </w:pPr>
-            <w:hyperlink w:history="1" r:id="rIdeduhh6xt6gpx9cmv2foxm">
+            <w:hyperlink w:history="1" r:id="rIdfnii_dtoq53z3tko9yxdq">
               <w:r>
                 <w:rPr>
                   <w:rFonts w:ascii="Arial" w:cs="Arial" w:eastAsia="Arial" w:hAnsi="Arial"/>
@@ -21384,7 +21384,7 @@
               <w:spacing w:after="10" w:before="0"/>
               <w:ind w:left="120"/>
             </w:pPr>
-            <w:hyperlink w:history="1" r:id="rIdixjuuog1s6nnsjsdpbdpx">
+            <w:hyperlink w:history="1" r:id="rIdsejhf5jpwroubdnka2ram">
               <w:r>
                 <w:rPr>
                   <w:rFonts w:ascii="Arial" w:cs="Arial" w:eastAsia="Arial" w:hAnsi="Arial"/>
@@ -21531,32 +21531,32 @@
         <w:tc>
           <w:tcPr>
             <w:tcW w:type="dxa" w:w="1520"/>
-            <w:shd w:fill="F2F2F2" w:color="auto" w:val="clear"/>
-            <w:tcMar>
-              <w:top w:type="dxa" w:w="60"/>
-              <w:left w:type="dxa" w:w="120"/>
-              <w:bottom w:type="dxa" w:w="60"/>
-              <w:right w:type="dxa" w:w="120"/>
-            </w:tcMar>
-            <w:vAlign w:val="top"/>
-          </w:tcPr>
-          <w:p>
-            <w:pPr>
-              <w:spacing w:after="40" w:before="0"/>
-              <w:jc w:val="left"/>
-            </w:pPr>
-            <w:r>
-              <w:rPr>
-                <w:rFonts w:ascii="Arial" w:cs="Arial" w:eastAsia="Arial" w:hAnsi="Arial"/>
-                <w:b/>
-                <w:bCs/>
-                <w:i w:val="false"/>
-                <w:iCs w:val="false"/>
-                <w:color w:val="000000"/>
-                <w:sz w:val="18"/>
-                <w:szCs w:val="18"/>
-              </w:rPr>
-              <w:t xml:space="preserve">4 — Driving Question Board (DQB) Update (10 minutes)</w:t>
+            <w:shd w:fill="FCE4D6" w:color="auto" w:val="clear"/>
+            <w:tcMar>
+              <w:top w:type="dxa" w:w="60"/>
+              <w:left w:type="dxa" w:w="120"/>
+              <w:bottom w:type="dxa" w:w="60"/>
+              <w:right w:type="dxa" w:w="120"/>
+            </w:tcMar>
+            <w:vAlign w:val="top"/>
+          </w:tcPr>
+          <w:p>
+            <w:pPr>
+              <w:spacing w:after="40" w:before="0"/>
+              <w:jc w:val="left"/>
+            </w:pPr>
+            <w:r>
+              <w:rPr>
+                <w:rFonts w:ascii="Arial" w:cs="Arial" w:eastAsia="Arial" w:hAnsi="Arial"/>
+                <w:b/>
+                <w:bCs/>
+                <w:i w:val="false"/>
+                <w:iCs w:val="false"/>
+                <w:color w:val="000000"/>
+                <w:sz w:val="18"/>
+                <w:szCs w:val="18"/>
+              </w:rPr>
+              <w:t xml:space="preserve">Driving Question Board (DQB) Creation</w:t>
             </w:r>
           </w:p>
           <w:p>
@@ -21579,7 +21579,7 @@
             <w:pPr>
               <w:spacing w:after="20" w:before="0"/>
             </w:pPr>
-            <w:hyperlink w:history="1" r:id="rIdtkcqy_ljss8bck_koib8k">
+            <w:hyperlink w:history="1" r:id="rIdozcgsvyzjqr672ewwb5mo">
               <w:r>
                 <w:rPr>
                   <w:rFonts w:ascii="Arial" w:cs="Arial" w:eastAsia="Arial" w:hAnsi="Arial"/>
@@ -21612,7 +21612,7 @@
               <w:spacing w:after="10" w:before="0"/>
               <w:ind w:left="120"/>
             </w:pPr>
-            <w:hyperlink w:history="1" r:id="rId4nscbu5cqlyro5mins0bj">
+            <w:hyperlink w:history="1" r:id="rIdsrtjowxewmlwx84ychb1t">
               <w:r>
                 <w:rPr>
                   <w:rFonts w:ascii="Arial" w:cs="Arial" w:eastAsia="Arial" w:hAnsi="Arial"/>
@@ -21657,7 +21657,7 @@
             <w:pPr>
               <w:spacing w:after="20" w:before="0"/>
             </w:pPr>
-            <w:hyperlink w:history="1" r:id="rIdjmitq8spmkumqiylcq-lc">
+            <w:hyperlink w:history="1" r:id="rIdqy4m2t_mjof9ds_jxi1sy">
               <w:r>
                 <w:rPr>
                   <w:rFonts w:ascii="Arial" w:cs="Arial" w:eastAsia="Arial" w:hAnsi="Arial"/>
@@ -21690,7 +21690,7 @@
               <w:spacing w:after="10" w:before="0"/>
               <w:ind w:left="120"/>
             </w:pPr>
-            <w:hyperlink w:history="1" r:id="rIdrlytkhwnlb3donw3hao1v">
+            <w:hyperlink w:history="1" r:id="rIdwmb6qinscybwcqqiexyug">
               <w:r>
                 <w:rPr>
                   <w:rFonts w:ascii="Arial" w:cs="Arial" w:eastAsia="Arial" w:hAnsi="Arial"/>
@@ -21837,32 +21837,32 @@
         <w:tc>
           <w:tcPr>
             <w:tcW w:type="dxa" w:w="1520"/>
-            <w:shd w:fill="F2F2F2" w:color="auto" w:val="clear"/>
-            <w:tcMar>
-              <w:top w:type="dxa" w:w="60"/>
-              <w:left w:type="dxa" w:w="120"/>
-              <w:bottom w:type="dxa" w:w="60"/>
-              <w:right w:type="dxa" w:w="120"/>
-            </w:tcMar>
-            <w:vAlign w:val="top"/>
-          </w:tcPr>
-          <w:p>
-            <w:pPr>
-              <w:spacing w:after="40" w:before="0"/>
-              <w:jc w:val="left"/>
-            </w:pPr>
-            <w:r>
-              <w:rPr>
-                <w:rFonts w:ascii="Arial" w:cs="Arial" w:eastAsia="Arial" w:hAnsi="Arial"/>
-                <w:b/>
-                <w:bCs/>
-                <w:i w:val="false"/>
-                <w:iCs w:val="false"/>
-                <w:color w:val="000000"/>
-                <w:sz w:val="18"/>
-                <w:szCs w:val="18"/>
-              </w:rPr>
-              <w:t xml:space="preserve">5 — Model Building Phase (10 minutes)</w:t>
+            <w:shd w:fill="D5E8F0" w:color="auto" w:val="clear"/>
+            <w:tcMar>
+              <w:top w:type="dxa" w:w="60"/>
+              <w:left w:type="dxa" w:w="120"/>
+              <w:bottom w:type="dxa" w:w="60"/>
+              <w:right w:type="dxa" w:w="120"/>
+            </w:tcMar>
+            <w:vAlign w:val="top"/>
+          </w:tcPr>
+          <w:p>
+            <w:pPr>
+              <w:spacing w:after="40" w:before="0"/>
+              <w:jc w:val="left"/>
+            </w:pPr>
+            <w:r>
+              <w:rPr>
+                <w:rFonts w:ascii="Arial" w:cs="Arial" w:eastAsia="Arial" w:hAnsi="Arial"/>
+                <w:b/>
+                <w:bCs/>
+                <w:i w:val="false"/>
+                <w:iCs w:val="false"/>
+                <w:color w:val="000000"/>
+                <w:sz w:val="18"/>
+                <w:szCs w:val="18"/>
+              </w:rPr>
+              <w:t xml:space="preserve">Model Building Phase</w:t>
             </w:r>
           </w:p>
           <w:p>
@@ -21885,7 +21885,7 @@
             <w:pPr>
               <w:spacing w:after="20" w:before="0"/>
             </w:pPr>
-            <w:hyperlink w:history="1" r:id="rIdbap1fvoejpncwlhgfunrw">
+            <w:hyperlink w:history="1" r:id="rIddkskgu7uold3kstelgg-v">
               <w:r>
                 <w:rPr>
                   <w:rFonts w:ascii="Arial" w:cs="Arial" w:eastAsia="Arial" w:hAnsi="Arial"/>
@@ -21918,7 +21918,7 @@
               <w:spacing w:after="10" w:before="0"/>
               <w:ind w:left="120"/>
             </w:pPr>
-            <w:hyperlink w:history="1" r:id="rIdmswm5bolki4gk4crsm0gk">
+            <w:hyperlink w:history="1" r:id="rIdydwvx1fexqz-umlmte8ij">
               <w:r>
                 <w:rPr>
                   <w:rFonts w:ascii="Arial" w:cs="Arial" w:eastAsia="Arial" w:hAnsi="Arial"/>
@@ -21963,7 +21963,7 @@
             <w:pPr>
               <w:spacing w:after="20" w:before="0"/>
             </w:pPr>
-            <w:hyperlink w:history="1" r:id="rIdtbin5ckvkqr8zminbwkkl">
+            <w:hyperlink w:history="1" r:id="rIdcyvr_bifxz6b554wcvnyw">
               <w:r>
                 <w:rPr>
                   <w:rFonts w:ascii="Arial" w:cs="Arial" w:eastAsia="Arial" w:hAnsi="Arial"/>
@@ -21996,7 +21996,7 @@
               <w:spacing w:after="10" w:before="0"/>
               <w:ind w:left="120"/>
             </w:pPr>
-            <w:hyperlink w:history="1" r:id="rIdqr2j_ok6tmgirehhkbxh4">
+            <w:hyperlink w:history="1" r:id="rIdntutzjvdp2pdhzzhh_ahc">
               <w:r>
                 <w:rPr>
                   <w:rFonts w:ascii="Arial" w:cs="Arial" w:eastAsia="Arial" w:hAnsi="Arial"/>
@@ -23435,32 +23435,32 @@
         <w:tc>
           <w:tcPr>
             <w:tcW w:type="dxa" w:w="1520"/>
-            <w:shd w:fill="F2F2F2" w:color="auto" w:val="clear"/>
-            <w:tcMar>
-              <w:top w:type="dxa" w:w="60"/>
-              <w:left w:type="dxa" w:w="120"/>
-              <w:bottom w:type="dxa" w:w="60"/>
-              <w:right w:type="dxa" w:w="120"/>
-            </w:tcMar>
-            <w:vAlign w:val="top"/>
-          </w:tcPr>
-          <w:p>
-            <w:pPr>
-              <w:spacing w:after="40" w:before="0"/>
-              <w:jc w:val="left"/>
-            </w:pPr>
-            <w:r>
-              <w:rPr>
-                <w:rFonts w:ascii="Arial" w:cs="Arial" w:eastAsia="Arial" w:hAnsi="Arial"/>
-                <w:b/>
-                <w:bCs/>
-                <w:i w:val="false"/>
-                <w:iCs w:val="false"/>
-                <w:color w:val="000000"/>
-                <w:sz w:val="18"/>
-                <w:szCs w:val="18"/>
-              </w:rPr>
-              <w:t xml:space="preserve">Phase 1 — Predict: My Best Answer Now</w:t>
+            <w:shd w:fill="EAD1F5" w:color="auto" w:val="clear"/>
+            <w:tcMar>
+              <w:top w:type="dxa" w:w="60"/>
+              <w:left w:type="dxa" w:w="120"/>
+              <w:bottom w:type="dxa" w:w="60"/>
+              <w:right w:type="dxa" w:w="120"/>
+            </w:tcMar>
+            <w:vAlign w:val="top"/>
+          </w:tcPr>
+          <w:p>
+            <w:pPr>
+              <w:spacing w:after="40" w:before="0"/>
+              <w:jc w:val="left"/>
+            </w:pPr>
+            <w:r>
+              <w:rPr>
+                <w:rFonts w:ascii="Arial" w:cs="Arial" w:eastAsia="Arial" w:hAnsi="Arial"/>
+                <w:b/>
+                <w:bCs/>
+                <w:i w:val="false"/>
+                <w:iCs w:val="false"/>
+                <w:color w:val="000000"/>
+                <w:sz w:val="18"/>
+                <w:szCs w:val="18"/>
+              </w:rPr>
+              <w:t xml:space="preserve">Predict Phase</w:t>
             </w:r>
           </w:p>
           <w:p>
@@ -23483,7 +23483,7 @@
             <w:pPr>
               <w:spacing w:after="20" w:before="0"/>
             </w:pPr>
-            <w:hyperlink w:history="1" r:id="rId5rvfr0r5tdsds4tp66nh1">
+            <w:hyperlink w:history="1" r:id="rId_6p-cgh6og0li5x1n5kht">
               <w:r>
                 <w:rPr>
                   <w:rFonts w:ascii="Arial" w:cs="Arial" w:eastAsia="Arial" w:hAnsi="Arial"/>
@@ -23516,7 +23516,7 @@
               <w:spacing w:after="10" w:before="0"/>
               <w:ind w:left="120"/>
             </w:pPr>
-            <w:hyperlink w:history="1" r:id="rIdqor5j4ffqre-sdmazhpcu">
+            <w:hyperlink w:history="1" r:id="rIdvde0jnrsojlkpzb1b4_ni">
               <w:r>
                 <w:rPr>
                   <w:rFonts w:ascii="Arial" w:cs="Arial" w:eastAsia="Arial" w:hAnsi="Arial"/>
@@ -23561,7 +23561,7 @@
             <w:pPr>
               <w:spacing w:after="20" w:before="0"/>
             </w:pPr>
-            <w:hyperlink w:history="1" r:id="rId9_ky59y_prdf76q7ernvj">
+            <w:hyperlink w:history="1" r:id="rId9gzw3wy5qjt6dqusue7z_">
               <w:r>
                 <w:rPr>
                   <w:rFonts w:ascii="Arial" w:cs="Arial" w:eastAsia="Arial" w:hAnsi="Arial"/>
@@ -23594,7 +23594,7 @@
               <w:spacing w:after="10" w:before="0"/>
               <w:ind w:left="120"/>
             </w:pPr>
-            <w:hyperlink w:history="1" r:id="rIdyb1ninl-q5sg746nv8n66">
+            <w:hyperlink w:history="1" r:id="rIdjd-zjyh2ad1bf8nrrhdx3">
               <w:r>
                 <w:rPr>
                   <w:rFonts w:ascii="Arial" w:cs="Arial" w:eastAsia="Arial" w:hAnsi="Arial"/>
@@ -23741,32 +23741,32 @@
         <w:tc>
           <w:tcPr>
             <w:tcW w:type="dxa" w:w="1520"/>
-            <w:shd w:fill="F2F2F2" w:color="auto" w:val="clear"/>
-            <w:tcMar>
-              <w:top w:type="dxa" w:w="60"/>
-              <w:left w:type="dxa" w:w="120"/>
-              <w:bottom w:type="dxa" w:w="60"/>
-              <w:right w:type="dxa" w:w="120"/>
-            </w:tcMar>
-            <w:vAlign w:val="top"/>
-          </w:tcPr>
-          <w:p>
-            <w:pPr>
-              <w:spacing w:after="40" w:before="0"/>
-              <w:jc w:val="left"/>
-            </w:pPr>
-            <w:r>
-              <w:rPr>
-                <w:rFonts w:ascii="Arial" w:cs="Arial" w:eastAsia="Arial" w:hAnsi="Arial"/>
-                <w:b/>
-                <w:bCs/>
-                <w:i w:val="false"/>
-                <w:iCs w:val="false"/>
-                <w:color w:val="000000"/>
-                <w:sz w:val="18"/>
-                <w:szCs w:val="18"/>
-              </w:rPr>
-              <w:t xml:space="preserve">Phase 2 — Observe: The Evidence Pack</w:t>
+            <w:shd w:fill="D9EEF1" w:color="auto" w:val="clear"/>
+            <w:tcMar>
+              <w:top w:type="dxa" w:w="60"/>
+              <w:left w:type="dxa" w:w="120"/>
+              <w:bottom w:type="dxa" w:w="60"/>
+              <w:right w:type="dxa" w:w="120"/>
+            </w:tcMar>
+            <w:vAlign w:val="top"/>
+          </w:tcPr>
+          <w:p>
+            <w:pPr>
+              <w:spacing w:after="40" w:before="0"/>
+              <w:jc w:val="left"/>
+            </w:pPr>
+            <w:r>
+              <w:rPr>
+                <w:rFonts w:ascii="Arial" w:cs="Arial" w:eastAsia="Arial" w:hAnsi="Arial"/>
+                <w:b/>
+                <w:bCs/>
+                <w:i w:val="false"/>
+                <w:iCs w:val="false"/>
+                <w:color w:val="000000"/>
+                <w:sz w:val="18"/>
+                <w:szCs w:val="18"/>
+              </w:rPr>
+              <w:t xml:space="preserve">Observe Phase</w:t>
             </w:r>
           </w:p>
           <w:p>
@@ -23789,7 +23789,7 @@
             <w:pPr>
               <w:spacing w:after="20" w:before="0"/>
             </w:pPr>
-            <w:hyperlink w:history="1" r:id="rIdic5x51ztnz1zjgcapd8e0">
+            <w:hyperlink w:history="1" r:id="rIdm6lov8y0ld-iyzcbl7hdw">
               <w:r>
                 <w:rPr>
                   <w:rFonts w:ascii="Arial" w:cs="Arial" w:eastAsia="Arial" w:hAnsi="Arial"/>
@@ -23822,7 +23822,7 @@
               <w:spacing w:after="10" w:before="0"/>
               <w:ind w:left="120"/>
             </w:pPr>
-            <w:hyperlink w:history="1" r:id="rIdabutxtcoylb_yfog88bxm">
+            <w:hyperlink w:history="1" r:id="rId9x7ceuuac4_euva3oenb9">
               <w:r>
                 <w:rPr>
                   <w:rFonts w:ascii="Arial" w:cs="Arial" w:eastAsia="Arial" w:hAnsi="Arial"/>
@@ -23867,7 +23867,7 @@
             <w:pPr>
               <w:spacing w:after="20" w:before="0"/>
             </w:pPr>
-            <w:hyperlink w:history="1" r:id="rIdwydj1tmxryuryf-jbx695">
+            <w:hyperlink w:history="1" r:id="rIdieqlmfu6qlbkhvcagjlkc">
               <w:r>
                 <w:rPr>
                   <w:rFonts w:ascii="Arial" w:cs="Arial" w:eastAsia="Arial" w:hAnsi="Arial"/>
@@ -23900,7 +23900,7 @@
               <w:spacing w:after="10" w:before="0"/>
               <w:ind w:left="120"/>
             </w:pPr>
-            <w:hyperlink w:history="1" r:id="rIduqbetu9vhn_uz6zxg3zed">
+            <w:hyperlink w:history="1" r:id="rIdud8y_d6bwnwdn5cg2ibhe">
               <w:r>
                 <w:rPr>
                   <w:rFonts w:ascii="Arial" w:cs="Arial" w:eastAsia="Arial" w:hAnsi="Arial"/>
@@ -24047,32 +24047,32 @@
         <w:tc>
           <w:tcPr>
             <w:tcW w:type="dxa" w:w="1520"/>
-            <w:shd w:fill="F2F2F2" w:color="auto" w:val="clear"/>
-            <w:tcMar>
-              <w:top w:type="dxa" w:w="60"/>
-              <w:left w:type="dxa" w:w="120"/>
-              <w:bottom w:type="dxa" w:w="60"/>
-              <w:right w:type="dxa" w:w="120"/>
-            </w:tcMar>
-            <w:vAlign w:val="top"/>
-          </w:tcPr>
-          <w:p>
-            <w:pPr>
-              <w:spacing w:after="40" w:before="0"/>
-              <w:jc w:val="left"/>
-            </w:pPr>
-            <w:r>
-              <w:rPr>
-                <w:rFonts w:ascii="Arial" w:cs="Arial" w:eastAsia="Arial" w:hAnsi="Arial"/>
-                <w:b/>
-                <w:bCs/>
-                <w:i w:val="false"/>
-                <w:iCs w:val="false"/>
-                <w:color w:val="000000"/>
-                <w:sz w:val="18"/>
-                <w:szCs w:val="18"/>
-              </w:rPr>
-              <w:t xml:space="preserve">Phase 3 — Explain: Mini-Poster Presentation &amp; Gallery Walk</w:t>
+            <w:shd w:fill="E2EFDA" w:color="auto" w:val="clear"/>
+            <w:tcMar>
+              <w:top w:type="dxa" w:w="60"/>
+              <w:left w:type="dxa" w:w="120"/>
+              <w:bottom w:type="dxa" w:w="60"/>
+              <w:right w:type="dxa" w:w="120"/>
+            </w:tcMar>
+            <w:vAlign w:val="top"/>
+          </w:tcPr>
+          <w:p>
+            <w:pPr>
+              <w:spacing w:after="40" w:before="0"/>
+              <w:jc w:val="left"/>
+            </w:pPr>
+            <w:r>
+              <w:rPr>
+                <w:rFonts w:ascii="Arial" w:cs="Arial" w:eastAsia="Arial" w:hAnsi="Arial"/>
+                <w:b/>
+                <w:bCs/>
+                <w:i w:val="false"/>
+                <w:iCs w:val="false"/>
+                <w:color w:val="000000"/>
+                <w:sz w:val="18"/>
+                <w:szCs w:val="18"/>
+              </w:rPr>
+              <w:t xml:space="preserve">Explain Phase</w:t>
             </w:r>
           </w:p>
           <w:p>
@@ -24095,7 +24095,7 @@
             <w:pPr>
               <w:spacing w:after="20" w:before="0"/>
             </w:pPr>
-            <w:hyperlink w:history="1" r:id="rIdhwp_ic8_ceriabet0z55v">
+            <w:hyperlink w:history="1" r:id="rIddhqhsvp2f2ohezx11udaz">
               <w:r>
                 <w:rPr>
                   <w:rFonts w:ascii="Arial" w:cs="Arial" w:eastAsia="Arial" w:hAnsi="Arial"/>
@@ -24128,7 +24128,7 @@
               <w:spacing w:after="10" w:before="0"/>
               <w:ind w:left="120"/>
             </w:pPr>
-            <w:hyperlink w:history="1" r:id="rId1kz2lkrrfprjinq9xyfxz">
+            <w:hyperlink w:history="1" r:id="rId0kcfkovocdqi9hd5kyq1o">
               <w:r>
                 <w:rPr>
                   <w:rFonts w:ascii="Arial" w:cs="Arial" w:eastAsia="Arial" w:hAnsi="Arial"/>
@@ -24173,7 +24173,7 @@
             <w:pPr>
               <w:spacing w:after="20" w:before="0"/>
             </w:pPr>
-            <w:hyperlink w:history="1" r:id="rIdkoc7jiebevg4crg_4npzl">
+            <w:hyperlink w:history="1" r:id="rIdu7h_ykhwyjrvlwtzzpf4w">
               <w:r>
                 <w:rPr>
                   <w:rFonts w:ascii="Arial" w:cs="Arial" w:eastAsia="Arial" w:hAnsi="Arial"/>
@@ -24206,7 +24206,7 @@
               <w:spacing w:after="10" w:before="0"/>
               <w:ind w:left="120"/>
             </w:pPr>
-            <w:hyperlink w:history="1" r:id="rId4skbebviisznpg0lqdm_5">
+            <w:hyperlink w:history="1" r:id="rIdylmji_wyaxhb3fjzbmwgd">
               <w:r>
                 <w:rPr>
                   <w:rFonts w:ascii="Arial" w:cs="Arial" w:eastAsia="Arial" w:hAnsi="Arial"/>
@@ -24353,32 +24353,32 @@
         <w:tc>
           <w:tcPr>
             <w:tcW w:type="dxa" w:w="1520"/>
-            <w:shd w:fill="F2F2F2" w:color="auto" w:val="clear"/>
-            <w:tcMar>
-              <w:top w:type="dxa" w:w="60"/>
-              <w:left w:type="dxa" w:w="120"/>
-              <w:bottom w:type="dxa" w:w="60"/>
-              <w:right w:type="dxa" w:w="120"/>
-            </w:tcMar>
-            <w:vAlign w:val="top"/>
-          </w:tcPr>
-          <w:p>
-            <w:pPr>
-              <w:spacing w:after="40" w:before="0"/>
-              <w:jc w:val="left"/>
-            </w:pPr>
-            <w:r>
-              <w:rPr>
-                <w:rFonts w:ascii="Arial" w:cs="Arial" w:eastAsia="Arial" w:hAnsi="Arial"/>
-                <w:b/>
-                <w:bCs/>
-                <w:i w:val="false"/>
-                <w:iCs w:val="false"/>
-                <w:color w:val="000000"/>
-                <w:sz w:val="18"/>
-                <w:szCs w:val="18"/>
-              </w:rPr>
-              <w:t xml:space="preserve">Phase 4 — Driving Question Board Closure</w:t>
+            <w:shd w:fill="FCE4D6" w:color="auto" w:val="clear"/>
+            <w:tcMar>
+              <w:top w:type="dxa" w:w="60"/>
+              <w:left w:type="dxa" w:w="120"/>
+              <w:bottom w:type="dxa" w:w="60"/>
+              <w:right w:type="dxa" w:w="120"/>
+            </w:tcMar>
+            <w:vAlign w:val="top"/>
+          </w:tcPr>
+          <w:p>
+            <w:pPr>
+              <w:spacing w:after="40" w:before="0"/>
+              <w:jc w:val="left"/>
+            </w:pPr>
+            <w:r>
+              <w:rPr>
+                <w:rFonts w:ascii="Arial" w:cs="Arial" w:eastAsia="Arial" w:hAnsi="Arial"/>
+                <w:b/>
+                <w:bCs/>
+                <w:i w:val="false"/>
+                <w:iCs w:val="false"/>
+                <w:color w:val="000000"/>
+                <w:sz w:val="18"/>
+                <w:szCs w:val="18"/>
+              </w:rPr>
+              <w:t xml:space="preserve">Driving Question Board (DQB) Creation</w:t>
             </w:r>
           </w:p>
           <w:p>
@@ -24401,7 +24401,7 @@
             <w:pPr>
               <w:spacing w:after="20" w:before="0"/>
             </w:pPr>
-            <w:hyperlink w:history="1" r:id="rIdviqlczk-ajoa6aoepaiv2">
+            <w:hyperlink w:history="1" r:id="rId9v_jegtkn5a9us8a5edwi">
               <w:r>
                 <w:rPr>
                   <w:rFonts w:ascii="Arial" w:cs="Arial" w:eastAsia="Arial" w:hAnsi="Arial"/>
@@ -24434,7 +24434,7 @@
               <w:spacing w:after="10" w:before="0"/>
               <w:ind w:left="120"/>
             </w:pPr>
-            <w:hyperlink w:history="1" r:id="rIdenby-qmk5pkijhsag814h">
+            <w:hyperlink w:history="1" r:id="rIdfgzptn7pvaqiwy0radxzl">
               <w:r>
                 <w:rPr>
                   <w:rFonts w:ascii="Arial" w:cs="Arial" w:eastAsia="Arial" w:hAnsi="Arial"/>
@@ -24479,7 +24479,7 @@
             <w:pPr>
               <w:spacing w:after="20" w:before="0"/>
             </w:pPr>
-            <w:hyperlink w:history="1" r:id="rIduzhm2dsr-4emzsp8v0jr2">
+            <w:hyperlink w:history="1" r:id="rIdmpuidhw0gynvhqbeolyoq">
               <w:r>
                 <w:rPr>
                   <w:rFonts w:ascii="Arial" w:cs="Arial" w:eastAsia="Arial" w:hAnsi="Arial"/>
@@ -24512,7 +24512,7 @@
               <w:spacing w:after="10" w:before="0"/>
               <w:ind w:left="120"/>
             </w:pPr>
-            <w:hyperlink w:history="1" r:id="rIdqj8q6v-cmhj8pkzqb7m4h">
+            <w:hyperlink w:history="1" r:id="rIdtjfyr1khyf6k2m19ssi2z">
               <w:r>
                 <w:rPr>
                   <w:rFonts w:ascii="Arial" w:cs="Arial" w:eastAsia="Arial" w:hAnsi="Arial"/>
@@ -24659,32 +24659,32 @@
         <w:tc>
           <w:tcPr>
             <w:tcW w:type="dxa" w:w="1520"/>
-            <w:shd w:fill="F2F2F2" w:color="auto" w:val="clear"/>
-            <w:tcMar>
-              <w:top w:type="dxa" w:w="60"/>
-              <w:left w:type="dxa" w:w="120"/>
-              <w:bottom w:type="dxa" w:w="60"/>
-              <w:right w:type="dxa" w:w="120"/>
-            </w:tcMar>
-            <w:vAlign w:val="top"/>
-          </w:tcPr>
-          <w:p>
-            <w:pPr>
-              <w:spacing w:after="40" w:before="0"/>
-              <w:jc w:val="left"/>
-            </w:pPr>
-            <w:r>
-              <w:rPr>
-                <w:rFonts w:ascii="Arial" w:cs="Arial" w:eastAsia="Arial" w:hAnsi="Arial"/>
-                <w:b/>
-                <w:bCs/>
-                <w:i w:val="false"/>
-                <w:iCs w:val="false"/>
-                <w:color w:val="000000"/>
-                <w:sz w:val="18"/>
-                <w:szCs w:val="18"/>
-              </w:rPr>
-              <w:t xml:space="preserve">Phase 5 — Model Building: Final Model Revision, Written Assessment &amp; Personal Reflection</w:t>
+            <w:shd w:fill="D5E8F0" w:color="auto" w:val="clear"/>
+            <w:tcMar>
+              <w:top w:type="dxa" w:w="60"/>
+              <w:left w:type="dxa" w:w="120"/>
+              <w:bottom w:type="dxa" w:w="60"/>
+              <w:right w:type="dxa" w:w="120"/>
+            </w:tcMar>
+            <w:vAlign w:val="top"/>
+          </w:tcPr>
+          <w:p>
+            <w:pPr>
+              <w:spacing w:after="40" w:before="0"/>
+              <w:jc w:val="left"/>
+            </w:pPr>
+            <w:r>
+              <w:rPr>
+                <w:rFonts w:ascii="Arial" w:cs="Arial" w:eastAsia="Arial" w:hAnsi="Arial"/>
+                <w:b/>
+                <w:bCs/>
+                <w:i w:val="false"/>
+                <w:iCs w:val="false"/>
+                <w:color w:val="000000"/>
+                <w:sz w:val="18"/>
+                <w:szCs w:val="18"/>
+              </w:rPr>
+              <w:t xml:space="preserve">Model Building Phase</w:t>
             </w:r>
           </w:p>
           <w:p>
@@ -24707,7 +24707,7 @@
             <w:pPr>
               <w:spacing w:after="20" w:before="0"/>
             </w:pPr>
-            <w:hyperlink w:history="1" r:id="rIdedca_jpv5ezmgdflh_8xv">
+            <w:hyperlink w:history="1" r:id="rIdyro2porbzojwswcaz1en5">
               <w:r>
                 <w:rPr>
                   <w:rFonts w:ascii="Arial" w:cs="Arial" w:eastAsia="Arial" w:hAnsi="Arial"/>
@@ -24740,7 +24740,7 @@
               <w:spacing w:after="10" w:before="0"/>
               <w:ind w:left="120"/>
             </w:pPr>
-            <w:hyperlink w:history="1" r:id="rIdvn_i-8dkdi50o0xkjgq-u">
+            <w:hyperlink w:history="1" r:id="rIdvpeheiji9fv1uqdc6pvtz">
               <w:r>
                 <w:rPr>
                   <w:rFonts w:ascii="Arial" w:cs="Arial" w:eastAsia="Arial" w:hAnsi="Arial"/>
@@ -24785,7 +24785,7 @@
             <w:pPr>
               <w:spacing w:after="20" w:before="0"/>
             </w:pPr>
-            <w:hyperlink w:history="1" r:id="rIdflmu5dsylej2n-ovsgxmc">
+            <w:hyperlink w:history="1" r:id="rIdpy-53vgnad7krdd6e1lve">
               <w:r>
                 <w:rPr>
                   <w:rFonts w:ascii="Arial" w:cs="Arial" w:eastAsia="Arial" w:hAnsi="Arial"/>
@@ -24818,7 +24818,7 @@
               <w:spacing w:after="10" w:before="0"/>
               <w:ind w:left="120"/>
             </w:pPr>
-            <w:hyperlink w:history="1" r:id="rIdq0th48bt0ilx6ttlqdyro">
+            <w:hyperlink w:history="1" r:id="rIdb2xuwq0cf3f1ixwingjnp">
               <w:r>
                 <w:rPr>
                   <w:rFonts w:ascii="Arial" w:cs="Arial" w:eastAsia="Arial" w:hAnsi="Arial"/>

--- a/data/outputs/v2/Essential_Mathematics/SS3.2_Probability_I/Essential_Mathematics_Probability_I_CBE_LessonSequence.docx
+++ b/data/outputs/v2/Essential_Mathematics/SS3.2_Probability_I/Essential_Mathematics_Probability_I_CBE_LessonSequence.docx
@@ -3123,7 +3123,7 @@
             <w:pPr>
               <w:spacing w:after="20" w:before="0"/>
             </w:pPr>
-            <w:hyperlink w:history="1" r:id="rIdadhuewqtptcmxynic4_xx">
+            <w:hyperlink w:history="1" r:id="rIdl0ocoxc3jfz4dmb1xhivp">
               <w:r>
                 <w:rPr>
                   <w:rFonts w:ascii="Arial" w:cs="Arial" w:eastAsia="Arial" w:hAnsi="Arial"/>
@@ -3156,7 +3156,7 @@
               <w:spacing w:after="10" w:before="0"/>
               <w:ind w:left="120"/>
             </w:pPr>
-            <w:hyperlink w:history="1" r:id="rIdwguejcr7f6qeojwwwifgm">
+            <w:hyperlink w:history="1" r:id="rIdsne-hyc61atrgbziedbz1">
               <w:r>
                 <w:rPr>
                   <w:rFonts w:ascii="Arial" w:cs="Arial" w:eastAsia="Arial" w:hAnsi="Arial"/>
@@ -3201,7 +3201,7 @@
             <w:pPr>
               <w:spacing w:after="20" w:before="0"/>
             </w:pPr>
-            <w:hyperlink w:history="1" r:id="rIdxfa0ggwn-9rfsy8d02dc-">
+            <w:hyperlink w:history="1" r:id="rIdlib6i9md4fyd7mf5rjhqf">
               <w:r>
                 <w:rPr>
                   <w:rFonts w:ascii="Arial" w:cs="Arial" w:eastAsia="Arial" w:hAnsi="Arial"/>
@@ -3234,7 +3234,7 @@
               <w:spacing w:after="10" w:before="0"/>
               <w:ind w:left="120"/>
             </w:pPr>
-            <w:hyperlink w:history="1" r:id="rIdm-r3q7olw90cppqca6y95">
+            <w:hyperlink w:history="1" r:id="rId5e1dzfayzguah3za7qwy6">
               <w:r>
                 <w:rPr>
                   <w:rFonts w:ascii="Arial" w:cs="Arial" w:eastAsia="Arial" w:hAnsi="Arial"/>
@@ -3429,7 +3429,7 @@
             <w:pPr>
               <w:spacing w:after="20" w:before="0"/>
             </w:pPr>
-            <w:hyperlink w:history="1" r:id="rId4wr3rdtgcdw8w50inv8zd">
+            <w:hyperlink w:history="1" r:id="rIdtxe8g7smwdz3qxufr8oyu">
               <w:r>
                 <w:rPr>
                   <w:rFonts w:ascii="Arial" w:cs="Arial" w:eastAsia="Arial" w:hAnsi="Arial"/>
@@ -3462,7 +3462,7 @@
               <w:spacing w:after="10" w:before="0"/>
               <w:ind w:left="120"/>
             </w:pPr>
-            <w:hyperlink w:history="1" r:id="rId0bschd4mmjrkem9bft7jx">
+            <w:hyperlink w:history="1" r:id="rIdnyaixzau2rn4x2qaxj9uy">
               <w:r>
                 <w:rPr>
                   <w:rFonts w:ascii="Arial" w:cs="Arial" w:eastAsia="Arial" w:hAnsi="Arial"/>
@@ -3507,7 +3507,7 @@
             <w:pPr>
               <w:spacing w:after="20" w:before="0"/>
             </w:pPr>
-            <w:hyperlink w:history="1" r:id="rIdzzclqc21vwcg9uwu_1thp">
+            <w:hyperlink w:history="1" r:id="rIdztlcztaefjioge9g2jy6e">
               <w:r>
                 <w:rPr>
                   <w:rFonts w:ascii="Arial" w:cs="Arial" w:eastAsia="Arial" w:hAnsi="Arial"/>
@@ -3540,7 +3540,7 @@
               <w:spacing w:after="10" w:before="0"/>
               <w:ind w:left="120"/>
             </w:pPr>
-            <w:hyperlink w:history="1" r:id="rIdfsfbql7nq16hwojmdlbsx">
+            <w:hyperlink w:history="1" r:id="rIdhbeote_ll5w-e4if2vqkv">
               <w:r>
                 <w:rPr>
                   <w:rFonts w:ascii="Arial" w:cs="Arial" w:eastAsia="Arial" w:hAnsi="Arial"/>
@@ -3735,7 +3735,7 @@
             <w:pPr>
               <w:spacing w:after="20" w:before="0"/>
             </w:pPr>
-            <w:hyperlink w:history="1" r:id="rIdttxzspgjsacg4uoxecmki">
+            <w:hyperlink w:history="1" r:id="rIdvatarxs1qphyaq08veksi">
               <w:r>
                 <w:rPr>
                   <w:rFonts w:ascii="Arial" w:cs="Arial" w:eastAsia="Arial" w:hAnsi="Arial"/>
@@ -3768,7 +3768,7 @@
               <w:spacing w:after="10" w:before="0"/>
               <w:ind w:left="120"/>
             </w:pPr>
-            <w:hyperlink w:history="1" r:id="rIdik5f-vmu9iaqeeoh7wlry">
+            <w:hyperlink w:history="1" r:id="rIdkl82vetv4sn1zo2froad8">
               <w:r>
                 <w:rPr>
                   <w:rFonts w:ascii="Arial" w:cs="Arial" w:eastAsia="Arial" w:hAnsi="Arial"/>
@@ -3813,7 +3813,7 @@
             <w:pPr>
               <w:spacing w:after="20" w:before="0"/>
             </w:pPr>
-            <w:hyperlink w:history="1" r:id="rIdixhgbr_1hzcd9myfg2zwq">
+            <w:hyperlink w:history="1" r:id="rIdylluceey_5tohxp0gsnau">
               <w:r>
                 <w:rPr>
                   <w:rFonts w:ascii="Arial" w:cs="Arial" w:eastAsia="Arial" w:hAnsi="Arial"/>
@@ -3846,7 +3846,7 @@
               <w:spacing w:after="10" w:before="0"/>
               <w:ind w:left="120"/>
             </w:pPr>
-            <w:hyperlink w:history="1" r:id="rIdcy4uronhnzzjx-nt_zwae">
+            <w:hyperlink w:history="1" r:id="rIdhrvloqhrsb6wd-u_-syne">
               <w:r>
                 <w:rPr>
                   <w:rFonts w:ascii="Arial" w:cs="Arial" w:eastAsia="Arial" w:hAnsi="Arial"/>
@@ -4041,7 +4041,7 @@
             <w:pPr>
               <w:spacing w:after="20" w:before="0"/>
             </w:pPr>
-            <w:hyperlink w:history="1" r:id="rIdwtqwi9z3khrlig1u5o1pi">
+            <w:hyperlink w:history="1" r:id="rIdahgubco0i5epgkaxz9lql">
               <w:r>
                 <w:rPr>
                   <w:rFonts w:ascii="Arial" w:cs="Arial" w:eastAsia="Arial" w:hAnsi="Arial"/>
@@ -4074,7 +4074,7 @@
               <w:spacing w:after="10" w:before="0"/>
               <w:ind w:left="120"/>
             </w:pPr>
-            <w:hyperlink w:history="1" r:id="rIdtyyyc2e0dm_ivyf_wlma6">
+            <w:hyperlink w:history="1" r:id="rId9fm-gpu9rxrgja-njbrq8">
               <w:r>
                 <w:rPr>
                   <w:rFonts w:ascii="Arial" w:cs="Arial" w:eastAsia="Arial" w:hAnsi="Arial"/>
@@ -4119,7 +4119,7 @@
             <w:pPr>
               <w:spacing w:after="20" w:before="0"/>
             </w:pPr>
-            <w:hyperlink w:history="1" r:id="rId4r60mguyq0ckbcpevuw9h">
+            <w:hyperlink w:history="1" r:id="rIdsyzlxb-lujz-teykffssa">
               <w:r>
                 <w:rPr>
                   <w:rFonts w:ascii="Arial" w:cs="Arial" w:eastAsia="Arial" w:hAnsi="Arial"/>
@@ -4152,7 +4152,7 @@
               <w:spacing w:after="10" w:before="0"/>
               <w:ind w:left="120"/>
             </w:pPr>
-            <w:hyperlink w:history="1" r:id="rId_lsl_ynzzriraepm47q44">
+            <w:hyperlink w:history="1" r:id="rIdox4taeppzgx3qqdyjvrfw">
               <w:r>
                 <w:rPr>
                   <w:rFonts w:ascii="Arial" w:cs="Arial" w:eastAsia="Arial" w:hAnsi="Arial"/>
@@ -4347,7 +4347,7 @@
             <w:pPr>
               <w:spacing w:after="20" w:before="0"/>
             </w:pPr>
-            <w:hyperlink w:history="1" r:id="rIdha53h_ke6h8ikforgehlc">
+            <w:hyperlink w:history="1" r:id="rIdookemmx5s6u3sqdmb5wqm">
               <w:r>
                 <w:rPr>
                   <w:rFonts w:ascii="Arial" w:cs="Arial" w:eastAsia="Arial" w:hAnsi="Arial"/>
@@ -4380,7 +4380,7 @@
               <w:spacing w:after="10" w:before="0"/>
               <w:ind w:left="120"/>
             </w:pPr>
-            <w:hyperlink w:history="1" r:id="rIdooejpaeczccxkjgzpw4oe">
+            <w:hyperlink w:history="1" r:id="rIdngqijcp0pgewwljeeabwh">
               <w:r>
                 <w:rPr>
                   <w:rFonts w:ascii="Arial" w:cs="Arial" w:eastAsia="Arial" w:hAnsi="Arial"/>
@@ -4425,7 +4425,7 @@
             <w:pPr>
               <w:spacing w:after="20" w:before="0"/>
             </w:pPr>
-            <w:hyperlink w:history="1" r:id="rIdhwkgnsdibqjb38atgukdg">
+            <w:hyperlink w:history="1" r:id="rId8scg_0xm4iijs4qe9elez">
               <w:r>
                 <w:rPr>
                   <w:rFonts w:ascii="Arial" w:cs="Arial" w:eastAsia="Arial" w:hAnsi="Arial"/>
@@ -4458,7 +4458,7 @@
               <w:spacing w:after="10" w:before="0"/>
               <w:ind w:left="120"/>
             </w:pPr>
-            <w:hyperlink w:history="1" r:id="rIdzvlqhcntuvzq7zq6ghwft">
+            <w:hyperlink w:history="1" r:id="rIdy2zamtefwk-jjifluvwqn">
               <w:r>
                 <w:rPr>
                   <w:rFonts w:ascii="Arial" w:cs="Arial" w:eastAsia="Arial" w:hAnsi="Arial"/>
@@ -5945,7 +5945,7 @@
             <w:pPr>
               <w:spacing w:after="20" w:before="0"/>
             </w:pPr>
-            <w:hyperlink w:history="1" r:id="rIdjteiqmb6iohy_akvx3s1_">
+            <w:hyperlink w:history="1" r:id="rIdw4l-5lvud2lq8gayv_u9z">
               <w:r>
                 <w:rPr>
                   <w:rFonts w:ascii="Arial" w:cs="Arial" w:eastAsia="Arial" w:hAnsi="Arial"/>
@@ -5978,7 +5978,7 @@
               <w:spacing w:after="10" w:before="0"/>
               <w:ind w:left="120"/>
             </w:pPr>
-            <w:hyperlink w:history="1" r:id="rIdimyci7vq2d6p0wcvmdc1n">
+            <w:hyperlink w:history="1" r:id="rIdftgwgacezirrrurvwfgxw">
               <w:r>
                 <w:rPr>
                   <w:rFonts w:ascii="Arial" w:cs="Arial" w:eastAsia="Arial" w:hAnsi="Arial"/>
@@ -6023,7 +6023,7 @@
             <w:pPr>
               <w:spacing w:after="20" w:before="0"/>
             </w:pPr>
-            <w:hyperlink w:history="1" r:id="rIdnunjp2bwwwlunin43ih4q">
+            <w:hyperlink w:history="1" r:id="rIdswuqlqpu2q8byjvkf6vsw">
               <w:r>
                 <w:rPr>
                   <w:rFonts w:ascii="Arial" w:cs="Arial" w:eastAsia="Arial" w:hAnsi="Arial"/>
@@ -6056,7 +6056,7 @@
               <w:spacing w:after="10" w:before="0"/>
               <w:ind w:left="120"/>
             </w:pPr>
-            <w:hyperlink w:history="1" r:id="rIdd-8p82wluc-r5khguecdx">
+            <w:hyperlink w:history="1" r:id="rIdiiwvpui96-d6gvjo2uaut">
               <w:r>
                 <w:rPr>
                   <w:rFonts w:ascii="Arial" w:cs="Arial" w:eastAsia="Arial" w:hAnsi="Arial"/>
@@ -6251,7 +6251,7 @@
             <w:pPr>
               <w:spacing w:after="20" w:before="0"/>
             </w:pPr>
-            <w:hyperlink w:history="1" r:id="rId78xalxlarlomxme1f1v1e">
+            <w:hyperlink w:history="1" r:id="rIdfae3buyamgdwwfkk7werr">
               <w:r>
                 <w:rPr>
                   <w:rFonts w:ascii="Arial" w:cs="Arial" w:eastAsia="Arial" w:hAnsi="Arial"/>
@@ -6284,7 +6284,7 @@
               <w:spacing w:after="10" w:before="0"/>
               <w:ind w:left="120"/>
             </w:pPr>
-            <w:hyperlink w:history="1" r:id="rId2badbkq9x1e_jvqp6579k">
+            <w:hyperlink w:history="1" r:id="rIdbluyqttxehv7xcelblydl">
               <w:r>
                 <w:rPr>
                   <w:rFonts w:ascii="Arial" w:cs="Arial" w:eastAsia="Arial" w:hAnsi="Arial"/>
@@ -6329,7 +6329,7 @@
             <w:pPr>
               <w:spacing w:after="20" w:before="0"/>
             </w:pPr>
-            <w:hyperlink w:history="1" r:id="rIdihubkeq2do8__bis5qb-p">
+            <w:hyperlink w:history="1" r:id="rIds0ovli0ro4rrml9vfzlar">
               <w:r>
                 <w:rPr>
                   <w:rFonts w:ascii="Arial" w:cs="Arial" w:eastAsia="Arial" w:hAnsi="Arial"/>
@@ -6362,7 +6362,7 @@
               <w:spacing w:after="10" w:before="0"/>
               <w:ind w:left="120"/>
             </w:pPr>
-            <w:hyperlink w:history="1" r:id="rId_lx_mdg4-j1nn4h1or38r">
+            <w:hyperlink w:history="1" r:id="rIduh491siixuvtzskdi-ujn">
               <w:r>
                 <w:rPr>
                   <w:rFonts w:ascii="Arial" w:cs="Arial" w:eastAsia="Arial" w:hAnsi="Arial"/>
@@ -6557,7 +6557,7 @@
             <w:pPr>
               <w:spacing w:after="20" w:before="0"/>
             </w:pPr>
-            <w:hyperlink w:history="1" r:id="rIdgjoc8_m2chyqgaizlp_61">
+            <w:hyperlink w:history="1" r:id="rIduwbs9icn9mjjhntxblv9w">
               <w:r>
                 <w:rPr>
                   <w:rFonts w:ascii="Arial" w:cs="Arial" w:eastAsia="Arial" w:hAnsi="Arial"/>
@@ -6590,7 +6590,7 @@
               <w:spacing w:after="10" w:before="0"/>
               <w:ind w:left="120"/>
             </w:pPr>
-            <w:hyperlink w:history="1" r:id="rId82tgjdbj28kclp8khsd80">
+            <w:hyperlink w:history="1" r:id="rIdatyz27dyhzquddjhtsh8q">
               <w:r>
                 <w:rPr>
                   <w:rFonts w:ascii="Arial" w:cs="Arial" w:eastAsia="Arial" w:hAnsi="Arial"/>
@@ -6635,7 +6635,7 @@
             <w:pPr>
               <w:spacing w:after="20" w:before="0"/>
             </w:pPr>
-            <w:hyperlink w:history="1" r:id="rIdk1lk-mcsfpsb043nvw_1v">
+            <w:hyperlink w:history="1" r:id="rIdncgvvrcyc4-vrqzogvb4a">
               <w:r>
                 <w:rPr>
                   <w:rFonts w:ascii="Arial" w:cs="Arial" w:eastAsia="Arial" w:hAnsi="Arial"/>
@@ -6668,7 +6668,7 @@
               <w:spacing w:after="10" w:before="0"/>
               <w:ind w:left="120"/>
             </w:pPr>
-            <w:hyperlink w:history="1" r:id="rIdtmyqh-_bj_jlovoftimta">
+            <w:hyperlink w:history="1" r:id="rIdnr86sifemwulwqlzpinqz">
               <w:r>
                 <w:rPr>
                   <w:rFonts w:ascii="Arial" w:cs="Arial" w:eastAsia="Arial" w:hAnsi="Arial"/>
@@ -6863,7 +6863,7 @@
             <w:pPr>
               <w:spacing w:after="20" w:before="0"/>
             </w:pPr>
-            <w:hyperlink w:history="1" r:id="rIdjm5qf1ui1hwbuybcbbqic">
+            <w:hyperlink w:history="1" r:id="rIdwn6crhw_h6wfg9neiaekl">
               <w:r>
                 <w:rPr>
                   <w:rFonts w:ascii="Arial" w:cs="Arial" w:eastAsia="Arial" w:hAnsi="Arial"/>
@@ -6896,7 +6896,7 @@
               <w:spacing w:after="10" w:before="0"/>
               <w:ind w:left="120"/>
             </w:pPr>
-            <w:hyperlink w:history="1" r:id="rIdrxreqqigjsa29s_n7olq9">
+            <w:hyperlink w:history="1" r:id="rIdlatorwahagyct585ircjj">
               <w:r>
                 <w:rPr>
                   <w:rFonts w:ascii="Arial" w:cs="Arial" w:eastAsia="Arial" w:hAnsi="Arial"/>
@@ -6941,7 +6941,7 @@
             <w:pPr>
               <w:spacing w:after="20" w:before="0"/>
             </w:pPr>
-            <w:hyperlink w:history="1" r:id="rIdp6lykalvdk_azhb0q7wah">
+            <w:hyperlink w:history="1" r:id="rIddbg2ymjavhbcp7ci8p989">
               <w:r>
                 <w:rPr>
                   <w:rFonts w:ascii="Arial" w:cs="Arial" w:eastAsia="Arial" w:hAnsi="Arial"/>
@@ -6974,7 +6974,7 @@
               <w:spacing w:after="10" w:before="0"/>
               <w:ind w:left="120"/>
             </w:pPr>
-            <w:hyperlink w:history="1" r:id="rId8p0uvnkwdlgrewk2ieuxr">
+            <w:hyperlink w:history="1" r:id="rIdeacz-mqluelp2upnpy0lr">
               <w:r>
                 <w:rPr>
                   <w:rFonts w:ascii="Arial" w:cs="Arial" w:eastAsia="Arial" w:hAnsi="Arial"/>
@@ -7169,7 +7169,7 @@
             <w:pPr>
               <w:spacing w:after="20" w:before="0"/>
             </w:pPr>
-            <w:hyperlink w:history="1" r:id="rIdsfbmj6fywv35o6dnehlev">
+            <w:hyperlink w:history="1" r:id="rIdyxqigekhm-04-3o7daqp5">
               <w:r>
                 <w:rPr>
                   <w:rFonts w:ascii="Arial" w:cs="Arial" w:eastAsia="Arial" w:hAnsi="Arial"/>
@@ -7202,7 +7202,7 @@
               <w:spacing w:after="10" w:before="0"/>
               <w:ind w:left="120"/>
             </w:pPr>
-            <w:hyperlink w:history="1" r:id="rIdibaagngf4mwtt6yhp3exn">
+            <w:hyperlink w:history="1" r:id="rId_-q13jnnogrzcav6iloig">
               <w:r>
                 <w:rPr>
                   <w:rFonts w:ascii="Arial" w:cs="Arial" w:eastAsia="Arial" w:hAnsi="Arial"/>
@@ -7247,7 +7247,7 @@
             <w:pPr>
               <w:spacing w:after="20" w:before="0"/>
             </w:pPr>
-            <w:hyperlink w:history="1" r:id="rIdthqh0avlugi3xkgu6c-p4">
+            <w:hyperlink w:history="1" r:id="rIdrgkbkiju4nnxrpwendd0u">
               <w:r>
                 <w:rPr>
                   <w:rFonts w:ascii="Arial" w:cs="Arial" w:eastAsia="Arial" w:hAnsi="Arial"/>
@@ -7280,7 +7280,7 @@
               <w:spacing w:after="10" w:before="0"/>
               <w:ind w:left="120"/>
             </w:pPr>
-            <w:hyperlink w:history="1" r:id="rIdzqieone8hvedssqqffpaj">
+            <w:hyperlink w:history="1" r:id="rIdypiqmlvn97jvuv4hdfvqf">
               <w:r>
                 <w:rPr>
                   <w:rFonts w:ascii="Arial" w:cs="Arial" w:eastAsia="Arial" w:hAnsi="Arial"/>
@@ -8767,7 +8767,7 @@
             <w:pPr>
               <w:spacing w:after="20" w:before="0"/>
             </w:pPr>
-            <w:hyperlink w:history="1" r:id="rId-kicorcqsrm6yznxja1m8">
+            <w:hyperlink w:history="1" r:id="rIdh77l8p00k6gquarnsqdw7">
               <w:r>
                 <w:rPr>
                   <w:rFonts w:ascii="Arial" w:cs="Arial" w:eastAsia="Arial" w:hAnsi="Arial"/>
@@ -8800,7 +8800,7 @@
               <w:spacing w:after="10" w:before="0"/>
               <w:ind w:left="120"/>
             </w:pPr>
-            <w:hyperlink w:history="1" r:id="rId7uqxjg1r-dhmc7qe39uxi">
+            <w:hyperlink w:history="1" r:id="rIdh-vga0azix8wnv0phvioj">
               <w:r>
                 <w:rPr>
                   <w:rFonts w:ascii="Arial" w:cs="Arial" w:eastAsia="Arial" w:hAnsi="Arial"/>
@@ -8845,7 +8845,7 @@
             <w:pPr>
               <w:spacing w:after="20" w:before="0"/>
             </w:pPr>
-            <w:hyperlink w:history="1" r:id="rIdvrr-dmvxgyzfkweqyigtu">
+            <w:hyperlink w:history="1" r:id="rIdfr9gjuqf-cuf8gcbum4ol">
               <w:r>
                 <w:rPr>
                   <w:rFonts w:ascii="Arial" w:cs="Arial" w:eastAsia="Arial" w:hAnsi="Arial"/>
@@ -8878,7 +8878,7 @@
               <w:spacing w:after="10" w:before="0"/>
               <w:ind w:left="120"/>
             </w:pPr>
-            <w:hyperlink w:history="1" r:id="rIdpjov-nzc0uq3i1jxq503p">
+            <w:hyperlink w:history="1" r:id="rIde3wbbisznszbrep9c7drl">
               <w:r>
                 <w:rPr>
                   <w:rFonts w:ascii="Arial" w:cs="Arial" w:eastAsia="Arial" w:hAnsi="Arial"/>
@@ -9073,7 +9073,7 @@
             <w:pPr>
               <w:spacing w:after="20" w:before="0"/>
             </w:pPr>
-            <w:hyperlink w:history="1" r:id="rIdizvut4_51rkj_0dko6uzk">
+            <w:hyperlink w:history="1" r:id="rId4g1g3yr1sdpnmif-d3q-d">
               <w:r>
                 <w:rPr>
                   <w:rFonts w:ascii="Arial" w:cs="Arial" w:eastAsia="Arial" w:hAnsi="Arial"/>
@@ -9106,7 +9106,7 @@
               <w:spacing w:after="10" w:before="0"/>
               <w:ind w:left="120"/>
             </w:pPr>
-            <w:hyperlink w:history="1" r:id="rIdccrxhw3o6kfadkmy4pypb">
+            <w:hyperlink w:history="1" r:id="rIdnnwwrrv7dtpxomfocztga">
               <w:r>
                 <w:rPr>
                   <w:rFonts w:ascii="Arial" w:cs="Arial" w:eastAsia="Arial" w:hAnsi="Arial"/>
@@ -9151,7 +9151,7 @@
             <w:pPr>
               <w:spacing w:after="20" w:before="0"/>
             </w:pPr>
-            <w:hyperlink w:history="1" r:id="rIdhgupaklzzzkwgej8w_abe">
+            <w:hyperlink w:history="1" r:id="rIdhrzqdr3sxnscnh8tygehr">
               <w:r>
                 <w:rPr>
                   <w:rFonts w:ascii="Arial" w:cs="Arial" w:eastAsia="Arial" w:hAnsi="Arial"/>
@@ -9184,7 +9184,7 @@
               <w:spacing w:after="10" w:before="0"/>
               <w:ind w:left="120"/>
             </w:pPr>
-            <w:hyperlink w:history="1" r:id="rIdk_oigpg62--jj061ffeho">
+            <w:hyperlink w:history="1" r:id="rId80tikhrewvogye2no3t7v">
               <w:r>
                 <w:rPr>
                   <w:rFonts w:ascii="Arial" w:cs="Arial" w:eastAsia="Arial" w:hAnsi="Arial"/>
@@ -9379,7 +9379,7 @@
             <w:pPr>
               <w:spacing w:after="20" w:before="0"/>
             </w:pPr>
-            <w:hyperlink w:history="1" r:id="rIdkb4nocrqszuf0pnaq2tku">
+            <w:hyperlink w:history="1" r:id="rIdmt390xrescpgnmxy-e5t4">
               <w:r>
                 <w:rPr>
                   <w:rFonts w:ascii="Arial" w:cs="Arial" w:eastAsia="Arial" w:hAnsi="Arial"/>
@@ -9412,7 +9412,7 @@
               <w:spacing w:after="10" w:before="0"/>
               <w:ind w:left="120"/>
             </w:pPr>
-            <w:hyperlink w:history="1" r:id="rIdister7n5guedrxlwn5v3l">
+            <w:hyperlink w:history="1" r:id="rId8khndsri-heqrsjveub8n">
               <w:r>
                 <w:rPr>
                   <w:rFonts w:ascii="Arial" w:cs="Arial" w:eastAsia="Arial" w:hAnsi="Arial"/>
@@ -9457,7 +9457,7 @@
             <w:pPr>
               <w:spacing w:after="20" w:before="0"/>
             </w:pPr>
-            <w:hyperlink w:history="1" r:id="rId5zt6urd8qxunxroo4z8ut">
+            <w:hyperlink w:history="1" r:id="rIds1mdbqzezutxpyunvtkp1">
               <w:r>
                 <w:rPr>
                   <w:rFonts w:ascii="Arial" w:cs="Arial" w:eastAsia="Arial" w:hAnsi="Arial"/>
@@ -9490,7 +9490,7 @@
               <w:spacing w:after="10" w:before="0"/>
               <w:ind w:left="120"/>
             </w:pPr>
-            <w:hyperlink w:history="1" r:id="rIdej6vdo9ocim4-md7hlcx0">
+            <w:hyperlink w:history="1" r:id="rIdlspfe5qoha-pocanevhu7">
               <w:r>
                 <w:rPr>
                   <w:rFonts w:ascii="Arial" w:cs="Arial" w:eastAsia="Arial" w:hAnsi="Arial"/>
@@ -9685,7 +9685,7 @@
             <w:pPr>
               <w:spacing w:after="20" w:before="0"/>
             </w:pPr>
-            <w:hyperlink w:history="1" r:id="rIdnwcflhjii0goidxtvqhsl">
+            <w:hyperlink w:history="1" r:id="rIdwxurkgfpkefukgcyct0-g">
               <w:r>
                 <w:rPr>
                   <w:rFonts w:ascii="Arial" w:cs="Arial" w:eastAsia="Arial" w:hAnsi="Arial"/>
@@ -9718,7 +9718,7 @@
               <w:spacing w:after="10" w:before="0"/>
               <w:ind w:left="120"/>
             </w:pPr>
-            <w:hyperlink w:history="1" r:id="rIdvyhyqh_sb_cd_mn47rzjo">
+            <w:hyperlink w:history="1" r:id="rIdwqd06fgaardhkh8progsx">
               <w:r>
                 <w:rPr>
                   <w:rFonts w:ascii="Arial" w:cs="Arial" w:eastAsia="Arial" w:hAnsi="Arial"/>
@@ -9763,7 +9763,7 @@
             <w:pPr>
               <w:spacing w:after="20" w:before="0"/>
             </w:pPr>
-            <w:hyperlink w:history="1" r:id="rIdkxxyczcjlk6la3xmtjjh8">
+            <w:hyperlink w:history="1" r:id="rIdxfxl53fvpviqi50g7cjzt">
               <w:r>
                 <w:rPr>
                   <w:rFonts w:ascii="Arial" w:cs="Arial" w:eastAsia="Arial" w:hAnsi="Arial"/>
@@ -9796,7 +9796,7 @@
               <w:spacing w:after="10" w:before="0"/>
               <w:ind w:left="120"/>
             </w:pPr>
-            <w:hyperlink w:history="1" r:id="rIdzkuqejbrlvs0ydeq4hok5">
+            <w:hyperlink w:history="1" r:id="rIdug-_wf4mqm_wno_oth428">
               <w:r>
                 <w:rPr>
                   <w:rFonts w:ascii="Arial" w:cs="Arial" w:eastAsia="Arial" w:hAnsi="Arial"/>
@@ -9991,7 +9991,7 @@
             <w:pPr>
               <w:spacing w:after="20" w:before="0"/>
             </w:pPr>
-            <w:hyperlink w:history="1" r:id="rIdl825a8g5xcn3xgnghbhrq">
+            <w:hyperlink w:history="1" r:id="rId5uezybi9cfqp2wkqbfvp2">
               <w:r>
                 <w:rPr>
                   <w:rFonts w:ascii="Arial" w:cs="Arial" w:eastAsia="Arial" w:hAnsi="Arial"/>
@@ -10024,7 +10024,7 @@
               <w:spacing w:after="10" w:before="0"/>
               <w:ind w:left="120"/>
             </w:pPr>
-            <w:hyperlink w:history="1" r:id="rIdwjmhblokiarewbybepdrc">
+            <w:hyperlink w:history="1" r:id="rIdsiiz_rnx4ge_cvcsfg6yc">
               <w:r>
                 <w:rPr>
                   <w:rFonts w:ascii="Arial" w:cs="Arial" w:eastAsia="Arial" w:hAnsi="Arial"/>
@@ -10069,7 +10069,7 @@
             <w:pPr>
               <w:spacing w:after="20" w:before="0"/>
             </w:pPr>
-            <w:hyperlink w:history="1" r:id="rIdnsuowa54mgijfq5habyu5">
+            <w:hyperlink w:history="1" r:id="rIdo_nvdrst43op-sahvbzx8">
               <w:r>
                 <w:rPr>
                   <w:rFonts w:ascii="Arial" w:cs="Arial" w:eastAsia="Arial" w:hAnsi="Arial"/>
@@ -10102,7 +10102,7 @@
               <w:spacing w:after="10" w:before="0"/>
               <w:ind w:left="120"/>
             </w:pPr>
-            <w:hyperlink w:history="1" r:id="rIdgc44j0m2w4t9spab7azbn">
+            <w:hyperlink w:history="1" r:id="rIde6yecnb-4wmhspu1sqjsj">
               <w:r>
                 <w:rPr>
                   <w:rFonts w:ascii="Arial" w:cs="Arial" w:eastAsia="Arial" w:hAnsi="Arial"/>
@@ -11589,7 +11589,7 @@
             <w:pPr>
               <w:spacing w:after="20" w:before="0"/>
             </w:pPr>
-            <w:hyperlink w:history="1" r:id="rIdtchjwp0dbwxebxob68evt">
+            <w:hyperlink w:history="1" r:id="rIdrepbxsbaix2nadgaxmtfj">
               <w:r>
                 <w:rPr>
                   <w:rFonts w:ascii="Arial" w:cs="Arial" w:eastAsia="Arial" w:hAnsi="Arial"/>
@@ -11622,7 +11622,7 @@
               <w:spacing w:after="10" w:before="0"/>
               <w:ind w:left="120"/>
             </w:pPr>
-            <w:hyperlink w:history="1" r:id="rIdj8pedjso65qsscx7mb5io">
+            <w:hyperlink w:history="1" r:id="rIdkkbd2ske-rn6md5pmthfw">
               <w:r>
                 <w:rPr>
                   <w:rFonts w:ascii="Arial" w:cs="Arial" w:eastAsia="Arial" w:hAnsi="Arial"/>
@@ -11667,7 +11667,7 @@
             <w:pPr>
               <w:spacing w:after="20" w:before="0"/>
             </w:pPr>
-            <w:hyperlink w:history="1" r:id="rIdg4therbq4z0gzxlsltz0o">
+            <w:hyperlink w:history="1" r:id="rIdtlgdh9nlcvarxundj7xqr">
               <w:r>
                 <w:rPr>
                   <w:rFonts w:ascii="Arial" w:cs="Arial" w:eastAsia="Arial" w:hAnsi="Arial"/>
@@ -11700,7 +11700,7 @@
               <w:spacing w:after="10" w:before="0"/>
               <w:ind w:left="120"/>
             </w:pPr>
-            <w:hyperlink w:history="1" r:id="rIdfyqrhmfunktqichk9yrbc">
+            <w:hyperlink w:history="1" r:id="rIdbket-5krjpphnzkqlpj9e">
               <w:r>
                 <w:rPr>
                   <w:rFonts w:ascii="Arial" w:cs="Arial" w:eastAsia="Arial" w:hAnsi="Arial"/>
@@ -11895,7 +11895,7 @@
             <w:pPr>
               <w:spacing w:after="20" w:before="0"/>
             </w:pPr>
-            <w:hyperlink w:history="1" r:id="rIda_m5-souxypucvcffqzc0">
+            <w:hyperlink w:history="1" r:id="rId25pi2hhmnrgqkvgbrnwjq">
               <w:r>
                 <w:rPr>
                   <w:rFonts w:ascii="Arial" w:cs="Arial" w:eastAsia="Arial" w:hAnsi="Arial"/>
@@ -11928,7 +11928,7 @@
               <w:spacing w:after="10" w:before="0"/>
               <w:ind w:left="120"/>
             </w:pPr>
-            <w:hyperlink w:history="1" r:id="rIds4lbk43uwvjtfk07n0k9f">
+            <w:hyperlink w:history="1" r:id="rIdyhp9olrm28npgug-odqdh">
               <w:r>
                 <w:rPr>
                   <w:rFonts w:ascii="Arial" w:cs="Arial" w:eastAsia="Arial" w:hAnsi="Arial"/>
@@ -11973,7 +11973,7 @@
             <w:pPr>
               <w:spacing w:after="20" w:before="0"/>
             </w:pPr>
-            <w:hyperlink w:history="1" r:id="rIdoqpldzxcr-a86vamgjdmk">
+            <w:hyperlink w:history="1" r:id="rIdhskwckt0fl4jwseylxxuy">
               <w:r>
                 <w:rPr>
                   <w:rFonts w:ascii="Arial" w:cs="Arial" w:eastAsia="Arial" w:hAnsi="Arial"/>
@@ -12006,7 +12006,7 @@
               <w:spacing w:after="10" w:before="0"/>
               <w:ind w:left="120"/>
             </w:pPr>
-            <w:hyperlink w:history="1" r:id="rIdhqws9ttke-zy2vy5ozjjy">
+            <w:hyperlink w:history="1" r:id="rIdbzigl1qqiugcanknzm0yy">
               <w:r>
                 <w:rPr>
                   <w:rFonts w:ascii="Arial" w:cs="Arial" w:eastAsia="Arial" w:hAnsi="Arial"/>
@@ -12201,7 +12201,7 @@
             <w:pPr>
               <w:spacing w:after="20" w:before="0"/>
             </w:pPr>
-            <w:hyperlink w:history="1" r:id="rIdnwpnpztoafnnbi98vlam_">
+            <w:hyperlink w:history="1" r:id="rId46o3vpbrjq8zjseljltgh">
               <w:r>
                 <w:rPr>
                   <w:rFonts w:ascii="Arial" w:cs="Arial" w:eastAsia="Arial" w:hAnsi="Arial"/>
@@ -12234,7 +12234,7 @@
               <w:spacing w:after="10" w:before="0"/>
               <w:ind w:left="120"/>
             </w:pPr>
-            <w:hyperlink w:history="1" r:id="rIdekh18qoj9-kg3vkhrwyzv">
+            <w:hyperlink w:history="1" r:id="rId8afbjz5xuh2_5prsdy0u-">
               <w:r>
                 <w:rPr>
                   <w:rFonts w:ascii="Arial" w:cs="Arial" w:eastAsia="Arial" w:hAnsi="Arial"/>
@@ -12279,7 +12279,7 @@
             <w:pPr>
               <w:spacing w:after="20" w:before="0"/>
             </w:pPr>
-            <w:hyperlink w:history="1" r:id="rId1o11wkpdufqnzn98h1ens">
+            <w:hyperlink w:history="1" r:id="rIdmkzokwdyqnon4sdoeb09z">
               <w:r>
                 <w:rPr>
                   <w:rFonts w:ascii="Arial" w:cs="Arial" w:eastAsia="Arial" w:hAnsi="Arial"/>
@@ -12312,7 +12312,7 @@
               <w:spacing w:after="10" w:before="0"/>
               <w:ind w:left="120"/>
             </w:pPr>
-            <w:hyperlink w:history="1" r:id="rIde_hpgdke5wh-8hcqurypf">
+            <w:hyperlink w:history="1" r:id="rIdjzhi1o-26pxrkvekcumd2">
               <w:r>
                 <w:rPr>
                   <w:rFonts w:ascii="Arial" w:cs="Arial" w:eastAsia="Arial" w:hAnsi="Arial"/>
@@ -12507,7 +12507,7 @@
             <w:pPr>
               <w:spacing w:after="20" w:before="0"/>
             </w:pPr>
-            <w:hyperlink w:history="1" r:id="rId76eixzjnbzxh4p_4zb2ay">
+            <w:hyperlink w:history="1" r:id="rIdext5scoiizg5newftb9ku">
               <w:r>
                 <w:rPr>
                   <w:rFonts w:ascii="Arial" w:cs="Arial" w:eastAsia="Arial" w:hAnsi="Arial"/>
@@ -12540,7 +12540,7 @@
               <w:spacing w:after="10" w:before="0"/>
               <w:ind w:left="120"/>
             </w:pPr>
-            <w:hyperlink w:history="1" r:id="rIdp5mesinq9lks9dfse4hrw">
+            <w:hyperlink w:history="1" r:id="rId4lt1sgzcx_sy7vzmdc9ja">
               <w:r>
                 <w:rPr>
                   <w:rFonts w:ascii="Arial" w:cs="Arial" w:eastAsia="Arial" w:hAnsi="Arial"/>
@@ -12585,7 +12585,7 @@
             <w:pPr>
               <w:spacing w:after="20" w:before="0"/>
             </w:pPr>
-            <w:hyperlink w:history="1" r:id="rId0_m80a1ncd1gv5hcmudy9">
+            <w:hyperlink w:history="1" r:id="rIddyajphlegf9infivjdg1z">
               <w:r>
                 <w:rPr>
                   <w:rFonts w:ascii="Arial" w:cs="Arial" w:eastAsia="Arial" w:hAnsi="Arial"/>
@@ -12618,7 +12618,7 @@
               <w:spacing w:after="10" w:before="0"/>
               <w:ind w:left="120"/>
             </w:pPr>
-            <w:hyperlink w:history="1" r:id="rIdo5uhamaowzwlt2mriv2ht">
+            <w:hyperlink w:history="1" r:id="rIdy7swmzbcg0nk_aii9pqq_">
               <w:r>
                 <w:rPr>
                   <w:rFonts w:ascii="Arial" w:cs="Arial" w:eastAsia="Arial" w:hAnsi="Arial"/>
@@ -12813,7 +12813,7 @@
             <w:pPr>
               <w:spacing w:after="20" w:before="0"/>
             </w:pPr>
-            <w:hyperlink w:history="1" r:id="rIdz76dtkhawgnfdapulckha">
+            <w:hyperlink w:history="1" r:id="rId3-afdhluqcqaatvcrtncy">
               <w:r>
                 <w:rPr>
                   <w:rFonts w:ascii="Arial" w:cs="Arial" w:eastAsia="Arial" w:hAnsi="Arial"/>
@@ -12846,7 +12846,7 @@
               <w:spacing w:after="10" w:before="0"/>
               <w:ind w:left="120"/>
             </w:pPr>
-            <w:hyperlink w:history="1" r:id="rId0qpxupzjc2ifxgmeowyvn">
+            <w:hyperlink w:history="1" r:id="rIda-jv2cxszzg3fdcwv08h9">
               <w:r>
                 <w:rPr>
                   <w:rFonts w:ascii="Arial" w:cs="Arial" w:eastAsia="Arial" w:hAnsi="Arial"/>
@@ -12891,7 +12891,7 @@
             <w:pPr>
               <w:spacing w:after="20" w:before="0"/>
             </w:pPr>
-            <w:hyperlink w:history="1" r:id="rIdecid5gs5fhqxphudg3wup">
+            <w:hyperlink w:history="1" r:id="rIdy_zuxlhypn3xeox1_qulb">
               <w:r>
                 <w:rPr>
                   <w:rFonts w:ascii="Arial" w:cs="Arial" w:eastAsia="Arial" w:hAnsi="Arial"/>
@@ -12924,7 +12924,7 @@
               <w:spacing w:after="10" w:before="0"/>
               <w:ind w:left="120"/>
             </w:pPr>
-            <w:hyperlink w:history="1" r:id="rIdyuxf3dyelo1la5nzfrqrv">
+            <w:hyperlink w:history="1" r:id="rIdoefu2_jcnsn9detclml6j">
               <w:r>
                 <w:rPr>
                   <w:rFonts w:ascii="Arial" w:cs="Arial" w:eastAsia="Arial" w:hAnsi="Arial"/>
@@ -14610,7 +14610,7 @@
             <w:pPr>
               <w:spacing w:after="20" w:before="0"/>
             </w:pPr>
-            <w:hyperlink w:history="1" r:id="rIdkg4-gjpdrrdmart5kkuqr">
+            <w:hyperlink w:history="1" r:id="rIdm5nqrthy4pclycyg6q2xq">
               <w:r>
                 <w:rPr>
                   <w:rFonts w:ascii="Arial" w:cs="Arial" w:eastAsia="Arial" w:hAnsi="Arial"/>
@@ -14643,7 +14643,7 @@
               <w:spacing w:after="10" w:before="0"/>
               <w:ind w:left="120"/>
             </w:pPr>
-            <w:hyperlink w:history="1" r:id="rId4lb1kwljpgsr_c4jywszx">
+            <w:hyperlink w:history="1" r:id="rIdd9twnu4tkpyjern0fmz3m">
               <w:r>
                 <w:rPr>
                   <w:rFonts w:ascii="Arial" w:cs="Arial" w:eastAsia="Arial" w:hAnsi="Arial"/>
@@ -14688,7 +14688,7 @@
             <w:pPr>
               <w:spacing w:after="20" w:before="0"/>
             </w:pPr>
-            <w:hyperlink w:history="1" r:id="rIdl9g0hfkz8h1zmgvv1ktzg">
+            <w:hyperlink w:history="1" r:id="rIdng_ktz6y4hbykzblukwd_">
               <w:r>
                 <w:rPr>
                   <w:rFonts w:ascii="Arial" w:cs="Arial" w:eastAsia="Arial" w:hAnsi="Arial"/>
@@ -14721,7 +14721,7 @@
               <w:spacing w:after="10" w:before="0"/>
               <w:ind w:left="120"/>
             </w:pPr>
-            <w:hyperlink w:history="1" r:id="rIdczhi0b8_yodyahtlnwcyz">
+            <w:hyperlink w:history="1" r:id="rIdrwlnhuav2ehrvyqeh5dbw">
               <w:r>
                 <w:rPr>
                   <w:rFonts w:ascii="Arial" w:cs="Arial" w:eastAsia="Arial" w:hAnsi="Arial"/>
@@ -14916,7 +14916,7 @@
             <w:pPr>
               <w:spacing w:after="20" w:before="0"/>
             </w:pPr>
-            <w:hyperlink w:history="1" r:id="rId58aep63nwjybhf72jqpra">
+            <w:hyperlink w:history="1" r:id="rIdxn7qdgafpggjfllc2u8lq">
               <w:r>
                 <w:rPr>
                   <w:rFonts w:ascii="Arial" w:cs="Arial" w:eastAsia="Arial" w:hAnsi="Arial"/>
@@ -14949,7 +14949,7 @@
               <w:spacing w:after="10" w:before="0"/>
               <w:ind w:left="120"/>
             </w:pPr>
-            <w:hyperlink w:history="1" r:id="rIdijyb-rtkwh-skbxqhwzx9">
+            <w:hyperlink w:history="1" r:id="rIda7errrk4ltb-kg9w4outl">
               <w:r>
                 <w:rPr>
                   <w:rFonts w:ascii="Arial" w:cs="Arial" w:eastAsia="Arial" w:hAnsi="Arial"/>
@@ -14994,7 +14994,7 @@
             <w:pPr>
               <w:spacing w:after="20" w:before="0"/>
             </w:pPr>
-            <w:hyperlink w:history="1" r:id="rIdjdnidg3j11omofeuyjdcs">
+            <w:hyperlink w:history="1" r:id="rIdlals_mwtaaboqhkcn8jys">
               <w:r>
                 <w:rPr>
                   <w:rFonts w:ascii="Arial" w:cs="Arial" w:eastAsia="Arial" w:hAnsi="Arial"/>
@@ -15027,7 +15027,7 @@
               <w:spacing w:after="10" w:before="0"/>
               <w:ind w:left="120"/>
             </w:pPr>
-            <w:hyperlink w:history="1" r:id="rIdpctkicgiduvrlfogvqys6">
+            <w:hyperlink w:history="1" r:id="rIdbfhju_xbgfadip5aqly0b">
               <w:r>
                 <w:rPr>
                   <w:rFonts w:ascii="Arial" w:cs="Arial" w:eastAsia="Arial" w:hAnsi="Arial"/>
@@ -15222,7 +15222,7 @@
             <w:pPr>
               <w:spacing w:after="20" w:before="0"/>
             </w:pPr>
-            <w:hyperlink w:history="1" r:id="rIdscr_hqiljjamy-is3eyuf">
+            <w:hyperlink w:history="1" r:id="rIdsjybii4h6zl4uzlq3nosh">
               <w:r>
                 <w:rPr>
                   <w:rFonts w:ascii="Arial" w:cs="Arial" w:eastAsia="Arial" w:hAnsi="Arial"/>
@@ -15255,7 +15255,7 @@
               <w:spacing w:after="10" w:before="0"/>
               <w:ind w:left="120"/>
             </w:pPr>
-            <w:hyperlink w:history="1" r:id="rIdbcbs1mw0xgksthow5a4fz">
+            <w:hyperlink w:history="1" r:id="rIdg20y455tuzne82az8ybnp">
               <w:r>
                 <w:rPr>
                   <w:rFonts w:ascii="Arial" w:cs="Arial" w:eastAsia="Arial" w:hAnsi="Arial"/>
@@ -15300,7 +15300,7 @@
             <w:pPr>
               <w:spacing w:after="20" w:before="0"/>
             </w:pPr>
-            <w:hyperlink w:history="1" r:id="rIdmn_thwfv2udw6-n2r2p4v">
+            <w:hyperlink w:history="1" r:id="rIdonbb7uczjmynss6e5rlds">
               <w:r>
                 <w:rPr>
                   <w:rFonts w:ascii="Arial" w:cs="Arial" w:eastAsia="Arial" w:hAnsi="Arial"/>
@@ -15333,7 +15333,7 @@
               <w:spacing w:after="10" w:before="0"/>
               <w:ind w:left="120"/>
             </w:pPr>
-            <w:hyperlink w:history="1" r:id="rIdn7gumbufwm5i_x2c7mtuj">
+            <w:hyperlink w:history="1" r:id="rIdbhhochzlqeba1xxn-gj2g">
               <w:r>
                 <w:rPr>
                   <w:rFonts w:ascii="Arial" w:cs="Arial" w:eastAsia="Arial" w:hAnsi="Arial"/>
@@ -15528,7 +15528,7 @@
             <w:pPr>
               <w:spacing w:after="20" w:before="0"/>
             </w:pPr>
-            <w:hyperlink w:history="1" r:id="rIdhtziwlmq5arlmrwy3czul">
+            <w:hyperlink w:history="1" r:id="rId6yfppnkpyshruyxwk0tgi">
               <w:r>
                 <w:rPr>
                   <w:rFonts w:ascii="Arial" w:cs="Arial" w:eastAsia="Arial" w:hAnsi="Arial"/>
@@ -15561,7 +15561,7 @@
               <w:spacing w:after="10" w:before="0"/>
               <w:ind w:left="120"/>
             </w:pPr>
-            <w:hyperlink w:history="1" r:id="rIdc0gedjapswnb-wiai3enl">
+            <w:hyperlink w:history="1" r:id="rId9iirh99bb7tuqgrk0fqip">
               <w:r>
                 <w:rPr>
                   <w:rFonts w:ascii="Arial" w:cs="Arial" w:eastAsia="Arial" w:hAnsi="Arial"/>
@@ -15606,7 +15606,7 @@
             <w:pPr>
               <w:spacing w:after="20" w:before="0"/>
             </w:pPr>
-            <w:hyperlink w:history="1" r:id="rIdwdhk4jmeug681b-8rcgz4">
+            <w:hyperlink w:history="1" r:id="rId5pf5ccn3gch2qvfxdqowf">
               <w:r>
                 <w:rPr>
                   <w:rFonts w:ascii="Arial" w:cs="Arial" w:eastAsia="Arial" w:hAnsi="Arial"/>
@@ -15639,7 +15639,7 @@
               <w:spacing w:after="10" w:before="0"/>
               <w:ind w:left="120"/>
             </w:pPr>
-            <w:hyperlink w:history="1" r:id="rIdstumw6g2rjj1stnme98cv">
+            <w:hyperlink w:history="1" r:id="rIdojhqeptwxogeucoen16wo">
               <w:r>
                 <w:rPr>
                   <w:rFonts w:ascii="Arial" w:cs="Arial" w:eastAsia="Arial" w:hAnsi="Arial"/>
@@ -15834,7 +15834,7 @@
             <w:pPr>
               <w:spacing w:after="20" w:before="0"/>
             </w:pPr>
-            <w:hyperlink w:history="1" r:id="rIdyccuihik_6zuh8t7qi_to">
+            <w:hyperlink w:history="1" r:id="rIdumrt7skafn0ruivqqi4m4">
               <w:r>
                 <w:rPr>
                   <w:rFonts w:ascii="Arial" w:cs="Arial" w:eastAsia="Arial" w:hAnsi="Arial"/>
@@ -15867,7 +15867,7 @@
               <w:spacing w:after="10" w:before="0"/>
               <w:ind w:left="120"/>
             </w:pPr>
-            <w:hyperlink w:history="1" r:id="rIdjdyy5yuqdhbnfqpsonrb-">
+            <w:hyperlink w:history="1" r:id="rIdnrbq0yv_vzoaum_non2gk">
               <w:r>
                 <w:rPr>
                   <w:rFonts w:ascii="Arial" w:cs="Arial" w:eastAsia="Arial" w:hAnsi="Arial"/>
@@ -15912,7 +15912,7 @@
             <w:pPr>
               <w:spacing w:after="20" w:before="0"/>
             </w:pPr>
-            <w:hyperlink w:history="1" r:id="rIdtcu2ckp2xbmmhxh0lajql">
+            <w:hyperlink w:history="1" r:id="rIdzquppikw6cisqucrjg1yp">
               <w:r>
                 <w:rPr>
                   <w:rFonts w:ascii="Arial" w:cs="Arial" w:eastAsia="Arial" w:hAnsi="Arial"/>
@@ -15945,7 +15945,7 @@
               <w:spacing w:after="10" w:before="0"/>
               <w:ind w:left="120"/>
             </w:pPr>
-            <w:hyperlink w:history="1" r:id="rId4tynzggrupob2g4bgqco0">
+            <w:hyperlink w:history="1" r:id="rIdmclemrxnuppi6yzkh7lcw">
               <w:r>
                 <w:rPr>
                   <w:rFonts w:ascii="Arial" w:cs="Arial" w:eastAsia="Arial" w:hAnsi="Arial"/>
@@ -17687,7 +17687,7 @@
             <w:pPr>
               <w:spacing w:after="20" w:before="0"/>
             </w:pPr>
-            <w:hyperlink w:history="1" r:id="rIdsxi5fk8zo99gbuumo1nlj">
+            <w:hyperlink w:history="1" r:id="rIdeghgziwhtfp_ewrfauriy">
               <w:r>
                 <w:rPr>
                   <w:rFonts w:ascii="Arial" w:cs="Arial" w:eastAsia="Arial" w:hAnsi="Arial"/>
@@ -17720,7 +17720,7 @@
               <w:spacing w:after="10" w:before="0"/>
               <w:ind w:left="120"/>
             </w:pPr>
-            <w:hyperlink w:history="1" r:id="rIdmgwvj1tahkltgguhk-hli">
+            <w:hyperlink w:history="1" r:id="rIdkq2rrnand4goj5ppsbuki">
               <w:r>
                 <w:rPr>
                   <w:rFonts w:ascii="Arial" w:cs="Arial" w:eastAsia="Arial" w:hAnsi="Arial"/>
@@ -17765,7 +17765,7 @@
             <w:pPr>
               <w:spacing w:after="20" w:before="0"/>
             </w:pPr>
-            <w:hyperlink w:history="1" r:id="rIdxemxbij00w0z6lojxrqgo">
+            <w:hyperlink w:history="1" r:id="rIdzxpg7zqeeejdrsbxyq0m7">
               <w:r>
                 <w:rPr>
                   <w:rFonts w:ascii="Arial" w:cs="Arial" w:eastAsia="Arial" w:hAnsi="Arial"/>
@@ -17798,7 +17798,7 @@
               <w:spacing w:after="10" w:before="0"/>
               <w:ind w:left="120"/>
             </w:pPr>
-            <w:hyperlink w:history="1" r:id="rIdpcmoary4jh9rty8xbehtf">
+            <w:hyperlink w:history="1" r:id="rIdnzrelsgs7r3zj2g5bpycz">
               <w:r>
                 <w:rPr>
                   <w:rFonts w:ascii="Arial" w:cs="Arial" w:eastAsia="Arial" w:hAnsi="Arial"/>
@@ -17993,7 +17993,7 @@
             <w:pPr>
               <w:spacing w:after="20" w:before="0"/>
             </w:pPr>
-            <w:hyperlink w:history="1" r:id="rIdnrcxmfndnyg9djmgrg9ku">
+            <w:hyperlink w:history="1" r:id="rIdtd_vxpvgkpt8knslqlssy">
               <w:r>
                 <w:rPr>
                   <w:rFonts w:ascii="Arial" w:cs="Arial" w:eastAsia="Arial" w:hAnsi="Arial"/>
@@ -18026,7 +18026,7 @@
               <w:spacing w:after="10" w:before="0"/>
               <w:ind w:left="120"/>
             </w:pPr>
-            <w:hyperlink w:history="1" r:id="rIds3uzk0ue9tdrjwvenmkii">
+            <w:hyperlink w:history="1" r:id="rIdn1kk-zimvnghxahvr-lgt">
               <w:r>
                 <w:rPr>
                   <w:rFonts w:ascii="Arial" w:cs="Arial" w:eastAsia="Arial" w:hAnsi="Arial"/>
@@ -18071,7 +18071,7 @@
             <w:pPr>
               <w:spacing w:after="20" w:before="0"/>
             </w:pPr>
-            <w:hyperlink w:history="1" r:id="rId1ijboyie0evkf-t12lngd">
+            <w:hyperlink w:history="1" r:id="rIdwc4vnkz9pwos9b7cdlhu9">
               <w:r>
                 <w:rPr>
                   <w:rFonts w:ascii="Arial" w:cs="Arial" w:eastAsia="Arial" w:hAnsi="Arial"/>
@@ -18104,7 +18104,7 @@
               <w:spacing w:after="10" w:before="0"/>
               <w:ind w:left="120"/>
             </w:pPr>
-            <w:hyperlink w:history="1" r:id="rIdix5idp91vuq6ttynepkfz">
+            <w:hyperlink w:history="1" r:id="rIdcyefznvwpwqvfhovv0hlc">
               <w:r>
                 <w:rPr>
                   <w:rFonts w:ascii="Arial" w:cs="Arial" w:eastAsia="Arial" w:hAnsi="Arial"/>
@@ -18299,7 +18299,7 @@
             <w:pPr>
               <w:spacing w:after="20" w:before="0"/>
             </w:pPr>
-            <w:hyperlink w:history="1" r:id="rIdiozhaqs1eh0mgh_qsiimu">
+            <w:hyperlink w:history="1" r:id="rIdugp2iiin-u8leoguy5yp6">
               <w:r>
                 <w:rPr>
                   <w:rFonts w:ascii="Arial" w:cs="Arial" w:eastAsia="Arial" w:hAnsi="Arial"/>
@@ -18332,7 +18332,7 @@
               <w:spacing w:after="10" w:before="0"/>
               <w:ind w:left="120"/>
             </w:pPr>
-            <w:hyperlink w:history="1" r:id="rId6sfhonneiepdoq5afywau">
+            <w:hyperlink w:history="1" r:id="rIdx8pvbxrv3cg2eonay3dmz">
               <w:r>
                 <w:rPr>
                   <w:rFonts w:ascii="Arial" w:cs="Arial" w:eastAsia="Arial" w:hAnsi="Arial"/>
@@ -18377,7 +18377,7 @@
             <w:pPr>
               <w:spacing w:after="20" w:before="0"/>
             </w:pPr>
-            <w:hyperlink w:history="1" r:id="rIdzcx-wszdkhd-1w0euy-hq">
+            <w:hyperlink w:history="1" r:id="rIdrawpf2hqka-ryeixpckab">
               <w:r>
                 <w:rPr>
                   <w:rFonts w:ascii="Arial" w:cs="Arial" w:eastAsia="Arial" w:hAnsi="Arial"/>
@@ -18410,7 +18410,7 @@
               <w:spacing w:after="10" w:before="0"/>
               <w:ind w:left="120"/>
             </w:pPr>
-            <w:hyperlink w:history="1" r:id="rIdrohl4jyuba5voxlfs1jqt">
+            <w:hyperlink w:history="1" r:id="rIdk4sqc9na-hjxh67trzv0o">
               <w:r>
                 <w:rPr>
                   <w:rFonts w:ascii="Arial" w:cs="Arial" w:eastAsia="Arial" w:hAnsi="Arial"/>
@@ -18605,7 +18605,7 @@
             <w:pPr>
               <w:spacing w:after="20" w:before="0"/>
             </w:pPr>
-            <w:hyperlink w:history="1" r:id="rId930mmr_rpezyca8qiebpt">
+            <w:hyperlink w:history="1" r:id="rId-uj7vgviiaozk0r59ppsf">
               <w:r>
                 <w:rPr>
                   <w:rFonts w:ascii="Arial" w:cs="Arial" w:eastAsia="Arial" w:hAnsi="Arial"/>
@@ -18638,7 +18638,7 @@
               <w:spacing w:after="10" w:before="0"/>
               <w:ind w:left="120"/>
             </w:pPr>
-            <w:hyperlink w:history="1" r:id="rIdiwvoz7xkq9kzcun3lpuo-">
+            <w:hyperlink w:history="1" r:id="rIdada-vgens7towyrnyawbj">
               <w:r>
                 <w:rPr>
                   <w:rFonts w:ascii="Arial" w:cs="Arial" w:eastAsia="Arial" w:hAnsi="Arial"/>
@@ -18683,7 +18683,7 @@
             <w:pPr>
               <w:spacing w:after="20" w:before="0"/>
             </w:pPr>
-            <w:hyperlink w:history="1" r:id="rIddhav5ccu2di2jn-dp1pag">
+            <w:hyperlink w:history="1" r:id="rIdzp0d2o4lxcqhglrj4te8c">
               <w:r>
                 <w:rPr>
                   <w:rFonts w:ascii="Arial" w:cs="Arial" w:eastAsia="Arial" w:hAnsi="Arial"/>
@@ -18716,7 +18716,7 @@
               <w:spacing w:after="10" w:before="0"/>
               <w:ind w:left="120"/>
             </w:pPr>
-            <w:hyperlink w:history="1" r:id="rId2s1unkxx6ptvyfyviju2f">
+            <w:hyperlink w:history="1" r:id="rId_psv5ea6f1wipbk6hgmb7">
               <w:r>
                 <w:rPr>
                   <w:rFonts w:ascii="Arial" w:cs="Arial" w:eastAsia="Arial" w:hAnsi="Arial"/>
@@ -18911,7 +18911,7 @@
             <w:pPr>
               <w:spacing w:after="20" w:before="0"/>
             </w:pPr>
-            <w:hyperlink w:history="1" r:id="rIdmyipjzct82-dfegjgb1mw">
+            <w:hyperlink w:history="1" r:id="rIdqzxh1thp01eqdktrbvvru">
               <w:r>
                 <w:rPr>
                   <w:rFonts w:ascii="Arial" w:cs="Arial" w:eastAsia="Arial" w:hAnsi="Arial"/>
@@ -18944,7 +18944,7 @@
               <w:spacing w:after="10" w:before="0"/>
               <w:ind w:left="120"/>
             </w:pPr>
-            <w:hyperlink w:history="1" r:id="rIdcp8kueshfwennwjzz8mcz">
+            <w:hyperlink w:history="1" r:id="rIdrmsqn43pma7gscz-vcxjw">
               <w:r>
                 <w:rPr>
                   <w:rFonts w:ascii="Arial" w:cs="Arial" w:eastAsia="Arial" w:hAnsi="Arial"/>
@@ -18989,7 +18989,7 @@
             <w:pPr>
               <w:spacing w:after="20" w:before="0"/>
             </w:pPr>
-            <w:hyperlink w:history="1" r:id="rId2c4irg-gfwgyor30mj3x4">
+            <w:hyperlink w:history="1" r:id="rIdvfe1rphua_ujvned9vkvk">
               <w:r>
                 <w:rPr>
                   <w:rFonts w:ascii="Arial" w:cs="Arial" w:eastAsia="Arial" w:hAnsi="Arial"/>
@@ -19022,7 +19022,7 @@
               <w:spacing w:after="10" w:before="0"/>
               <w:ind w:left="120"/>
             </w:pPr>
-            <w:hyperlink w:history="1" r:id="rIdjyfdyu9uqk2zrwnhh5ywi">
+            <w:hyperlink w:history="1" r:id="rIdfwz3ao1azollxyivlbghi">
               <w:r>
                 <w:rPr>
                   <w:rFonts w:ascii="Arial" w:cs="Arial" w:eastAsia="Arial" w:hAnsi="Arial"/>
@@ -20661,7 +20661,7 @@
             <w:pPr>
               <w:spacing w:after="20" w:before="0"/>
             </w:pPr>
-            <w:hyperlink w:history="1" r:id="rIdj6knu2fzgipoxzxhmu1wb">
+            <w:hyperlink w:history="1" r:id="rIdu1qhx-yjsqd4tibb0zzl8">
               <w:r>
                 <w:rPr>
                   <w:rFonts w:ascii="Arial" w:cs="Arial" w:eastAsia="Arial" w:hAnsi="Arial"/>
@@ -20694,7 +20694,7 @@
               <w:spacing w:after="10" w:before="0"/>
               <w:ind w:left="120"/>
             </w:pPr>
-            <w:hyperlink w:history="1" r:id="rIdyqhr-u818oxdbb7qok-sw">
+            <w:hyperlink w:history="1" r:id="rIdmowf8ewr-dwjjwnzcx60v">
               <w:r>
                 <w:rPr>
                   <w:rFonts w:ascii="Arial" w:cs="Arial" w:eastAsia="Arial" w:hAnsi="Arial"/>
@@ -20739,7 +20739,7 @@
             <w:pPr>
               <w:spacing w:after="20" w:before="0"/>
             </w:pPr>
-            <w:hyperlink w:history="1" r:id="rIdsia1twp2aacasdi8dguhi">
+            <w:hyperlink w:history="1" r:id="rIdlap3ewaqb0y4p9kwlzw9v">
               <w:r>
                 <w:rPr>
                   <w:rFonts w:ascii="Arial" w:cs="Arial" w:eastAsia="Arial" w:hAnsi="Arial"/>
@@ -20772,7 +20772,7 @@
               <w:spacing w:after="10" w:before="0"/>
               <w:ind w:left="120"/>
             </w:pPr>
-            <w:hyperlink w:history="1" r:id="rIdhtoji3hjmoywokrwmn-ay">
+            <w:hyperlink w:history="1" r:id="rId6ad7jq3_mwxb501vyl_kj">
               <w:r>
                 <w:rPr>
                   <w:rFonts w:ascii="Arial" w:cs="Arial" w:eastAsia="Arial" w:hAnsi="Arial"/>
@@ -20967,7 +20967,7 @@
             <w:pPr>
               <w:spacing w:after="20" w:before="0"/>
             </w:pPr>
-            <w:hyperlink w:history="1" r:id="rIdydntkcuhdvtwsn2s0uesv">
+            <w:hyperlink w:history="1" r:id="rIdid6_4ov1ywl0tib-bqpms">
               <w:r>
                 <w:rPr>
                   <w:rFonts w:ascii="Arial" w:cs="Arial" w:eastAsia="Arial" w:hAnsi="Arial"/>
@@ -21000,7 +21000,7 @@
               <w:spacing w:after="10" w:before="0"/>
               <w:ind w:left="120"/>
             </w:pPr>
-            <w:hyperlink w:history="1" r:id="rId43p8svcotwhz9o723rz91">
+            <w:hyperlink w:history="1" r:id="rIdo1cu8a_8hvq5mridv124p">
               <w:r>
                 <w:rPr>
                   <w:rFonts w:ascii="Arial" w:cs="Arial" w:eastAsia="Arial" w:hAnsi="Arial"/>
@@ -21045,7 +21045,7 @@
             <w:pPr>
               <w:spacing w:after="20" w:before="0"/>
             </w:pPr>
-            <w:hyperlink w:history="1" r:id="rIdbsmq1rvla6bcalqpc-c2s">
+            <w:hyperlink w:history="1" r:id="rIdlxfkjxau9rflky1lidgg3">
               <w:r>
                 <w:rPr>
                   <w:rFonts w:ascii="Arial" w:cs="Arial" w:eastAsia="Arial" w:hAnsi="Arial"/>
@@ -21078,7 +21078,7 @@
               <w:spacing w:after="10" w:before="0"/>
               <w:ind w:left="120"/>
             </w:pPr>
-            <w:hyperlink w:history="1" r:id="rIdvw2ylirzakajf8mmuondx">
+            <w:hyperlink w:history="1" r:id="rIdozjuypf6pffstjumwxfxo">
               <w:r>
                 <w:rPr>
                   <w:rFonts w:ascii="Arial" w:cs="Arial" w:eastAsia="Arial" w:hAnsi="Arial"/>
@@ -21273,7 +21273,7 @@
             <w:pPr>
               <w:spacing w:after="20" w:before="0"/>
             </w:pPr>
-            <w:hyperlink w:history="1" r:id="rIdybi-5cop0wfrjsdrq3hrx">
+            <w:hyperlink w:history="1" r:id="rIdtna0e-sunub71udamaowe">
               <w:r>
                 <w:rPr>
                   <w:rFonts w:ascii="Arial" w:cs="Arial" w:eastAsia="Arial" w:hAnsi="Arial"/>
@@ -21306,7 +21306,7 @@
               <w:spacing w:after="10" w:before="0"/>
               <w:ind w:left="120"/>
             </w:pPr>
-            <w:hyperlink w:history="1" r:id="rIdegja6o9ueo8xoq5qyrugc">
+            <w:hyperlink w:history="1" r:id="rIdai2r9w7zfiu1c1rr7hvmm">
               <w:r>
                 <w:rPr>
                   <w:rFonts w:ascii="Arial" w:cs="Arial" w:eastAsia="Arial" w:hAnsi="Arial"/>
@@ -21351,7 +21351,7 @@
             <w:pPr>
               <w:spacing w:after="20" w:before="0"/>
             </w:pPr>
-            <w:hyperlink w:history="1" r:id="rIdfnii_dtoq53z3tko9yxdq">
+            <w:hyperlink w:history="1" r:id="rIdd-dghrxee8uwobd3renhz">
               <w:r>
                 <w:rPr>
                   <w:rFonts w:ascii="Arial" w:cs="Arial" w:eastAsia="Arial" w:hAnsi="Arial"/>
@@ -21384,7 +21384,7 @@
               <w:spacing w:after="10" w:before="0"/>
               <w:ind w:left="120"/>
             </w:pPr>
-            <w:hyperlink w:history="1" r:id="rIdsejhf5jpwroubdnka2ram">
+            <w:hyperlink w:history="1" r:id="rId5nq9d5mutfhpdyuhf3xii">
               <w:r>
                 <w:rPr>
                   <w:rFonts w:ascii="Arial" w:cs="Arial" w:eastAsia="Arial" w:hAnsi="Arial"/>
@@ -21579,7 +21579,7 @@
             <w:pPr>
               <w:spacing w:after="20" w:before="0"/>
             </w:pPr>
-            <w:hyperlink w:history="1" r:id="rIdozcgsvyzjqr672ewwb5mo">
+            <w:hyperlink w:history="1" r:id="rIdurtlu-suq7ud--c3b5ib5">
               <w:r>
                 <w:rPr>
                   <w:rFonts w:ascii="Arial" w:cs="Arial" w:eastAsia="Arial" w:hAnsi="Arial"/>
@@ -21612,7 +21612,7 @@
               <w:spacing w:after="10" w:before="0"/>
               <w:ind w:left="120"/>
             </w:pPr>
-            <w:hyperlink w:history="1" r:id="rIdsrtjowxewmlwx84ychb1t">
+            <w:hyperlink w:history="1" r:id="rIds_flwp4exd_j5ihrft7dp">
               <w:r>
                 <w:rPr>
                   <w:rFonts w:ascii="Arial" w:cs="Arial" w:eastAsia="Arial" w:hAnsi="Arial"/>
@@ -21657,7 +21657,7 @@
             <w:pPr>
               <w:spacing w:after="20" w:before="0"/>
             </w:pPr>
-            <w:hyperlink w:history="1" r:id="rIdqy4m2t_mjof9ds_jxi1sy">
+            <w:hyperlink w:history="1" r:id="rIdnpeap3qdjs0vvxpf7lift">
               <w:r>
                 <w:rPr>
                   <w:rFonts w:ascii="Arial" w:cs="Arial" w:eastAsia="Arial" w:hAnsi="Arial"/>
@@ -21690,7 +21690,7 @@
               <w:spacing w:after="10" w:before="0"/>
               <w:ind w:left="120"/>
             </w:pPr>
-            <w:hyperlink w:history="1" r:id="rIdwmb6qinscybwcqqiexyug">
+            <w:hyperlink w:history="1" r:id="rId_kl_4ls1j3i55of_i-shn">
               <w:r>
                 <w:rPr>
                   <w:rFonts w:ascii="Arial" w:cs="Arial" w:eastAsia="Arial" w:hAnsi="Arial"/>
@@ -21885,7 +21885,7 @@
             <w:pPr>
               <w:spacing w:after="20" w:before="0"/>
             </w:pPr>
-            <w:hyperlink w:history="1" r:id="rIddkskgu7uold3kstelgg-v">
+            <w:hyperlink w:history="1" r:id="rIdy7j3o8cpfso0etyzgaujn">
               <w:r>
                 <w:rPr>
                   <w:rFonts w:ascii="Arial" w:cs="Arial" w:eastAsia="Arial" w:hAnsi="Arial"/>
@@ -21918,7 +21918,7 @@
               <w:spacing w:after="10" w:before="0"/>
               <w:ind w:left="120"/>
             </w:pPr>
-            <w:hyperlink w:history="1" r:id="rIdydwvx1fexqz-umlmte8ij">
+            <w:hyperlink w:history="1" r:id="rIdbujjrfrukt-gveoarkuip">
               <w:r>
                 <w:rPr>
                   <w:rFonts w:ascii="Arial" w:cs="Arial" w:eastAsia="Arial" w:hAnsi="Arial"/>
@@ -21963,7 +21963,7 @@
             <w:pPr>
               <w:spacing w:after="20" w:before="0"/>
             </w:pPr>
-            <w:hyperlink w:history="1" r:id="rIdcyvr_bifxz6b554wcvnyw">
+            <w:hyperlink w:history="1" r:id="rIdykr-1ccrwwhvwjbj9rx5f">
               <w:r>
                 <w:rPr>
                   <w:rFonts w:ascii="Arial" w:cs="Arial" w:eastAsia="Arial" w:hAnsi="Arial"/>
@@ -21996,7 +21996,7 @@
               <w:spacing w:after="10" w:before="0"/>
               <w:ind w:left="120"/>
             </w:pPr>
-            <w:hyperlink w:history="1" r:id="rIdntutzjvdp2pdhzzhh_ahc">
+            <w:hyperlink w:history="1" r:id="rIdo12or_37ykcizi5gcfqyy">
               <w:r>
                 <w:rPr>
                   <w:rFonts w:ascii="Arial" w:cs="Arial" w:eastAsia="Arial" w:hAnsi="Arial"/>
@@ -23483,7 +23483,7 @@
             <w:pPr>
               <w:spacing w:after="20" w:before="0"/>
             </w:pPr>
-            <w:hyperlink w:history="1" r:id="rId_6p-cgh6og0li5x1n5kht">
+            <w:hyperlink w:history="1" r:id="rIdky8687mwni86ljgx_zhh6">
               <w:r>
                 <w:rPr>
                   <w:rFonts w:ascii="Arial" w:cs="Arial" w:eastAsia="Arial" w:hAnsi="Arial"/>
@@ -23516,7 +23516,7 @@
               <w:spacing w:after="10" w:before="0"/>
               <w:ind w:left="120"/>
             </w:pPr>
-            <w:hyperlink w:history="1" r:id="rIdvde0jnrsojlkpzb1b4_ni">
+            <w:hyperlink w:history="1" r:id="rIdpeoqeckvle5avst8v6quu">
               <w:r>
                 <w:rPr>
                   <w:rFonts w:ascii="Arial" w:cs="Arial" w:eastAsia="Arial" w:hAnsi="Arial"/>
@@ -23561,7 +23561,7 @@
             <w:pPr>
               <w:spacing w:after="20" w:before="0"/>
             </w:pPr>
-            <w:hyperlink w:history="1" r:id="rId9gzw3wy5qjt6dqusue7z_">
+            <w:hyperlink w:history="1" r:id="rIdh-x225ff05j9um7ihrfxn">
               <w:r>
                 <w:rPr>
                   <w:rFonts w:ascii="Arial" w:cs="Arial" w:eastAsia="Arial" w:hAnsi="Arial"/>
@@ -23594,7 +23594,7 @@
               <w:spacing w:after="10" w:before="0"/>
               <w:ind w:left="120"/>
             </w:pPr>
-            <w:hyperlink w:history="1" r:id="rIdjd-zjyh2ad1bf8nrrhdx3">
+            <w:hyperlink w:history="1" r:id="rIdhfxetiydvpqv5p_botksv">
               <w:r>
                 <w:rPr>
                   <w:rFonts w:ascii="Arial" w:cs="Arial" w:eastAsia="Arial" w:hAnsi="Arial"/>
@@ -23789,7 +23789,7 @@
             <w:pPr>
               <w:spacing w:after="20" w:before="0"/>
             </w:pPr>
-            <w:hyperlink w:history="1" r:id="rIdm6lov8y0ld-iyzcbl7hdw">
+            <w:hyperlink w:history="1" r:id="rIddratqsg7jplpk3f49hljy">
               <w:r>
                 <w:rPr>
                   <w:rFonts w:ascii="Arial" w:cs="Arial" w:eastAsia="Arial" w:hAnsi="Arial"/>
@@ -23822,7 +23822,7 @@
               <w:spacing w:after="10" w:before="0"/>
               <w:ind w:left="120"/>
             </w:pPr>
-            <w:hyperlink w:history="1" r:id="rId9x7ceuuac4_euva3oenb9">
+            <w:hyperlink w:history="1" r:id="rIdafbazsc_adrw3ibb6yqif">
               <w:r>
                 <w:rPr>
                   <w:rFonts w:ascii="Arial" w:cs="Arial" w:eastAsia="Arial" w:hAnsi="Arial"/>
@@ -23867,7 +23867,7 @@
             <w:pPr>
               <w:spacing w:after="20" w:before="0"/>
             </w:pPr>
-            <w:hyperlink w:history="1" r:id="rIdieqlmfu6qlbkhvcagjlkc">
+            <w:hyperlink w:history="1" r:id="rIdo9zset_plqw4xlno1sm1v">
               <w:r>
                 <w:rPr>
                   <w:rFonts w:ascii="Arial" w:cs="Arial" w:eastAsia="Arial" w:hAnsi="Arial"/>
@@ -23900,7 +23900,7 @@
               <w:spacing w:after="10" w:before="0"/>
               <w:ind w:left="120"/>
             </w:pPr>
-            <w:hyperlink w:history="1" r:id="rIdud8y_d6bwnwdn5cg2ibhe">
+            <w:hyperlink w:history="1" r:id="rId9qbtbyl5ietihm9ydvjhe">
               <w:r>
                 <w:rPr>
                   <w:rFonts w:ascii="Arial" w:cs="Arial" w:eastAsia="Arial" w:hAnsi="Arial"/>
@@ -24095,7 +24095,7 @@
             <w:pPr>
               <w:spacing w:after="20" w:before="0"/>
             </w:pPr>
-            <w:hyperlink w:history="1" r:id="rIddhqhsvp2f2ohezx11udaz">
+            <w:hyperlink w:history="1" r:id="rIdrasvomg0rmcvs1vedjpxs">
               <w:r>
                 <w:rPr>
                   <w:rFonts w:ascii="Arial" w:cs="Arial" w:eastAsia="Arial" w:hAnsi="Arial"/>
@@ -24128,7 +24128,7 @@
               <w:spacing w:after="10" w:before="0"/>
               <w:ind w:left="120"/>
             </w:pPr>
-            <w:hyperlink w:history="1" r:id="rId0kcfkovocdqi9hd5kyq1o">
+            <w:hyperlink w:history="1" r:id="rId9h6ensxqcibrfjvjsarwf">
               <w:r>
                 <w:rPr>
                   <w:rFonts w:ascii="Arial" w:cs="Arial" w:eastAsia="Arial" w:hAnsi="Arial"/>
@@ -24173,7 +24173,7 @@
             <w:pPr>
               <w:spacing w:after="20" w:before="0"/>
             </w:pPr>
-            <w:hyperlink w:history="1" r:id="rIdu7h_ykhwyjrvlwtzzpf4w">
+            <w:hyperlink w:history="1" r:id="rId_-hw7yepd9yvqzzrlx6hs">
               <w:r>
                 <w:rPr>
                   <w:rFonts w:ascii="Arial" w:cs="Arial" w:eastAsia="Arial" w:hAnsi="Arial"/>
@@ -24206,7 +24206,7 @@
               <w:spacing w:after="10" w:before="0"/>
               <w:ind w:left="120"/>
             </w:pPr>
-            <w:hyperlink w:history="1" r:id="rIdylmji_wyaxhb3fjzbmwgd">
+            <w:hyperlink w:history="1" r:id="rIdxdd0r9srs0s-zslbgwgw5">
               <w:r>
                 <w:rPr>
                   <w:rFonts w:ascii="Arial" w:cs="Arial" w:eastAsia="Arial" w:hAnsi="Arial"/>
@@ -24401,7 +24401,7 @@
             <w:pPr>
               <w:spacing w:after="20" w:before="0"/>
             </w:pPr>
-            <w:hyperlink w:history="1" r:id="rId9v_jegtkn5a9us8a5edwi">
+            <w:hyperlink w:history="1" r:id="rIdihmt8e_2_lm81tzhrkso6">
               <w:r>
                 <w:rPr>
                   <w:rFonts w:ascii="Arial" w:cs="Arial" w:eastAsia="Arial" w:hAnsi="Arial"/>
@@ -24434,7 +24434,7 @@
               <w:spacing w:after="10" w:before="0"/>
               <w:ind w:left="120"/>
             </w:pPr>
-            <w:hyperlink w:history="1" r:id="rIdfgzptn7pvaqiwy0radxzl">
+            <w:hyperlink w:history="1" r:id="rIdpl9ckcu9ot7y7pfd2t40x">
               <w:r>
                 <w:rPr>
                   <w:rFonts w:ascii="Arial" w:cs="Arial" w:eastAsia="Arial" w:hAnsi="Arial"/>
@@ -24479,7 +24479,7 @@
             <w:pPr>
               <w:spacing w:after="20" w:before="0"/>
             </w:pPr>
-            <w:hyperlink w:history="1" r:id="rIdmpuidhw0gynvhqbeolyoq">
+            <w:hyperlink w:history="1" r:id="rIdfxjy5e2b8cnjl66_miyrl">
               <w:r>
                 <w:rPr>
                   <w:rFonts w:ascii="Arial" w:cs="Arial" w:eastAsia="Arial" w:hAnsi="Arial"/>
@@ -24512,7 +24512,7 @@
               <w:spacing w:after="10" w:before="0"/>
               <w:ind w:left="120"/>
             </w:pPr>
-            <w:hyperlink w:history="1" r:id="rIdtjfyr1khyf6k2m19ssi2z">
+            <w:hyperlink w:history="1" r:id="rIdw43awgc_1r6oj3pe0uqmy">
               <w:r>
                 <w:rPr>
                   <w:rFonts w:ascii="Arial" w:cs="Arial" w:eastAsia="Arial" w:hAnsi="Arial"/>
@@ -24707,7 +24707,7 @@
             <w:pPr>
               <w:spacing w:after="20" w:before="0"/>
             </w:pPr>
-            <w:hyperlink w:history="1" r:id="rIdyro2porbzojwswcaz1en5">
+            <w:hyperlink w:history="1" r:id="rIdqkxj7yeizjtjd9wejleuf">
               <w:r>
                 <w:rPr>
                   <w:rFonts w:ascii="Arial" w:cs="Arial" w:eastAsia="Arial" w:hAnsi="Arial"/>
@@ -24740,7 +24740,7 @@
               <w:spacing w:after="10" w:before="0"/>
               <w:ind w:left="120"/>
             </w:pPr>
-            <w:hyperlink w:history="1" r:id="rIdvpeheiji9fv1uqdc6pvtz">
+            <w:hyperlink w:history="1" r:id="rIdpryfkk5fqr0lvhaxae-wj">
               <w:r>
                 <w:rPr>
                   <w:rFonts w:ascii="Arial" w:cs="Arial" w:eastAsia="Arial" w:hAnsi="Arial"/>
@@ -24785,7 +24785,7 @@
             <w:pPr>
               <w:spacing w:after="20" w:before="0"/>
             </w:pPr>
-            <w:hyperlink w:history="1" r:id="rIdpy-53vgnad7krdd6e1lve">
+            <w:hyperlink w:history="1" r:id="rIdnuzdks2xpimfexpzby9q4">
               <w:r>
                 <w:rPr>
                   <w:rFonts w:ascii="Arial" w:cs="Arial" w:eastAsia="Arial" w:hAnsi="Arial"/>
@@ -24818,7 +24818,7 @@
               <w:spacing w:after="10" w:before="0"/>
               <w:ind w:left="120"/>
             </w:pPr>
-            <w:hyperlink w:history="1" r:id="rIdb2xuwq0cf3f1ixwingjnp">
+            <w:hyperlink w:history="1" r:id="rIdpq7aktp_gwsvk94xii-9d">
               <w:r>
                 <w:rPr>
                   <w:rFonts w:ascii="Arial" w:cs="Arial" w:eastAsia="Arial" w:hAnsi="Arial"/>
